--- a/data/outputs/v2/Maths/SS4.1_Statistics_I/Mathematics_Statistics_I_FinalExplanation.docx
+++ b/data/outputs/v2/Maths/SS4.1_Statistics_I/Mathematics_Statistics_I_FinalExplanation.docx
@@ -38,6 +38,177 @@
           <w:szCs w:val="22"/>
         </w:rPr>
         <w:t xml:space="preserve">Student Assessment Document</w:t>
+      </w:r>
+    </w:p>
+    <w:p>
+      <w:pPr>
+        <w:spacing w:after="80" w:before="120"/>
+      </w:pPr>
+      <w:r>
+        <w:rPr>
+          <w:rFonts w:ascii="Arial" w:cs="Arial" w:eastAsia="Arial" w:hAnsi="Arial"/>
+          <w:b/>
+          <w:bCs/>
+          <w:color w:val="1F3864"/>
+          <w:sz w:val="20"/>
+          <w:szCs w:val="20"/>
+        </w:rPr>
+        <w:t xml:space="preserve">ATTRIBUTION AND LICENSING</w:t>
+      </w:r>
+    </w:p>
+    <w:p>
+      <w:pPr>
+        <w:spacing w:after="60" w:before="0"/>
+      </w:pPr>
+      <w:r>
+        <w:rPr>
+          <w:rFonts w:ascii="Arial" w:cs="Arial" w:eastAsia="Arial" w:hAnsi="Arial"/>
+          <w:b/>
+          <w:bCs/>
+          <w:sz w:val="17"/>
+          <w:szCs w:val="17"/>
+        </w:rPr>
+        <w:t xml:space="preserve">Curriculum Alignment: </w:t>
+      </w:r>
+      <w:r>
+        <w:rPr>
+          <w:rFonts w:ascii="Arial" w:cs="Arial" w:eastAsia="Arial" w:hAnsi="Arial"/>
+          <w:sz w:val="17"/>
+          <w:szCs w:val="17"/>
+        </w:rPr>
+        <w:t xml:space="preserve">Structured in pedagogical alignment with the competence-based curriculum format and learning outcomes established by the Kenya Institute of Curriculum Development (KICD). This material is independently developed and is not officially endorsed or published by KICD.</w:t>
+      </w:r>
+    </w:p>
+    <w:p>
+      <w:pPr>
+        <w:spacing w:after="60" w:before="0"/>
+      </w:pPr>
+      <w:r>
+        <w:rPr>
+          <w:rFonts w:ascii="Arial" w:cs="Arial" w:eastAsia="Arial" w:hAnsi="Arial"/>
+          <w:b/>
+          <w:bCs/>
+          <w:sz w:val="17"/>
+          <w:szCs w:val="17"/>
+        </w:rPr>
+        <w:t xml:space="preserve">Content &amp; Pedagogy: </w:t>
+      </w:r>
+      <w:r>
+        <w:rPr>
+          <w:rFonts w:ascii="Arial" w:cs="Arial" w:eastAsia="Arial" w:hAnsi="Arial"/>
+          <w:sz w:val="17"/>
+          <w:szCs w:val="17"/>
+        </w:rPr>
+        <w:t xml:space="preserve">Developed and adapted by the educator team at SeaVuria (registered 501(c)(3) in the United States and registered NGO in Kenya, No. 872-850A-BF11), who designed the pedagogical framework, lesson templates and exemplar lessons on which this material is based.</w:t>
+      </w:r>
+    </w:p>
+    <w:p>
+      <w:pPr>
+        <w:spacing w:after="60" w:before="0"/>
+      </w:pPr>
+      <w:r>
+        <w:rPr>
+          <w:rFonts w:ascii="Arial" w:cs="Arial" w:eastAsia="Arial" w:hAnsi="Arial"/>
+          <w:b/>
+          <w:bCs/>
+          <w:sz w:val="17"/>
+          <w:szCs w:val="17"/>
+        </w:rPr>
+        <w:t xml:space="preserve">Production &amp; Layout: </w:t>
+      </w:r>
+      <w:r>
+        <w:rPr>
+          <w:rFonts w:ascii="Arial" w:cs="Arial" w:eastAsia="Arial" w:hAnsi="Arial"/>
+          <w:sz w:val="17"/>
+          <w:szCs w:val="17"/>
+        </w:rPr>
+        <w:t xml:space="preserve">Educational design and curriculum sequencing by SeaVuria. Technical layout, structural formatting, and digital optimization/implementation executed in partnership with ARES Education (registered 501(c)(3) in the United States and Canada (as Afretech Aid) and registered NGO in Kenya), with lesson drafting and compilation assisted by AI (Claude, Anthropic).</w:t>
+      </w:r>
+    </w:p>
+    <w:p>
+      <w:pPr>
+        <w:pBdr>
+          <w:bottom w:val="single" w:color="1F3864" w:sz="6" w:space="6"/>
+        </w:pBdr>
+        <w:spacing w:after="60" w:before="0"/>
+      </w:pPr>
+      <w:r>
+        <w:rPr>
+          <w:rFonts w:ascii="Arial" w:cs="Arial" w:eastAsia="Arial" w:hAnsi="Arial"/>
+          <w:b/>
+          <w:bCs/>
+          <w:sz w:val="17"/>
+          <w:szCs w:val="17"/>
+        </w:rPr>
+        <w:t xml:space="preserve">Licensing &amp; Copyright: </w:t>
+      </w:r>
+      <w:r>
+        <w:rPr>
+          <w:rFonts w:ascii="Arial" w:cs="Arial" w:eastAsia="Arial" w:hAnsi="Arial"/>
+          <w:sz w:val="17"/>
+          <w:szCs w:val="17"/>
+        </w:rPr>
+        <w:t xml:space="preserve">© 2026 SeaVuria and ARES. This work is licensed under a </w:t>
+      </w:r>
+      <w:hyperlink w:history="1" r:id="rIddzeqshxymsj7yjthzkvfr">
+        <w:r>
+          <w:rPr>
+            <w:rFonts w:ascii="Arial" w:cs="Arial" w:eastAsia="Arial" w:hAnsi="Arial"/>
+            <w:color w:val="1F6B75"/>
+            <w:sz w:val="17"/>
+            <w:szCs w:val="17"/>
+            <w:u w:val="single" w:color="1F6B75"/>
+          </w:rPr>
+          <w:t xml:space="preserve">Creative Commons Attribution-NonCommercial 4.0 International License</w:t>
+        </w:r>
+      </w:hyperlink>
+      <w:r>
+        <w:rPr>
+          <w:rFonts w:ascii="Arial" w:cs="Arial" w:eastAsia="Arial" w:hAnsi="Arial"/>
+          <w:sz w:val="17"/>
+          <w:szCs w:val="17"/>
+        </w:rPr>
+        <w:t xml:space="preserve"> (</w:t>
+      </w:r>
+      <w:hyperlink w:history="1" r:id="rIdsqez0xeefkpknobzn_kub">
+        <w:r>
+          <w:rPr>
+            <w:rFonts w:ascii="Arial" w:cs="Arial" w:eastAsia="Arial" w:hAnsi="Arial"/>
+            <w:color w:val="1F6B75"/>
+            <w:sz w:val="17"/>
+            <w:szCs w:val="17"/>
+            <w:u w:val="single" w:color="1F6B75"/>
+          </w:rPr>
+          <w:t xml:space="preserve">CC BY-NC 4.0</w:t>
+        </w:r>
+      </w:hyperlink>
+      <w:r>
+        <w:rPr>
+          <w:rFonts w:ascii="Arial" w:cs="Arial" w:eastAsia="Arial" w:hAnsi="Arial"/>
+          <w:sz w:val="17"/>
+          <w:szCs w:val="17"/>
+        </w:rPr>
+        <w:t xml:space="preserve">). To view a copy of this license, visit </w:t>
+      </w:r>
+      <w:hyperlink w:history="1" r:id="rIducwm0ljet2wjjqf9p558v">
+        <w:r>
+          <w:rPr>
+            <w:rFonts w:ascii="Arial" w:cs="Arial" w:eastAsia="Arial" w:hAnsi="Arial"/>
+            <w:color w:val="1F6B75"/>
+            <w:sz w:val="17"/>
+            <w:szCs w:val="17"/>
+            <w:u w:val="single" w:color="1F6B75"/>
+          </w:rPr>
+          <w:t xml:space="preserve">https://creativecommons.org/licenses/by-nc/4.0/</w:t>
+        </w:r>
+      </w:hyperlink>
+      <w:r>
+        <w:rPr>
+          <w:rFonts w:ascii="Arial" w:cs="Arial" w:eastAsia="Arial" w:hAnsi="Arial"/>
+          <w:sz w:val="17"/>
+          <w:szCs w:val="17"/>
+        </w:rPr>
+        <w:t xml:space="preserve">. You are free to copy, redistribute, and adapt this material in any medium or format, provided appropriate credit is given and the material is not used for commercial purposes. KICD learning outcomes and curriculum designations reproduced here for alignment purposes remain the property of KICD and are not covered by this license. Linked external resources (e.g. CK-12, Khan Academy, PhET) are subject to their own licenses.</w:t>
       </w:r>
     </w:p>
     <w:p>

--- a/data/outputs/v2/Maths/SS4.1_Statistics_I/Mathematics_Statistics_I_FinalExplanation.docx
+++ b/data/outputs/v2/Maths/SS4.1_Statistics_I/Mathematics_Statistics_I_FinalExplanation.docx
@@ -95,7 +95,7 @@
                 <w:sz w:val="22"/>
                 <w:szCs w:val="22"/>
               </w:rPr>
-              <w:t xml:space="preserve">FINAL EXPLANATION: MATHEMATICS GRADE 10 — SUB-STRAND 4.1: STATISTICS I</w:t>
+              <w:t xml:space="preserve">FINAL EXPLANATION: MATHEMATICS GRADE 10 – STATISTICS I (SUB-STRAND 4.1): FINAL EXPLANATION</w:t>
             </w:r>
           </w:p>
         </w:tc>
@@ -422,83 +422,7 @@
                 <w:sz w:val="18"/>
                 <w:szCs w:val="18"/>
               </w:rPr>
-              <w:t xml:space="preserve">This is your Final Explanation task. Over the past 9 lessons, you have been investigating the "Maize Harvest Mystery of Nakuru County." A KALRO officer visited 20 smallholder farmers and collected harvest data — but the raw list was chaotic and impossible to use. Your job now is to show what you have learned by writing a complete, well-organised explanation that answers the driving question:</w:t>
-            </w:r>
-          </w:p>
-          <w:p>
-            <w:pPr>
-              <w:spacing w:after="40" w:before="0"/>
-              <w:jc w:val="left"/>
-            </w:pPr>
-            <w:r>
-              <w:rPr>
-                <w:rFonts w:ascii="Arial" w:cs="Arial" w:eastAsia="Arial" w:hAnsi="Arial"/>
-                <w:b w:val="false"/>
-                <w:bCs w:val="false"/>
-                <w:i w:val="false"/>
-                <w:iCs w:val="false"/>
-                <w:color w:val="000000"/>
-                <w:sz w:val="18"/>
-                <w:szCs w:val="18"/>
-              </w:rPr>
-              <w:t xml:space="preserve"/>
-            </w:r>
-          </w:p>
-          <w:p>
-            <w:pPr>
-              <w:spacing w:after="40" w:before="0"/>
-              <w:jc w:val="left"/>
-            </w:pPr>
-            <w:r>
-              <w:rPr>
-                <w:rFonts w:ascii="Arial" w:cs="Arial" w:eastAsia="Arial" w:hAnsi="Arial"/>
-                <w:b w:val="false"/>
-                <w:bCs w:val="false"/>
-                <w:i w:val="false"/>
-                <w:iCs w:val="false"/>
-                <w:color w:val="000000"/>
-                <w:sz w:val="18"/>
-                <w:szCs w:val="18"/>
-              </w:rPr>
-              <w:t xml:space="preserve">"How can we collect, organize, and represent data about our community to help Kenyan decision-makers take effective action?"</w:t>
-            </w:r>
-          </w:p>
-          <w:p>
-            <w:pPr>
-              <w:spacing w:after="40" w:before="0"/>
-              <w:jc w:val="left"/>
-            </w:pPr>
-            <w:r>
-              <w:rPr>
-                <w:rFonts w:ascii="Arial" w:cs="Arial" w:eastAsia="Arial" w:hAnsi="Arial"/>
-                <w:b w:val="false"/>
-                <w:bCs w:val="false"/>
-                <w:i w:val="false"/>
-                <w:iCs w:val="false"/>
-                <w:color w:val="000000"/>
-                <w:sz w:val="18"/>
-                <w:szCs w:val="18"/>
-              </w:rPr>
-              <w:t xml:space="preserve"/>
-            </w:r>
-          </w:p>
-          <w:p>
-            <w:pPr>
-              <w:spacing w:after="40" w:before="0"/>
-              <w:jc w:val="left"/>
-            </w:pPr>
-            <w:r>
-              <w:rPr>
-                <w:rFonts w:ascii="Arial" w:cs="Arial" w:eastAsia="Arial" w:hAnsi="Arial"/>
-                <w:b w:val="false"/>
-                <w:bCs w:val="false"/>
-                <w:i w:val="false"/>
-                <w:iCs w:val="false"/>
-                <w:color w:val="000000"/>
-                <w:sz w:val="18"/>
-                <w:szCs w:val="18"/>
-              </w:rPr>
-              <w:t xml:space="preserve">Read each section prompt carefully. Use the exemplar responses as a guide for the quality and depth expected. Support every claim you make with data, calculations, or diagrams where asked. Write clearly — imagine your audience is a Nakuru County government official who needs to trust your analysis to make a real fertilizer-allocation decision.</w:t>
+              <w:t xml:space="preserve">Welcome back to the Maize Harvest Mystery of Nakuru County! A KALRO officer collected the maize harvests (in 90-kg bags) of 20 smallholder farmers. The county government needs ONE number to represent a typical harvest so it can decide how much subsidised fertiliser to allocate next season. Here is the officer's raw list, in the order she collected it: 12, 7, 21, 12, 4, 10, 28, 12, 15, 9, 12, 31, 6, 10, 20, 12, 14, 8, 24, 11. Use everything you learned in this unit to answer the Driving Question: How can we collect, organize, and represent data about our community to help Kenyan decision-makers take effective action? Answer each prompt in the space under it. Use full sentences, show any working, and use the 20 Nakuru harvests above as your evidence. Use the correct statistical words (frequency, tally, mean, median, mode, outlier, axis, sector).</w:t>
             </w:r>
           </w:p>
         </w:tc>
@@ -526,14 +450,12 @@
         <w:tblLayout w:type="fixed"/>
       </w:tblPr>
       <w:tblGrid>
-        <w:gridCol w:w="3000"/>
-        <w:gridCol w:w="10680"/>
+        <w:gridCol w:w="13680"/>
       </w:tblGrid>
       <w:tr>
         <w:tc>
           <w:tcPr>
             <w:tcW w:type="dxa" w:w="13680"/>
-            <w:gridSpan w:val="2"/>
             <w:shd w:fill="1F3864" w:color="auto" w:val="clear"/>
             <w:tcMar>
               <w:top w:type="dxa" w:w="60"/>
@@ -559,15 +481,15 @@
                 <w:sz w:val="22"/>
                 <w:szCs w:val="22"/>
               </w:rPr>
-              <w:t xml:space="preserve">Section 1: Collecting and Organising Raw Data</w:t>
-            </w:r>
-          </w:p>
-        </w:tc>
-      </w:tr>
-      <w:tr>
-        <w:tc>
-          <w:tcPr>
-            <w:tcW w:type="dxa" w:w="3000"/>
+              <w:t xml:space="preserve">Part 1: From chaos to order</w:t>
+            </w:r>
+          </w:p>
+        </w:tc>
+      </w:tr>
+      <w:tr>
+        <w:tc>
+          <w:tcPr>
+            <w:tcW w:type="dxa" w:w="13680"/>
             <w:shd w:fill="D9EEF1" w:color="auto" w:val="clear"/>
             <w:tcMar>
               <w:top w:type="dxa" w:w="60"/>
@@ -593,13 +515,18 @@
                 <w:sz w:val="18"/>
                 <w:szCs w:val="18"/>
               </w:rPr>
-              <w:t xml:space="preserve">Look back at the raw list of 20 maize harvest values (in 90-kg bags) from the Nakuru County farmers. Explain why the raw list alone is not useful for decision-making. Then describe TWO methods you would use to organise this data, and explain what each method reveals that the raw list does not. Use specific examples from the Nakuru data in your answer.</w:t>
-            </w:r>
-          </w:p>
-        </w:tc>
-        <w:tc>
-          <w:tcPr>
-            <w:tcW w:type="dxa" w:w="10680"/>
+              <w:t xml:space="preserve">At the start of the unit, the KALRO officer's chalkboard list of 20 harvests looked chaotic. (a) Describe how you would build a frequency distribution table from the raw list, including how tally marks are used. (b) Use the list to build your table, then name one pattern that the table lets you see that the raw list hid. (c) Explain one thing the frequency table still cannot tell the county government.</w:t>
+            </w:r>
+          </w:p>
+        </w:tc>
+      </w:tr>
+      <w:tr>
+        <w:trPr>
+          <w:trHeight w:val="4200" w:hRule="atLeast"/>
+        </w:trPr>
+        <w:tc>
+          <w:tcPr>
+            <w:tcW w:type="dxa" w:w="13680"/>
             <w:shd w:fill="FFFFFF" w:color="auto" w:val="clear"/>
             <w:tcMar>
               <w:top w:type="dxa" w:w="60"/>
@@ -619,165 +546,13 @@
                 <w:rFonts w:ascii="Arial" w:cs="Arial" w:eastAsia="Arial" w:hAnsi="Arial"/>
                 <w:b w:val="false"/>
                 <w:bCs w:val="false"/>
-                <w:i w:val="false"/>
-                <w:iCs w:val="false"/>
-                <w:color w:val="000000"/>
-                <w:sz w:val="18"/>
-                <w:szCs w:val="18"/>
-              </w:rPr>
-              <w:t xml:space="preserve">When the KALRO officer first wrote the 20 harvest values on the chalkboard in the order she collected them, the data was overwhelming. There was no pattern visible — a value of 4 bags sat next to a value of 27 bags, making it impossible to tell at a glance what a 'typical' harvest looked like. Raw data is collected data that has not yet been sorted, grouped, or summarised, and on its own it cannot answer questions about trends or typical values.</w:t>
-            </w:r>
-          </w:p>
-          <w:p>
-            <w:pPr>
-              <w:spacing w:after="40" w:before="0"/>
-              <w:jc w:val="left"/>
-            </w:pPr>
-            <w:r>
-              <w:rPr>
-                <w:rFonts w:ascii="Arial" w:cs="Arial" w:eastAsia="Arial" w:hAnsi="Arial"/>
-                <w:b w:val="false"/>
-                <w:bCs w:val="false"/>
-                <w:i w:val="false"/>
-                <w:iCs w:val="false"/>
-                <w:color w:val="000000"/>
-                <w:sz w:val="18"/>
-                <w:szCs w:val="18"/>
-              </w:rPr>
-              <w:t xml:space="preserve"/>
-            </w:r>
-          </w:p>
-          <w:p>
-            <w:pPr>
-              <w:spacing w:after="40" w:before="0"/>
-              <w:jc w:val="left"/>
-            </w:pPr>
-            <w:r>
-              <w:rPr>
-                <w:rFonts w:ascii="Arial" w:cs="Arial" w:eastAsia="Arial" w:hAnsi="Arial"/>
-                <w:b w:val="false"/>
-                <w:bCs w:val="false"/>
-                <w:i w:val="false"/>
-                <w:iCs w:val="false"/>
-                <w:color w:val="000000"/>
-                <w:sz w:val="18"/>
-                <w:szCs w:val="18"/>
-              </w:rPr>
-              <w:t xml:space="preserve">To make sense of this data, two powerful organising methods are a tally-and-frequency table and ordering the data from smallest to largest (an ordered array).</w:t>
-            </w:r>
-          </w:p>
-          <w:p>
-            <w:pPr>
-              <w:spacing w:after="40" w:before="0"/>
-              <w:jc w:val="left"/>
-            </w:pPr>
-            <w:r>
-              <w:rPr>
-                <w:rFonts w:ascii="Arial" w:cs="Arial" w:eastAsia="Arial" w:hAnsi="Arial"/>
-                <w:b w:val="false"/>
-                <w:bCs w:val="false"/>
-                <w:i w:val="false"/>
-                <w:iCs w:val="false"/>
-                <w:color w:val="000000"/>
-                <w:sz w:val="18"/>
-                <w:szCs w:val="18"/>
-              </w:rPr>
-              <w:t xml:space="preserve"/>
-            </w:r>
-          </w:p>
-          <w:p>
-            <w:pPr>
-              <w:spacing w:after="40" w:before="0"/>
-              <w:jc w:val="left"/>
-            </w:pPr>
-            <w:r>
-              <w:rPr>
-                <w:rFonts w:ascii="Arial" w:cs="Arial" w:eastAsia="Arial" w:hAnsi="Arial"/>
-                <w:b w:val="false"/>
-                <w:bCs w:val="false"/>
-                <w:i w:val="false"/>
-                <w:iCs w:val="false"/>
-                <w:color w:val="000000"/>
-                <w:sz w:val="18"/>
-                <w:szCs w:val="18"/>
-              </w:rPr>
-              <w:t xml:space="preserve">A frequency table groups the harvest values into class intervals — for example, 1–5 bags, 6–10 bags, 11–15 bags, and so on — and records how many farmers fall into each group. This immediately shows you where most farmers are clustered. For the Nakuru data, if 8 out of 20 farmers fall in the 11–20 bag range, the frequency table makes that visible at a glance, whereas the raw list hides it.</w:t>
-            </w:r>
-          </w:p>
-          <w:p>
-            <w:pPr>
-              <w:spacing w:after="40" w:before="0"/>
-              <w:jc w:val="left"/>
-            </w:pPr>
-            <w:r>
-              <w:rPr>
-                <w:rFonts w:ascii="Arial" w:cs="Arial" w:eastAsia="Arial" w:hAnsi="Arial"/>
-                <w:b w:val="false"/>
-                <w:bCs w:val="false"/>
-                <w:i w:val="false"/>
-                <w:iCs w:val="false"/>
-                <w:color w:val="000000"/>
-                <w:sz w:val="18"/>
-                <w:szCs w:val="18"/>
-              </w:rPr>
-              <w:t xml:space="preserve"/>
-            </w:r>
-          </w:p>
-          <w:p>
-            <w:pPr>
-              <w:spacing w:after="40" w:before="0"/>
-              <w:jc w:val="left"/>
-            </w:pPr>
-            <w:r>
-              <w:rPr>
-                <w:rFonts w:ascii="Arial" w:cs="Arial" w:eastAsia="Arial" w:hAnsi="Arial"/>
-                <w:b w:val="false"/>
-                <w:bCs w:val="false"/>
-                <w:i w:val="false"/>
-                <w:iCs w:val="false"/>
-                <w:color w:val="000000"/>
-                <w:sz w:val="18"/>
-                <w:szCs w:val="18"/>
-              </w:rPr>
-              <w:t xml:space="preserve">An ordered array simply re-lists all 20 values from the smallest (4 bags) to the largest (31 bags). This makes it easy to find the middle value and to spot whether there are extreme values (outliers) that might distort a calculated average. For example, once ordered, you can immediately see that one farmer's unusually high yield of 31 bags stands far apart from the rest — a detail lost in the chaotic raw list.</w:t>
-            </w:r>
-          </w:p>
-          <w:p>
-            <w:pPr>
-              <w:spacing w:after="40" w:before="0"/>
-              <w:jc w:val="left"/>
-            </w:pPr>
-            <w:r>
-              <w:rPr>
-                <w:rFonts w:ascii="Arial" w:cs="Arial" w:eastAsia="Arial" w:hAnsi="Arial"/>
-                <w:b w:val="false"/>
-                <w:bCs w:val="false"/>
-                <w:i w:val="false"/>
-                <w:iCs w:val="false"/>
-                <w:color w:val="000000"/>
-                <w:sz w:val="18"/>
-                <w:szCs w:val="18"/>
-              </w:rPr>
-              <w:t xml:space="preserve"/>
-            </w:r>
-          </w:p>
-          <w:p>
-            <w:pPr>
-              <w:spacing w:after="40" w:before="0"/>
-              <w:jc w:val="left"/>
-            </w:pPr>
-            <w:r>
-              <w:rPr>
-                <w:rFonts w:ascii="Arial" w:cs="Arial" w:eastAsia="Arial" w:hAnsi="Arial"/>
-                <w:b w:val="false"/>
-                <w:bCs w:val="false"/>
-                <w:i w:val="false"/>
-                <w:iCs w:val="false"/>
-                <w:color w:val="000000"/>
-                <w:sz w:val="18"/>
-                <w:szCs w:val="18"/>
-              </w:rPr>
-              <w:t xml:space="preserve">Both methods transform confusing raw data into organised information that tells a story, which is the first step toward helping the county government make a fair decision.</w:t>
+                <w:i/>
+                <w:iCs/>
+                <w:color w:val="808080"/>
+                <w:sz w:val="18"/>
+                <w:szCs w:val="18"/>
+              </w:rPr>
+              <w:t xml:space="preserve">Write your answer here:</w:t>
             </w:r>
           </w:p>
         </w:tc>
@@ -805,14 +580,12 @@
         <w:tblLayout w:type="fixed"/>
       </w:tblPr>
       <w:tblGrid>
-        <w:gridCol w:w="3000"/>
-        <w:gridCol w:w="10680"/>
+        <w:gridCol w:w="13680"/>
       </w:tblGrid>
       <w:tr>
         <w:tc>
           <w:tcPr>
             <w:tcW w:type="dxa" w:w="13680"/>
-            <w:gridSpan w:val="2"/>
             <w:shd w:fill="1F3864" w:color="auto" w:val="clear"/>
             <w:tcMar>
               <w:top w:type="dxa" w:w="60"/>
@@ -838,15 +611,15 @@
                 <w:sz w:val="22"/>
                 <w:szCs w:val="22"/>
               </w:rPr>
-              <w:t xml:space="preserve">Section 2: Representing Data Visually</w:t>
-            </w:r>
-          </w:p>
-        </w:tc>
-      </w:tr>
-      <w:tr>
-        <w:tc>
-          <w:tcPr>
-            <w:tcW w:type="dxa" w:w="3000"/>
+              <w:t xml:space="preserve">Part 2: Three measures, three stories</w:t>
+            </w:r>
+          </w:p>
+        </w:tc>
+      </w:tr>
+      <w:tr>
+        <w:tc>
+          <w:tcPr>
+            <w:tcW w:type="dxa" w:w="13680"/>
             <w:shd w:fill="D9EEF1" w:color="auto" w:val="clear"/>
             <w:tcMar>
               <w:top w:type="dxa" w:w="60"/>
@@ -872,13 +645,18 @@
                 <w:sz w:val="18"/>
                 <w:szCs w:val="18"/>
               </w:rPr>
-              <w:t xml:space="preserve">Choose TWO types of graphs or charts that are appropriate for representing the Nakuru maize harvest data. For each graph: (a) state its name and describe how it is constructed, (b) explain what pattern or story it reveals about the farmers' harvests, and (c) explain why that visual representation is more useful to a county government official than a list of numbers. You may sketch or describe a graph in your answer.</w:t>
-            </w:r>
-          </w:p>
-        </w:tc>
-        <w:tc>
-          <w:tcPr>
-            <w:tcW w:type="dxa" w:w="10680"/>
+              <w:t xml:space="preserve">Use the 20 Nakuru harvests. (a) Explain in your own words how each of the three measures (mean, mode, median) is found, and then find each one for the 20 harvests, showing your working. (b) Explain what your mean tells us using the idea of a 'balance point' or equal redistribution. (c) Compare your mean with your median. Using the idea of outliers, explain why the two values are different.</w:t>
+            </w:r>
+          </w:p>
+        </w:tc>
+      </w:tr>
+      <w:tr>
+        <w:trPr>
+          <w:trHeight w:val="4200" w:hRule="atLeast"/>
+        </w:trPr>
+        <w:tc>
+          <w:tcPr>
+            <w:tcW w:type="dxa" w:w="13680"/>
             <w:shd w:fill="FFFFFF" w:color="auto" w:val="clear"/>
             <w:tcMar>
               <w:top w:type="dxa" w:w="60"/>
@@ -898,127 +676,13 @@
                 <w:rFonts w:ascii="Arial" w:cs="Arial" w:eastAsia="Arial" w:hAnsi="Arial"/>
                 <w:b w:val="false"/>
                 <w:bCs w:val="false"/>
-                <w:i w:val="false"/>
-                <w:iCs w:val="false"/>
-                <w:color w:val="000000"/>
-                <w:sz w:val="18"/>
-                <w:szCs w:val="18"/>
-              </w:rPr>
-              <w:t xml:space="preserve">Two graphs that are well suited to the Nakuru maize harvest data are a frequency histogram and a bar graph of grouped data.</w:t>
-            </w:r>
-          </w:p>
-          <w:p>
-            <w:pPr>
-              <w:spacing w:after="40" w:before="0"/>
-              <w:jc w:val="left"/>
-            </w:pPr>
-            <w:r>
-              <w:rPr>
-                <w:rFonts w:ascii="Arial" w:cs="Arial" w:eastAsia="Arial" w:hAnsi="Arial"/>
-                <w:b w:val="false"/>
-                <w:bCs w:val="false"/>
-                <w:i w:val="false"/>
-                <w:iCs w:val="false"/>
-                <w:color w:val="000000"/>
-                <w:sz w:val="18"/>
-                <w:szCs w:val="18"/>
-              </w:rPr>
-              <w:t xml:space="preserve"/>
-            </w:r>
-          </w:p>
-          <w:p>
-            <w:pPr>
-              <w:spacing w:after="40" w:before="0"/>
-              <w:jc w:val="left"/>
-            </w:pPr>
-            <w:r>
-              <w:rPr>
-                <w:rFonts w:ascii="Arial" w:cs="Arial" w:eastAsia="Arial" w:hAnsi="Arial"/>
-                <w:b w:val="false"/>
-                <w:bCs w:val="false"/>
-                <w:i w:val="false"/>
-                <w:iCs w:val="false"/>
-                <w:color w:val="000000"/>
-                <w:sz w:val="18"/>
-                <w:szCs w:val="18"/>
-              </w:rPr>
-              <w:t xml:space="preserve">A frequency histogram is constructed by placing the class intervals (e.g., 1–5, 6–10, 11–15, 16–20, 21–25, 26–31 bags) on the horizontal axis and the frequency (number of farmers) on the vertical axis. Bars are drawn for each interval with no gaps between them, because the data is continuous. For the Nakuru data, the histogram would show a peak in the middle intervals — suggesting that most farmers harvested between 11 and 20 bags — with the bars becoming shorter toward the extremes. This shape (roughly a mound) tells the county official immediately that a harvest of around 11–20 bags is the most common outcome, not the unusually low value of 4 bags or the unusually high value of 31 bags.</w:t>
-            </w:r>
-          </w:p>
-          <w:p>
-            <w:pPr>
-              <w:spacing w:after="40" w:before="0"/>
-              <w:jc w:val="left"/>
-            </w:pPr>
-            <w:r>
-              <w:rPr>
-                <w:rFonts w:ascii="Arial" w:cs="Arial" w:eastAsia="Arial" w:hAnsi="Arial"/>
-                <w:b w:val="false"/>
-                <w:bCs w:val="false"/>
-                <w:i w:val="false"/>
-                <w:iCs w:val="false"/>
-                <w:color w:val="000000"/>
-                <w:sz w:val="18"/>
-                <w:szCs w:val="18"/>
-              </w:rPr>
-              <w:t xml:space="preserve"/>
-            </w:r>
-          </w:p>
-          <w:p>
-            <w:pPr>
-              <w:spacing w:after="40" w:before="0"/>
-              <w:jc w:val="left"/>
-            </w:pPr>
-            <w:r>
-              <w:rPr>
-                <w:rFonts w:ascii="Arial" w:cs="Arial" w:eastAsia="Arial" w:hAnsi="Arial"/>
-                <w:b w:val="false"/>
-                <w:bCs w:val="false"/>
-                <w:i w:val="false"/>
-                <w:iCs w:val="false"/>
-                <w:color w:val="000000"/>
-                <w:sz w:val="18"/>
-                <w:szCs w:val="18"/>
-              </w:rPr>
-              <w:t xml:space="preserve">A bar graph can be used to compare harvests across separate categories — for example, if the 20 farmers came from five different sub-locations in Nakuru County (such as Njoro, Molo, Rongai, Subukia, and Gilgil), a bar graph with one bar per sub-location and bar height representing the total or average yield per sub-location would allow the official to compare areas side by side. This is far more powerful than reading a list, because the eye can immediately see which sub-location is underperforming and may need more fertilizer.</w:t>
-            </w:r>
-          </w:p>
-          <w:p>
-            <w:pPr>
-              <w:spacing w:after="40" w:before="0"/>
-              <w:jc w:val="left"/>
-            </w:pPr>
-            <w:r>
-              <w:rPr>
-                <w:rFonts w:ascii="Arial" w:cs="Arial" w:eastAsia="Arial" w:hAnsi="Arial"/>
-                <w:b w:val="false"/>
-                <w:bCs w:val="false"/>
-                <w:i w:val="false"/>
-                <w:iCs w:val="false"/>
-                <w:color w:val="000000"/>
-                <w:sz w:val="18"/>
-                <w:szCs w:val="18"/>
-              </w:rPr>
-              <w:t xml:space="preserve"/>
-            </w:r>
-          </w:p>
-          <w:p>
-            <w:pPr>
-              <w:spacing w:after="40" w:before="0"/>
-              <w:jc w:val="left"/>
-            </w:pPr>
-            <w:r>
-              <w:rPr>
-                <w:rFonts w:ascii="Arial" w:cs="Arial" w:eastAsia="Arial" w:hAnsi="Arial"/>
-                <w:b w:val="false"/>
-                <w:bCs w:val="false"/>
-                <w:i w:val="false"/>
-                <w:iCs w:val="false"/>
-                <w:color w:val="000000"/>
-                <w:sz w:val="18"/>
-                <w:szCs w:val="18"/>
-              </w:rPr>
-              <w:t xml:space="preserve">Both graphs convert numbers into shapes and comparisons that the human eye processes quickly. A county official reviewing 20 numbers would need several minutes of careful reading; a well-drawn histogram communicates the same story in seconds, making data-driven decisions faster and more reliable.</w:t>
+                <w:i/>
+                <w:iCs/>
+                <w:color w:val="808080"/>
+                <w:sz w:val="18"/>
+                <w:szCs w:val="18"/>
+              </w:rPr>
+              <w:t xml:space="preserve">Write your answer here:</w:t>
             </w:r>
           </w:p>
         </w:tc>
@@ -1046,14 +710,12 @@
         <w:tblLayout w:type="fixed"/>
       </w:tblPr>
       <w:tblGrid>
-        <w:gridCol w:w="3000"/>
-        <w:gridCol w:w="10680"/>
+        <w:gridCol w:w="13680"/>
       </w:tblGrid>
       <w:tr>
         <w:tc>
           <w:tcPr>
             <w:tcW w:type="dxa" w:w="13680"/>
-            <w:gridSpan w:val="2"/>
             <w:shd w:fill="1F3864" w:color="auto" w:val="clear"/>
             <w:tcMar>
               <w:top w:type="dxa" w:w="60"/>
@@ -1079,15 +741,15 @@
                 <w:sz w:val="22"/>
                 <w:szCs w:val="22"/>
               </w:rPr>
-              <w:t xml:space="preserve">Section 3: Calculating and Interpreting Measures of Central Tendency</w:t>
-            </w:r>
-          </w:p>
-        </w:tc>
-      </w:tr>
-      <w:tr>
-        <w:tc>
-          <w:tcPr>
-            <w:tcW w:type="dxa" w:w="3000"/>
+              <w:t xml:space="preserve">Part 3: Which number should the county use?</w:t>
+            </w:r>
+          </w:p>
+        </w:tc>
+      </w:tr>
+      <w:tr>
+        <w:tc>
+          <w:tcPr>
+            <w:tcW w:type="dxa" w:w="13680"/>
             <w:shd w:fill="D9EEF1" w:color="auto" w:val="clear"/>
             <w:tcMar>
               <w:top w:type="dxa" w:w="60"/>
@@ -1113,13 +775,18 @@
                 <w:sz w:val="18"/>
                 <w:szCs w:val="18"/>
               </w:rPr>
-              <w:t xml:space="preserve">Using the Nakuru County maize harvest data, calculate the mean, median, and mode. Show your working clearly. Then answer this question: The county government wants ONE number to represent the 'typical' harvest. Which measure of central tendency would you recommend, and why? In your answer, explain a situation where each measure could be misleading.</w:t>
-            </w:r>
-          </w:p>
-        </w:tc>
-        <w:tc>
-          <w:tcPr>
-            <w:tcW w:type="dxa" w:w="10680"/>
+              <w:t xml:space="preserve">The county government must choose ONE number to decide how much subsidised fertiliser to allocate. Write a short Claim–Evidence–Reasoning advisory note to the Nakuru County Director of Agriculture. Choose mean, median or mode and: (a) state your claim, (b) give evidence from the Nakuru data, (c) explain your reasoning, including how outliers affect your choice, and (d) state one limitation or risk of your choice.</w:t>
+            </w:r>
+          </w:p>
+        </w:tc>
+      </w:tr>
+      <w:tr>
+        <w:trPr>
+          <w:trHeight w:val="4200" w:hRule="atLeast"/>
+        </w:trPr>
+        <w:tc>
+          <w:tcPr>
+            <w:tcW w:type="dxa" w:w="13680"/>
             <w:shd w:fill="FFFFFF" w:color="auto" w:val="clear"/>
             <w:tcMar>
               <w:top w:type="dxa" w:w="60"/>
@@ -1139,336 +806,13 @@
                 <w:rFonts w:ascii="Arial" w:cs="Arial" w:eastAsia="Arial" w:hAnsi="Arial"/>
                 <w:b w:val="false"/>
                 <w:bCs w:val="false"/>
-                <w:i w:val="false"/>
-                <w:iCs w:val="false"/>
-                <w:color w:val="000000"/>
-                <w:sz w:val="18"/>
-                <w:szCs w:val="18"/>
-              </w:rPr>
-              <w:t xml:space="preserve">Using a sample set of the 20 Nakuru farmer harvest values (in 90-kg bags): 4, 7, 8, 9, 10, 11, 12, 12, 14, 15, 15, 15, 17, 18, 19, 20, 22, 24, 27, 31.</w:t>
-            </w:r>
-          </w:p>
-          <w:p>
-            <w:pPr>
-              <w:spacing w:after="40" w:before="0"/>
-              <w:jc w:val="left"/>
-            </w:pPr>
-            <w:r>
-              <w:rPr>
-                <w:rFonts w:ascii="Arial" w:cs="Arial" w:eastAsia="Arial" w:hAnsi="Arial"/>
-                <w:b w:val="false"/>
-                <w:bCs w:val="false"/>
-                <w:i w:val="false"/>
-                <w:iCs w:val="false"/>
-                <w:color w:val="000000"/>
-                <w:sz w:val="18"/>
-                <w:szCs w:val="18"/>
-              </w:rPr>
-              <w:t xml:space="preserve"/>
-            </w:r>
-          </w:p>
-          <w:p>
-            <w:pPr>
-              <w:spacing w:after="40" w:before="0"/>
-              <w:jc w:val="left"/>
-            </w:pPr>
-            <w:r>
-              <w:rPr>
-                <w:rFonts w:ascii="Arial" w:cs="Arial" w:eastAsia="Arial" w:hAnsi="Arial"/>
-                <w:b w:val="false"/>
-                <w:bCs w:val="false"/>
-                <w:i w:val="false"/>
-                <w:iCs w:val="false"/>
-                <w:color w:val="000000"/>
-                <w:sz w:val="18"/>
-                <w:szCs w:val="18"/>
-              </w:rPr>
-              <w:t xml:space="preserve">Mean: Add all values and divide by 20.</w:t>
-            </w:r>
-          </w:p>
-          <w:p>
-            <w:pPr>
-              <w:spacing w:after="40" w:before="0"/>
-              <w:jc w:val="left"/>
-            </w:pPr>
-            <w:r>
-              <w:rPr>
-                <w:rFonts w:ascii="Arial" w:cs="Arial" w:eastAsia="Arial" w:hAnsi="Arial"/>
-                <w:b w:val="false"/>
-                <w:bCs w:val="false"/>
-                <w:i w:val="false"/>
-                <w:iCs w:val="false"/>
-                <w:color w:val="000000"/>
-                <w:sz w:val="18"/>
-                <w:szCs w:val="18"/>
-              </w:rPr>
-              <w:t xml:space="preserve">Sum = 4+7+8+9+10+11+12+12+14+15+15+15+17+18+19+20+22+24+27+31 = 299</w:t>
-            </w:r>
-          </w:p>
-          <w:p>
-            <w:pPr>
-              <w:spacing w:after="40" w:before="0"/>
-              <w:jc w:val="left"/>
-            </w:pPr>
-            <w:r>
-              <w:rPr>
-                <w:rFonts w:ascii="Arial" w:cs="Arial" w:eastAsia="Arial" w:hAnsi="Arial"/>
-                <w:b w:val="false"/>
-                <w:bCs w:val="false"/>
-                <w:i w:val="false"/>
-                <w:iCs w:val="false"/>
-                <w:color w:val="000000"/>
-                <w:sz w:val="18"/>
-                <w:szCs w:val="18"/>
-              </w:rPr>
-              <w:t xml:space="preserve">Mean = 299 ÷ 20 = 14.95 bags ≈ 15 bags.</w:t>
-            </w:r>
-          </w:p>
-          <w:p>
-            <w:pPr>
-              <w:spacing w:after="40" w:before="0"/>
-              <w:jc w:val="left"/>
-            </w:pPr>
-            <w:r>
-              <w:rPr>
-                <w:rFonts w:ascii="Arial" w:cs="Arial" w:eastAsia="Arial" w:hAnsi="Arial"/>
-                <w:b w:val="false"/>
-                <w:bCs w:val="false"/>
-                <w:i w:val="false"/>
-                <w:iCs w:val="false"/>
-                <w:color w:val="000000"/>
-                <w:sz w:val="18"/>
-                <w:szCs w:val="18"/>
-              </w:rPr>
-              <w:t xml:space="preserve"/>
-            </w:r>
-          </w:p>
-          <w:p>
-            <w:pPr>
-              <w:spacing w:after="40" w:before="0"/>
-              <w:jc w:val="left"/>
-            </w:pPr>
-            <w:r>
-              <w:rPr>
-                <w:rFonts w:ascii="Arial" w:cs="Arial" w:eastAsia="Arial" w:hAnsi="Arial"/>
-                <w:b w:val="false"/>
-                <w:bCs w:val="false"/>
-                <w:i w:val="false"/>
-                <w:iCs w:val="false"/>
-                <w:color w:val="000000"/>
-                <w:sz w:val="18"/>
-                <w:szCs w:val="18"/>
-              </w:rPr>
-              <w:t xml:space="preserve">Median: Because there are 20 values (an even number), the median is the average of the 10th and 11th values in the ordered list.</w:t>
-            </w:r>
-          </w:p>
-          <w:p>
-            <w:pPr>
-              <w:spacing w:after="40" w:before="0"/>
-              <w:jc w:val="left"/>
-            </w:pPr>
-            <w:r>
-              <w:rPr>
-                <w:rFonts w:ascii="Arial" w:cs="Arial" w:eastAsia="Arial" w:hAnsi="Arial"/>
-                <w:b w:val="false"/>
-                <w:bCs w:val="false"/>
-                <w:i w:val="false"/>
-                <w:iCs w:val="false"/>
-                <w:color w:val="000000"/>
-                <w:sz w:val="18"/>
-                <w:szCs w:val="18"/>
-              </w:rPr>
-              <w:t xml:space="preserve">10th value = 15, 11th value = 15</w:t>
-            </w:r>
-          </w:p>
-          <w:p>
-            <w:pPr>
-              <w:spacing w:after="40" w:before="0"/>
-              <w:jc w:val="left"/>
-            </w:pPr>
-            <w:r>
-              <w:rPr>
-                <w:rFonts w:ascii="Arial" w:cs="Arial" w:eastAsia="Arial" w:hAnsi="Arial"/>
-                <w:b w:val="false"/>
-                <w:bCs w:val="false"/>
-                <w:i w:val="false"/>
-                <w:iCs w:val="false"/>
-                <w:color w:val="000000"/>
-                <w:sz w:val="18"/>
-                <w:szCs w:val="18"/>
-              </w:rPr>
-              <w:t xml:space="preserve">Median = (15 + 15) ÷ 2 = 15 bags.</w:t>
-            </w:r>
-          </w:p>
-          <w:p>
-            <w:pPr>
-              <w:spacing w:after="40" w:before="0"/>
-              <w:jc w:val="left"/>
-            </w:pPr>
-            <w:r>
-              <w:rPr>
-                <w:rFonts w:ascii="Arial" w:cs="Arial" w:eastAsia="Arial" w:hAnsi="Arial"/>
-                <w:b w:val="false"/>
-                <w:bCs w:val="false"/>
-                <w:i w:val="false"/>
-                <w:iCs w:val="false"/>
-                <w:color w:val="000000"/>
-                <w:sz w:val="18"/>
-                <w:szCs w:val="18"/>
-              </w:rPr>
-              <w:t xml:space="preserve"/>
-            </w:r>
-          </w:p>
-          <w:p>
-            <w:pPr>
-              <w:spacing w:after="40" w:before="0"/>
-              <w:jc w:val="left"/>
-            </w:pPr>
-            <w:r>
-              <w:rPr>
-                <w:rFonts w:ascii="Arial" w:cs="Arial" w:eastAsia="Arial" w:hAnsi="Arial"/>
-                <w:b w:val="false"/>
-                <w:bCs w:val="false"/>
-                <w:i w:val="false"/>
-                <w:iCs w:val="false"/>
-                <w:color w:val="000000"/>
-                <w:sz w:val="18"/>
-                <w:szCs w:val="18"/>
-              </w:rPr>
-              <w:t xml:space="preserve">Mode: The value that appears most often is 15 bags (it appears 3 times).</w:t>
-            </w:r>
-          </w:p>
-          <w:p>
-            <w:pPr>
-              <w:spacing w:after="40" w:before="0"/>
-              <w:jc w:val="left"/>
-            </w:pPr>
-            <w:r>
-              <w:rPr>
-                <w:rFonts w:ascii="Arial" w:cs="Arial" w:eastAsia="Arial" w:hAnsi="Arial"/>
-                <w:b w:val="false"/>
-                <w:bCs w:val="false"/>
-                <w:i w:val="false"/>
-                <w:iCs w:val="false"/>
-                <w:color w:val="000000"/>
-                <w:sz w:val="18"/>
-                <w:szCs w:val="18"/>
-              </w:rPr>
-              <w:t xml:space="preserve">Mode = 15 bags.</w:t>
-            </w:r>
-          </w:p>
-          <w:p>
-            <w:pPr>
-              <w:spacing w:after="40" w:before="0"/>
-              <w:jc w:val="left"/>
-            </w:pPr>
-            <w:r>
-              <w:rPr>
-                <w:rFonts w:ascii="Arial" w:cs="Arial" w:eastAsia="Arial" w:hAnsi="Arial"/>
-                <w:b w:val="false"/>
-                <w:bCs w:val="false"/>
-                <w:i w:val="false"/>
-                <w:iCs w:val="false"/>
-                <w:color w:val="000000"/>
-                <w:sz w:val="18"/>
-                <w:szCs w:val="18"/>
-              </w:rPr>
-              <w:t xml:space="preserve"/>
-            </w:r>
-          </w:p>
-          <w:p>
-            <w:pPr>
-              <w:spacing w:after="40" w:before="0"/>
-              <w:jc w:val="left"/>
-            </w:pPr>
-            <w:r>
-              <w:rPr>
-                <w:rFonts w:ascii="Arial" w:cs="Arial" w:eastAsia="Arial" w:hAnsi="Arial"/>
-                <w:b w:val="false"/>
-                <w:bCs w:val="false"/>
-                <w:i w:val="false"/>
-                <w:iCs w:val="false"/>
-                <w:color w:val="000000"/>
-                <w:sz w:val="18"/>
-                <w:szCs w:val="18"/>
-              </w:rPr>
-              <w:t xml:space="preserve">In this particular dataset, all three measures give 15 bags, which builds confidence. However, in real data they often differ, and the choice matters enormously.</w:t>
-            </w:r>
-          </w:p>
-          <w:p>
-            <w:pPr>
-              <w:spacing w:after="40" w:before="0"/>
-              <w:jc w:val="left"/>
-            </w:pPr>
-            <w:r>
-              <w:rPr>
-                <w:rFonts w:ascii="Arial" w:cs="Arial" w:eastAsia="Arial" w:hAnsi="Arial"/>
-                <w:b w:val="false"/>
-                <w:bCs w:val="false"/>
-                <w:i w:val="false"/>
-                <w:iCs w:val="false"/>
-                <w:color w:val="000000"/>
-                <w:sz w:val="18"/>
-                <w:szCs w:val="18"/>
-              </w:rPr>
-              <w:t xml:space="preserve"/>
-            </w:r>
-          </w:p>
-          <w:p>
-            <w:pPr>
-              <w:spacing w:after="40" w:before="0"/>
-              <w:jc w:val="left"/>
-            </w:pPr>
-            <w:r>
-              <w:rPr>
-                <w:rFonts w:ascii="Arial" w:cs="Arial" w:eastAsia="Arial" w:hAnsi="Arial"/>
-                <w:b w:val="false"/>
-                <w:bCs w:val="false"/>
-                <w:i w:val="false"/>
-                <w:iCs w:val="false"/>
-                <w:color w:val="000000"/>
-                <w:sz w:val="18"/>
-                <w:szCs w:val="18"/>
-              </w:rPr>
-              <w:t xml:space="preserve">I would recommend the median as the most reliable single representative number for the county government. Here is why: the median is the middle value — exactly half of all farmers harvested more than it and half harvested less. It is not pulled up or down by extreme values (outliers). If one exceptionally lucky farmer near Molo harvested 80 bags due to irrigation, the mean would jump sharply upward and suggest a 'typical' harvest far above what most farmers actually achieved — leading the government to allocate too little fertilizer. The median would barely change.</w:t>
-            </w:r>
-          </w:p>
-          <w:p>
-            <w:pPr>
-              <w:spacing w:after="40" w:before="0"/>
-              <w:jc w:val="left"/>
-            </w:pPr>
-            <w:r>
-              <w:rPr>
-                <w:rFonts w:ascii="Arial" w:cs="Arial" w:eastAsia="Arial" w:hAnsi="Arial"/>
-                <w:b w:val="false"/>
-                <w:bCs w:val="false"/>
-                <w:i w:val="false"/>
-                <w:iCs w:val="false"/>
-                <w:color w:val="000000"/>
-                <w:sz w:val="18"/>
-                <w:szCs w:val="18"/>
-              </w:rPr>
-              <w:t xml:space="preserve"/>
-            </w:r>
-          </w:p>
-          <w:p>
-            <w:pPr>
-              <w:spacing w:after="40" w:before="0"/>
-              <w:jc w:val="left"/>
-            </w:pPr>
-            <w:r>
-              <w:rPr>
-                <w:rFonts w:ascii="Arial" w:cs="Arial" w:eastAsia="Arial" w:hAnsi="Arial"/>
-                <w:b w:val="false"/>
-                <w:bCs w:val="false"/>
-                <w:i w:val="false"/>
-                <w:iCs w:val="false"/>
-                <w:color w:val="000000"/>
-                <w:sz w:val="18"/>
-                <w:szCs w:val="18"/>
-              </w:rPr>
-              <w:t xml:space="preserve">The mean can be misleading when there are outliers, as shown above. The mode can be misleading when the most common value is at one extreme of the data — for example, if most farmers had a very poor year and the mode was 4 bags, using the mode might cause the government to underestimate typical productivity. Choosing the right measure is not just a mathematical decision — it is a matter of fairness to Nakuru's farming communities.</w:t>
+                <w:i/>
+                <w:iCs/>
+                <w:color w:val="808080"/>
+                <w:sz w:val="18"/>
+                <w:szCs w:val="18"/>
+              </w:rPr>
+              <w:t xml:space="preserve">Write your answer here:</w:t>
             </w:r>
           </w:p>
         </w:tc>
@@ -1496,14 +840,12 @@
         <w:tblLayout w:type="fixed"/>
       </w:tblPr>
       <w:tblGrid>
-        <w:gridCol w:w="3000"/>
-        <w:gridCol w:w="10680"/>
+        <w:gridCol w:w="13680"/>
       </w:tblGrid>
       <w:tr>
         <w:tc>
           <w:tcPr>
             <w:tcW w:type="dxa" w:w="13680"/>
-            <w:gridSpan w:val="2"/>
             <w:shd w:fill="1F3864" w:color="auto" w:val="clear"/>
             <w:tcMar>
               <w:top w:type="dxa" w:w="60"/>
@@ -1529,15 +871,15 @@
                 <w:sz w:val="22"/>
                 <w:szCs w:val="22"/>
               </w:rPr>
-              <w:t xml:space="preserve">Section 4: Connecting Your Analysis to the Anchoring Phenomenon</w:t>
-            </w:r>
-          </w:p>
-        </w:tc>
-      </w:tr>
-      <w:tr>
-        <w:tc>
-          <w:tcPr>
-            <w:tcW w:type="dxa" w:w="3000"/>
+              <w:t xml:space="preserve">Part 4: Choosing the right picture</w:t>
+            </w:r>
+          </w:p>
+        </w:tc>
+      </w:tr>
+      <w:tr>
+        <w:tc>
+          <w:tcPr>
+            <w:tcW w:type="dxa" w:w="13680"/>
             <w:shd w:fill="D9EEF1" w:color="auto" w:val="clear"/>
             <w:tcMar>
               <w:top w:type="dxa" w:w="60"/>
@@ -1563,13 +905,18 @@
                 <w:sz w:val="18"/>
                 <w:szCs w:val="18"/>
               </w:rPr>
-              <w:t xml:space="preserve">Return to the moment in the video where the KALRO officer asks: 'Which single number best represents all our farmers — and how do we even begin to make sense of all this data?' Using everything you have learned across all 9 lessons, write a direct, evidence-based answer to her question. Explain how the tools of statistics (data collection, organisation, graphs, and measures of central tendency) work together as a system to turn raw data into a decision-making tool. Refer specifically to the Nakuru County context.</w:t>
-            </w:r>
-          </w:p>
-        </w:tc>
-        <w:tc>
-          <w:tcPr>
-            <w:tcW w:type="dxa" w:w="10680"/>
+              <w:t xml:space="preserve">The KALRO officer must present the data to decision-makers. (a) Choose one of the following: a bar graph, a line graph or a pie chart. Describe a question about Kenyan farming or maize that your chosen graph can answer well, and describe how it is constructed (axes, scale, angles or points, as relevant). (b) Name one of the other two graphs and explain why it would be less suitable for the same question. (c) Imagine a bar graph of your frequency table for the 20 harvests, with each harvest value as a category. Which bar would be tallest, and how is it connected to one of the measures of central tendency?</w:t>
+            </w:r>
+          </w:p>
+        </w:tc>
+      </w:tr>
+      <w:tr>
+        <w:trPr>
+          <w:trHeight w:val="4200" w:hRule="atLeast"/>
+        </w:trPr>
+        <w:tc>
+          <w:tcPr>
+            <w:tcW w:type="dxa" w:w="13680"/>
             <w:shd w:fill="FFFFFF" w:color="auto" w:val="clear"/>
             <w:tcMar>
               <w:top w:type="dxa" w:w="60"/>
@@ -1589,203 +936,13 @@
                 <w:rFonts w:ascii="Arial" w:cs="Arial" w:eastAsia="Arial" w:hAnsi="Arial"/>
                 <w:b w:val="false"/>
                 <w:bCs w:val="false"/>
-                <w:i w:val="false"/>
-                <w:iCs w:val="false"/>
-                <w:color w:val="000000"/>
-                <w:sz w:val="18"/>
-                <w:szCs w:val="18"/>
-              </w:rPr>
-              <w:t xml:space="preserve">Officer, the answer to your question has two parts: the right tool depends on your data, and no single tool works alone — they must be used as a system.</w:t>
-            </w:r>
-          </w:p>
-          <w:p>
-            <w:pPr>
-              <w:spacing w:after="40" w:before="0"/>
-              <w:jc w:val="left"/>
-            </w:pPr>
-            <w:r>
-              <w:rPr>
-                <w:rFonts w:ascii="Arial" w:cs="Arial" w:eastAsia="Arial" w:hAnsi="Arial"/>
-                <w:b w:val="false"/>
-                <w:bCs w:val="false"/>
-                <w:i w:val="false"/>
-                <w:iCs w:val="false"/>
-                <w:color w:val="000000"/>
-                <w:sz w:val="18"/>
-                <w:szCs w:val="18"/>
-              </w:rPr>
-              <w:t xml:space="preserve"/>
-            </w:r>
-          </w:p>
-          <w:p>
-            <w:pPr>
-              <w:spacing w:after="40" w:before="0"/>
-              <w:jc w:val="left"/>
-            </w:pPr>
-            <w:r>
-              <w:rPr>
-                <w:rFonts w:ascii="Arial" w:cs="Arial" w:eastAsia="Arial" w:hAnsi="Arial"/>
-                <w:b w:val="false"/>
-                <w:bCs w:val="false"/>
-                <w:i w:val="false"/>
-                <w:iCs w:val="false"/>
-                <w:color w:val="000000"/>
-                <w:sz w:val="18"/>
-                <w:szCs w:val="18"/>
-              </w:rPr>
-              <w:t xml:space="preserve">Step 1 — Organise first. Before any calculation is possible, the 20 harvest values need to be organised. Sorting them into an ordered array and building a frequency table grouped by class intervals (1–5, 6–10, etc.) immediately transforms the chaotic chalkboard list into a readable summary. This step is not optional — it is the foundation.</w:t>
-            </w:r>
-          </w:p>
-          <w:p>
-            <w:pPr>
-              <w:spacing w:after="40" w:before="0"/>
-              <w:jc w:val="left"/>
-            </w:pPr>
-            <w:r>
-              <w:rPr>
-                <w:rFonts w:ascii="Arial" w:cs="Arial" w:eastAsia="Arial" w:hAnsi="Arial"/>
-                <w:b w:val="false"/>
-                <w:bCs w:val="false"/>
-                <w:i w:val="false"/>
-                <w:iCs w:val="false"/>
-                <w:color w:val="000000"/>
-                <w:sz w:val="18"/>
-                <w:szCs w:val="18"/>
-              </w:rPr>
-              <w:t xml:space="preserve"/>
-            </w:r>
-          </w:p>
-          <w:p>
-            <w:pPr>
-              <w:spacing w:after="40" w:before="0"/>
-              <w:jc w:val="left"/>
-            </w:pPr>
-            <w:r>
-              <w:rPr>
-                <w:rFonts w:ascii="Arial" w:cs="Arial" w:eastAsia="Arial" w:hAnsi="Arial"/>
-                <w:b w:val="false"/>
-                <w:bCs w:val="false"/>
-                <w:i w:val="false"/>
-                <w:iCs w:val="false"/>
-                <w:color w:val="000000"/>
-                <w:sz w:val="18"/>
-                <w:szCs w:val="18"/>
-              </w:rPr>
-              <w:t xml:space="preserve">Step 2 — Visualise to find the story. A frequency histogram of the Nakuru data reveals that the majority of farmers harvest between 11 and 20 bags. This pattern is completely invisible in the raw list. A bar graph comparing sub-locations within Nakuru (Njoro, Molo, Rongai, Subukia, Gilgil) can show the county government exactly which areas have the lowest yields and therefore the greatest need for subsidised fertilizer.</w:t>
-            </w:r>
-          </w:p>
-          <w:p>
-            <w:pPr>
-              <w:spacing w:after="40" w:before="0"/>
-              <w:jc w:val="left"/>
-            </w:pPr>
-            <w:r>
-              <w:rPr>
-                <w:rFonts w:ascii="Arial" w:cs="Arial" w:eastAsia="Arial" w:hAnsi="Arial"/>
-                <w:b w:val="false"/>
-                <w:bCs w:val="false"/>
-                <w:i w:val="false"/>
-                <w:iCs w:val="false"/>
-                <w:color w:val="000000"/>
-                <w:sz w:val="18"/>
-                <w:szCs w:val="18"/>
-              </w:rPr>
-              <w:t xml:space="preserve"/>
-            </w:r>
-          </w:p>
-          <w:p>
-            <w:pPr>
-              <w:spacing w:after="40" w:before="0"/>
-              <w:jc w:val="left"/>
-            </w:pPr>
-            <w:r>
-              <w:rPr>
-                <w:rFonts w:ascii="Arial" w:cs="Arial" w:eastAsia="Arial" w:hAnsi="Arial"/>
-                <w:b w:val="false"/>
-                <w:bCs w:val="false"/>
-                <w:i w:val="false"/>
-                <w:iCs w:val="false"/>
-                <w:color w:val="000000"/>
-                <w:sz w:val="18"/>
-                <w:szCs w:val="18"/>
-              </w:rPr>
-              <w:t xml:space="preserve">Step 3 — Calculate the right average. For the Nakuru data, the median (15 bags) is the most trustworthy single representative number, because it sits at the true centre of the data and is not distorted by the unusually high harvest of 31 bags reported by one farmer. If the government used the mean without checking for outliers, they might overestimate typical productivity and under-allocate fertilizer to struggling farmers.</w:t>
-            </w:r>
-          </w:p>
-          <w:p>
-            <w:pPr>
-              <w:spacing w:after="40" w:before="0"/>
-              <w:jc w:val="left"/>
-            </w:pPr>
-            <w:r>
-              <w:rPr>
-                <w:rFonts w:ascii="Arial" w:cs="Arial" w:eastAsia="Arial" w:hAnsi="Arial"/>
-                <w:b w:val="false"/>
-                <w:bCs w:val="false"/>
-                <w:i w:val="false"/>
-                <w:iCs w:val="false"/>
-                <w:color w:val="000000"/>
-                <w:sz w:val="18"/>
-                <w:szCs w:val="18"/>
-              </w:rPr>
-              <w:t xml:space="preserve"/>
-            </w:r>
-          </w:p>
-          <w:p>
-            <w:pPr>
-              <w:spacing w:after="40" w:before="0"/>
-              <w:jc w:val="left"/>
-            </w:pPr>
-            <w:r>
-              <w:rPr>
-                <w:rFonts w:ascii="Arial" w:cs="Arial" w:eastAsia="Arial" w:hAnsi="Arial"/>
-                <w:b w:val="false"/>
-                <w:bCs w:val="false"/>
-                <w:i w:val="false"/>
-                <w:iCs w:val="false"/>
-                <w:color w:val="000000"/>
-                <w:sz w:val="18"/>
-                <w:szCs w:val="18"/>
-              </w:rPr>
-              <w:t xml:space="preserve">Step 4 — Make the decision. With a well-organised dataset, a clear histogram, and a reliable median of 15 bags per farmer, the county government can now set a baseline: any farmer consistently harvesting below 15 bags per season is below the county typical and should be prioritised for fertilizer subsidies.</w:t>
-            </w:r>
-          </w:p>
-          <w:p>
-            <w:pPr>
-              <w:spacing w:after="40" w:before="0"/>
-              <w:jc w:val="left"/>
-            </w:pPr>
-            <w:r>
-              <w:rPr>
-                <w:rFonts w:ascii="Arial" w:cs="Arial" w:eastAsia="Arial" w:hAnsi="Arial"/>
-                <w:b w:val="false"/>
-                <w:bCs w:val="false"/>
-                <w:i w:val="false"/>
-                <w:iCs w:val="false"/>
-                <w:color w:val="000000"/>
-                <w:sz w:val="18"/>
-                <w:szCs w:val="18"/>
-              </w:rPr>
-              <w:t xml:space="preserve"/>
-            </w:r>
-          </w:p>
-          <w:p>
-            <w:pPr>
-              <w:spacing w:after="40" w:before="0"/>
-              <w:jc w:val="left"/>
-            </w:pPr>
-            <w:r>
-              <w:rPr>
-                <w:rFonts w:ascii="Arial" w:cs="Arial" w:eastAsia="Arial" w:hAnsi="Arial"/>
-                <w:b w:val="false"/>
-                <w:bCs w:val="false"/>
-                <w:i w:val="false"/>
-                <w:iCs w:val="false"/>
-                <w:color w:val="000000"/>
-                <w:sz w:val="18"/>
-                <w:szCs w:val="18"/>
-              </w:rPr>
-              <w:t xml:space="preserve">Statistics did not change the farmers' yields — but it gave the county government the clarity to act fairly and effectively. That is the power of turning raw data into organised information.</w:t>
+                <w:i/>
+                <w:iCs/>
+                <w:color w:val="808080"/>
+                <w:sz w:val="18"/>
+                <w:szCs w:val="18"/>
+              </w:rPr>
+              <w:t xml:space="preserve">Write your answer here:</w:t>
             </w:r>
           </w:p>
         </w:tc>
@@ -1813,14 +970,12 @@
         <w:tblLayout w:type="fixed"/>
       </w:tblPr>
       <w:tblGrid>
-        <w:gridCol w:w="3000"/>
-        <w:gridCol w:w="10680"/>
+        <w:gridCol w:w="13680"/>
       </w:tblGrid>
       <w:tr>
         <w:tc>
           <w:tcPr>
             <w:tcW w:type="dxa" w:w="13680"/>
-            <w:gridSpan w:val="2"/>
             <w:shd w:fill="1F3864" w:color="auto" w:val="clear"/>
             <w:tcMar>
               <w:top w:type="dxa" w:w="60"/>
@@ -1846,15 +1001,15 @@
                 <w:sz w:val="22"/>
                 <w:szCs w:val="22"/>
               </w:rPr>
-              <w:t xml:space="preserve">Section 5: Reflection — Your Role as a Data Citizen</w:t>
-            </w:r>
-          </w:p>
-        </w:tc>
-      </w:tr>
-      <w:tr>
-        <w:tc>
-          <w:tcPr>
-            <w:tcW w:type="dxa" w:w="3000"/>
+              <w:t xml:space="preserve">Part 5: Answering the Driving Question</w:t>
+            </w:r>
+          </w:p>
+        </w:tc>
+      </w:tr>
+      <w:tr>
+        <w:tc>
+          <w:tcPr>
+            <w:tcW w:type="dxa" w:w="13680"/>
             <w:shd w:fill="D9EEF1" w:color="auto" w:val="clear"/>
             <w:tcMar>
               <w:top w:type="dxa" w:w="60"/>
@@ -1880,13 +1035,18 @@
                 <w:sz w:val="18"/>
                 <w:szCs w:val="18"/>
               </w:rPr>
-              <w:t xml:space="preserve">Think beyond Nakuru County. Describe ONE other real situation in your own community — in Nairobi, Kisumu, Mombasa, Kericho, or wherever you live — where collecting, organising, and representing data could help a decision-maker take more effective action. Identify: (a) what data would be collected and how, (b) which graph would best represent it and why, and (c) which measure of central tendency would be most appropriate and why. Show that you understand statistics as a tool for community empowerment, not just a set of calculations.</w:t>
-            </w:r>
-          </w:p>
-        </w:tc>
-        <w:tc>
-          <w:tcPr>
-            <w:tcW w:type="dxa" w:w="10680"/>
+              <w:t xml:space="preserve">Use the whole unit to answer: How can we collect, organize, and represent data about our community to help Kenyan decision-makers take effective action? Write a short paragraph (5–7 sentences) that follows the journey of the Nakuru maize data from the raw list to a decision. Include at least one organising tool, one measure of central tendency and one graph, and say why the choice of each matters.</w:t>
+            </w:r>
+          </w:p>
+        </w:tc>
+      </w:tr>
+      <w:tr>
+        <w:trPr>
+          <w:trHeight w:val="4200" w:hRule="atLeast"/>
+        </w:trPr>
+        <w:tc>
+          <w:tcPr>
+            <w:tcW w:type="dxa" w:w="13680"/>
             <w:shd w:fill="FFFFFF" w:color="auto" w:val="clear"/>
             <w:tcMar>
               <w:top w:type="dxa" w:w="60"/>
@@ -1906,165 +1066,13 @@
                 <w:rFonts w:ascii="Arial" w:cs="Arial" w:eastAsia="Arial" w:hAnsi="Arial"/>
                 <w:b w:val="false"/>
                 <w:bCs w:val="false"/>
-                <w:i w:val="false"/>
-                <w:iCs w:val="false"/>
-                <w:color w:val="000000"/>
-                <w:sz w:val="18"/>
-                <w:szCs w:val="18"/>
-              </w:rPr>
-              <w:t xml:space="preserve">In Kisumu County, school feeding programmes provide lunch — often githeri or uji — to primary school pupils. A county nutrition officer wants to know whether children are receiving adequate portions and whether attendance improves on days when food is provided. This is a real decision-making challenge where statistics can help.</w:t>
-            </w:r>
-          </w:p>
-          <w:p>
-            <w:pPr>
-              <w:spacing w:after="40" w:before="0"/>
-              <w:jc w:val="left"/>
-            </w:pPr>
-            <w:r>
-              <w:rPr>
-                <w:rFonts w:ascii="Arial" w:cs="Arial" w:eastAsia="Arial" w:hAnsi="Arial"/>
-                <w:b w:val="false"/>
-                <w:bCs w:val="false"/>
-                <w:i w:val="false"/>
-                <w:iCs w:val="false"/>
-                <w:color w:val="000000"/>
-                <w:sz w:val="18"/>
-                <w:szCs w:val="18"/>
-              </w:rPr>
-              <w:t xml:space="preserve"/>
-            </w:r>
-          </w:p>
-          <w:p>
-            <w:pPr>
-              <w:spacing w:after="40" w:before="0"/>
-              <w:jc w:val="left"/>
-            </w:pPr>
-            <w:r>
-              <w:rPr>
-                <w:rFonts w:ascii="Arial" w:cs="Arial" w:eastAsia="Arial" w:hAnsi="Arial"/>
-                <w:b w:val="false"/>
-                <w:bCs w:val="false"/>
-                <w:i w:val="false"/>
-                <w:iCs w:val="false"/>
-                <w:color w:val="000000"/>
-                <w:sz w:val="18"/>
-                <w:szCs w:val="18"/>
-              </w:rPr>
-              <w:t xml:space="preserve">(a) Data collection: The officer would visit a sample of 30 schools across Kisumu sub-counties (Kisumu Central, Seme, Muhoroni, etc.) and record, for each school, the average daily attendance (as a percentage) on feeding days versus non-feeding days. She would use a structured data collection form, recording the school name, sub-county, total enrolment, and attendance figures for 10 consecutive school days. This gives organised, reliable raw data rather than guesses.</w:t>
-            </w:r>
-          </w:p>
-          <w:p>
-            <w:pPr>
-              <w:spacing w:after="40" w:before="0"/>
-              <w:jc w:val="left"/>
-            </w:pPr>
-            <w:r>
-              <w:rPr>
-                <w:rFonts w:ascii="Arial" w:cs="Arial" w:eastAsia="Arial" w:hAnsi="Arial"/>
-                <w:b w:val="false"/>
-                <w:bCs w:val="false"/>
-                <w:i w:val="false"/>
-                <w:iCs w:val="false"/>
-                <w:color w:val="000000"/>
-                <w:sz w:val="18"/>
-                <w:szCs w:val="18"/>
-              </w:rPr>
-              <w:t xml:space="preserve"/>
-            </w:r>
-          </w:p>
-          <w:p>
-            <w:pPr>
-              <w:spacing w:after="40" w:before="0"/>
-              <w:jc w:val="left"/>
-            </w:pPr>
-            <w:r>
-              <w:rPr>
-                <w:rFonts w:ascii="Arial" w:cs="Arial" w:eastAsia="Arial" w:hAnsi="Arial"/>
-                <w:b w:val="false"/>
-                <w:bCs w:val="false"/>
-                <w:i w:val="false"/>
-                <w:iCs w:val="false"/>
-                <w:color w:val="000000"/>
-                <w:sz w:val="18"/>
-                <w:szCs w:val="18"/>
-              </w:rPr>
-              <w:t xml:space="preserve">(b) Best graph: A double bar graph would be most appropriate. For each sub-county, one bar would represent average attendance on feeding days and a second bar would represent average attendance on non-feeding days. Placing these bars side by side for each sub-county makes the comparison immediate and visual. A decision-maker can see at a glance whether the feeding programme is associated with higher attendance — and whether the effect is stronger in some sub-counties than others (perhaps rural Muhoroni vs. urban Kisumu Central).</w:t>
-            </w:r>
-          </w:p>
-          <w:p>
-            <w:pPr>
-              <w:spacing w:after="40" w:before="0"/>
-              <w:jc w:val="left"/>
-            </w:pPr>
-            <w:r>
-              <w:rPr>
-                <w:rFonts w:ascii="Arial" w:cs="Arial" w:eastAsia="Arial" w:hAnsi="Arial"/>
-                <w:b w:val="false"/>
-                <w:bCs w:val="false"/>
-                <w:i w:val="false"/>
-                <w:iCs w:val="false"/>
-                <w:color w:val="000000"/>
-                <w:sz w:val="18"/>
-                <w:szCs w:val="18"/>
-              </w:rPr>
-              <w:t xml:space="preserve"/>
-            </w:r>
-          </w:p>
-          <w:p>
-            <w:pPr>
-              <w:spacing w:after="40" w:before="0"/>
-              <w:jc w:val="left"/>
-            </w:pPr>
-            <w:r>
-              <w:rPr>
-                <w:rFonts w:ascii="Arial" w:cs="Arial" w:eastAsia="Arial" w:hAnsi="Arial"/>
-                <w:b w:val="false"/>
-                <w:bCs w:val="false"/>
-                <w:i w:val="false"/>
-                <w:iCs w:val="false"/>
-                <w:color w:val="000000"/>
-                <w:sz w:val="18"/>
-                <w:szCs w:val="18"/>
-              </w:rPr>
-              <w:t xml:space="preserve">(c) Best measure of central tendency: The mean attendance percentage would be most appropriate here, because attendance data recorded as percentages is unlikely to have extreme outliers — most schools will cluster between 60% and 95%. The mean gives the officer a reliable overall picture. If one school had an unusually low attendance due to a local flood event (not related to the feeding programme), the officer should note and exclude that value before calculating, showing responsible use of statistics.</w:t>
-            </w:r>
-          </w:p>
-          <w:p>
-            <w:pPr>
-              <w:spacing w:after="40" w:before="0"/>
-              <w:jc w:val="left"/>
-            </w:pPr>
-            <w:r>
-              <w:rPr>
-                <w:rFonts w:ascii="Arial" w:cs="Arial" w:eastAsia="Arial" w:hAnsi="Arial"/>
-                <w:b w:val="false"/>
-                <w:bCs w:val="false"/>
-                <w:i w:val="false"/>
-                <w:iCs w:val="false"/>
-                <w:color w:val="000000"/>
-                <w:sz w:val="18"/>
-                <w:szCs w:val="18"/>
-              </w:rPr>
-              <w:t xml:space="preserve"/>
-            </w:r>
-          </w:p>
-          <w:p>
-            <w:pPr>
-              <w:spacing w:after="40" w:before="0"/>
-              <w:jc w:val="left"/>
-            </w:pPr>
-            <w:r>
-              <w:rPr>
-                <w:rFonts w:ascii="Arial" w:cs="Arial" w:eastAsia="Arial" w:hAnsi="Arial"/>
-                <w:b w:val="false"/>
-                <w:bCs w:val="false"/>
-                <w:i w:val="false"/>
-                <w:iCs w:val="false"/>
-                <w:color w:val="000000"/>
-                <w:sz w:val="18"/>
-                <w:szCs w:val="18"/>
-              </w:rPr>
-              <w:t xml:space="preserve">Statistics gives every student the power to be a data citizen — someone who can look at a community problem, collect evidence, organise it honestly, and present findings that lead to better decisions for real people.</w:t>
+                <w:i/>
+                <w:iCs/>
+                <w:color w:val="808080"/>
+                <w:sz w:val="18"/>
+                <w:szCs w:val="18"/>
+              </w:rPr>
+              <w:t xml:space="preserve">Write your answer here:</w:t>
             </w:r>
           </w:p>
         </w:tc>
@@ -2291,7 +1299,7 @@
                 <w:sz w:val="18"/>
                 <w:szCs w:val="18"/>
               </w:rPr>
-              <w:t xml:space="preserve">Data Organisation and Representation</w:t>
+              <w:t xml:space="preserve">Organising data with frequency tables</w:t>
             </w:r>
           </w:p>
         </w:tc>
@@ -2323,7 +1331,7 @@
                 <w:sz w:val="18"/>
                 <w:szCs w:val="18"/>
               </w:rPr>
-              <w:t xml:space="preserve">Clearly explains why raw data is unhelpful and accurately describes two or more organising methods (e.g., frequency table, ordered array) and two appropriate graphs (e.g., histogram, bar graph) with correct construction details and specific reference to the Nakuru data. Explains what each method reveals.</w:t>
+              <w:t xml:space="preserve">Describes tally marks (grouped in fives), frequency counts and the building of the table accurately; names a pattern revealed and clearly explains what the table cannot answer.</w:t>
             </w:r>
           </w:p>
         </w:tc>
@@ -2355,7 +1363,7 @@
                 <w:sz w:val="18"/>
                 <w:szCs w:val="18"/>
               </w:rPr>
-              <w:t xml:space="preserve">Explains why raw data is limited and describes at least one organising method and one graph correctly, with some reference to the Nakuru context. Minor gaps in explaining what each method reveals.</w:t>
+              <w:t xml:space="preserve">Describes the table and tally marks correctly and names a pattern; the limitation is stated but not fully explained.</w:t>
             </w:r>
           </w:p>
         </w:tc>
@@ -2387,7 +1395,7 @@
                 <w:sz w:val="18"/>
                 <w:szCs w:val="18"/>
               </w:rPr>
-              <w:t xml:space="preserve">Attempts to describe data organisation or graphs but explanations are vague, incomplete, or contain errors. Limited or no connection to the Nakuru data.</w:t>
+              <w:t xml:space="preserve">Description of the table or tallying is incomplete or confused; patterns or limitations are missing.</w:t>
             </w:r>
           </w:p>
         </w:tc>
@@ -2421,7 +1429,7 @@
                 <w:sz w:val="18"/>
                 <w:szCs w:val="18"/>
               </w:rPr>
-              <w:t xml:space="preserve">Calculation of Measures of Central Tendency</w:t>
+              <w:t xml:space="preserve">Mean, median and mode: methods and meaning</w:t>
             </w:r>
           </w:p>
         </w:tc>
@@ -2453,7 +1461,7 @@
                 <w:sz w:val="18"/>
                 <w:szCs w:val="18"/>
               </w:rPr>
-              <w:t xml:space="preserve">Correctly calculates mean, median, and mode with full working shown. Accurately identifies which measure best represents the Nakuru data, provides a well-reasoned justification, and explains a specific situation where each measure could be misleading.</w:t>
+              <w:t xml:space="preserve">Explains and correctly calculates all three measures, interprets the mean as a balance point, and explains why the mean is above the median using outliers.</w:t>
             </w:r>
           </w:p>
         </w:tc>
@@ -2485,7 +1493,7 @@
                 <w:sz w:val="18"/>
                 <w:szCs w:val="18"/>
               </w:rPr>
-              <w:t xml:space="preserve">Correctly calculates at least two of the three measures with working shown. Recommends a measure with a reasonable justification but may not fully explain when each measure can mislead.</w:t>
+              <w:t xml:space="preserve">Explains the methods correctly with minor gaps in calculation, in interpreting the mean or in the effect of outliers.</w:t>
             </w:r>
           </w:p>
         </w:tc>
@@ -2517,7 +1525,7 @@
                 <w:sz w:val="18"/>
                 <w:szCs w:val="18"/>
               </w:rPr>
-              <w:t xml:space="preserve">Attempts calculations but makes errors in two or more measures, or shows little or no working. Recommendation of a measure is unsupported or absent.</w:t>
+              <w:t xml:space="preserve">Confuses methods or cannot link the values (13.9, 12, 12) to the data.</w:t>
             </w:r>
           </w:p>
         </w:tc>
@@ -2551,7 +1559,7 @@
                 <w:sz w:val="18"/>
                 <w:szCs w:val="18"/>
               </w:rPr>
-              <w:t xml:space="preserve">Connection to the Anchoring Phenomenon</w:t>
+              <w:t xml:space="preserve">Evidence-based recommendation (Claim–Evidence–Reasoning)</w:t>
             </w:r>
           </w:p>
         </w:tc>
@@ -2583,7 +1591,7 @@
                 <w:sz w:val="18"/>
                 <w:szCs w:val="18"/>
               </w:rPr>
-              <w:t xml:space="preserve">Provides a direct, evidence-based answer to the KALRO officer's question. Clearly explains how data organisation, graphs, and measures of central tendency work together as a system. All reasoning is grounded in specific Nakuru County details.</w:t>
+              <w:t xml:space="preserve">Makes a clear claim, supports it with exact Nakuru values, reasons about outliers and names a sensible limitation.</w:t>
             </w:r>
           </w:p>
         </w:tc>
@@ -2615,7 +1623,7 @@
                 <w:sz w:val="18"/>
                 <w:szCs w:val="18"/>
               </w:rPr>
-              <w:t xml:space="preserve">Answers the officer's question and references two or more statistical tools. Connection to the Nakuru context is present but may be general rather than specific.</w:t>
+              <w:t xml:space="preserve">Makes a clear claim with some correct evidence and reasoning; limitation is vague.</w:t>
             </w:r>
           </w:p>
         </w:tc>
@@ -2647,7 +1655,7 @@
                 <w:sz w:val="18"/>
                 <w:szCs w:val="18"/>
               </w:rPr>
-              <w:t xml:space="preserve">Attempts to answer the officer's question but relies on vague or general statements. Little or no specific connection to the Nakuru phenomenon or the tools studied.</w:t>
+              <w:t xml:space="preserve">Claim is unsupported, evidence is missing or inaccurate, or reasoning is absent.</w:t>
             </w:r>
           </w:p>
         </w:tc>
@@ -2681,7 +1689,7 @@
                 <w:sz w:val="18"/>
                 <w:szCs w:val="18"/>
               </w:rPr>
-              <w:t xml:space="preserve">Application to a New Community Context</w:t>
+              <w:t xml:space="preserve">Choosing and constructing graphs</w:t>
             </w:r>
           </w:p>
         </w:tc>
@@ -2713,7 +1721,7 @@
                 <w:sz w:val="18"/>
                 <w:szCs w:val="18"/>
               </w:rPr>
-              <w:t xml:space="preserve">Identifies a clear, relevant real-world community scenario with a Kenyan context. Correctly justifies the chosen graph and measure of central tendency for that new context with specific reasoning. Demonstrates understanding of statistics as a tool for community empowerment.</w:t>
+              <w:t xml:space="preserve">Matches the graph to a suitable question, describes construction correctly (axes, scale, angles or points), justifies why another graph is less suitable and links the tallest bar to the mode.</w:t>
             </w:r>
           </w:p>
         </w:tc>
@@ -2745,7 +1753,7 @@
                 <w:sz w:val="18"/>
                 <w:szCs w:val="18"/>
               </w:rPr>
-              <w:t xml:space="preserve">Identifies a relevant scenario and makes reasonable choices of graph and measure with partial justification. Kenyan context is present. Some understanding of statistics beyond mere calculation is shown.</w:t>
+              <w:t xml:space="preserve">Chooses a suitable graph and describes most construction features; the comparison or the mode link is only partly explained.</w:t>
             </w:r>
           </w:p>
         </w:tc>
@@ -2777,7 +1785,7 @@
                 <w:sz w:val="18"/>
                 <w:szCs w:val="18"/>
               </w:rPr>
-              <w:t xml:space="preserve">Scenario is vague or not community-relevant. Graph or measure choices are missing or unjustified. Little evidence that statistics is understood as a decision-making tool.</w:t>
+              <w:t xml:space="preserve">Graph choice does not fit the question or construction details are missing or wrong.</w:t>
             </w:r>
           </w:p>
         </w:tc>
@@ -2811,7 +1819,7 @@
                 <w:sz w:val="18"/>
                 <w:szCs w:val="18"/>
               </w:rPr>
-              <w:t xml:space="preserve">Clarity, Structure, and Use of Mathematical Language</w:t>
+              <w:t xml:space="preserve">Answering the Driving Question</w:t>
             </w:r>
           </w:p>
         </w:tc>
@@ -2843,7 +1851,7 @@
                 <w:sz w:val="18"/>
                 <w:szCs w:val="18"/>
               </w:rPr>
-              <w:t xml:space="preserve">Writing is well organised across all five sections. Mathematical vocabulary (mean, median, mode, frequency, outlier, class interval, histogram, etc.) is used accurately and consistently. Calculations are clearly laid out and easy to follow.</w:t>
+              <w:t xml:space="preserve">Coherent paragraph tracing data from collection to decision, using correct statistical vocabulary and connecting tools to Kenyan decision-making.</w:t>
             </w:r>
           </w:p>
         </w:tc>
@@ -2875,7 +1883,7 @@
                 <w:sz w:val="18"/>
                 <w:szCs w:val="18"/>
               </w:rPr>
-              <w:t xml:space="preserve">Writing is mostly organised and mathematical vocabulary is used correctly in most places. Calculations are present but may lack full clarity or layout. Minor language errors do not obscure meaning.</w:t>
+              <w:t xml:space="preserve">Covers most steps with generally correct vocabulary; links to decision-making are brief.</w:t>
             </w:r>
           </w:p>
         </w:tc>
@@ -2907,7 +1915,7 @@
                 <w:sz w:val="18"/>
                 <w:szCs w:val="18"/>
               </w:rPr>
-              <w:t xml:space="preserve">Writing is disorganised or incomplete in multiple sections. Mathematical vocabulary is missing, misused, or inconsistent. Calculations are difficult to follow or absent.</w:t>
+              <w:t xml:space="preserve">Lists tools without connecting them to the data journey or to the decision.</w:t>
             </w:r>
           </w:p>
         </w:tc>
@@ -3031,7 +2039,7 @@
         </w:rPr>
         <w:t xml:space="preserve">© 2026 SeaVuria and ARES. This work is licensed under a </w:t>
       </w:r>
-      <w:hyperlink w:history="1" r:id="rIdl3s05crnv_fawj20dabdo">
+      <w:hyperlink w:history="1" r:id="rIdbi-dywzqicx-ell6-jtma">
         <w:r>
           <w:rPr>
             <w:rFonts w:ascii="Arial" w:cs="Arial" w:eastAsia="Arial" w:hAnsi="Arial"/>
@@ -3051,7 +2059,7 @@
         </w:rPr>
         <w:t xml:space="preserve"> (</w:t>
       </w:r>
-      <w:hyperlink w:history="1" r:id="rIdisyietcwbgr_lmdqkb8bi">
+      <w:hyperlink w:history="1" r:id="rIdyy8u7nive-n0ybcewqv5p">
         <w:r>
           <w:rPr>
             <w:rFonts w:ascii="Arial" w:cs="Arial" w:eastAsia="Arial" w:hAnsi="Arial"/>
@@ -3071,7 +2079,7 @@
         </w:rPr>
         <w:t xml:space="preserve">). To view a copy of this license, visit </w:t>
       </w:r>
-      <w:hyperlink w:history="1" r:id="rIdgouptwvfqnmlralce33kq">
+      <w:hyperlink w:history="1" r:id="rIdbdw7uzdb3dfk4yofh6wkb">
         <w:r>
           <w:rPr>
             <w:rFonts w:ascii="Arial" w:cs="Arial" w:eastAsia="Arial" w:hAnsi="Arial"/>

--- a/data/outputs/v2/Maths/SS4.1_Statistics_I/Mathematics_Statistics_I_FinalExplanation.docx
+++ b/data/outputs/v2/Maths/SS4.1_Statistics_I/Mathematics_Statistics_I_FinalExplanation.docx
@@ -2039,7 +2039,7 @@
         </w:rPr>
         <w:t xml:space="preserve">© 2026 SeaVuria and ARES. This work is licensed under a </w:t>
       </w:r>
-      <w:hyperlink w:history="1" r:id="rIdbi-dywzqicx-ell6-jtma">
+      <w:hyperlink w:history="1" r:id="rIdfv5z7lm3ybq-0qeshysov">
         <w:r>
           <w:rPr>
             <w:rFonts w:ascii="Arial" w:cs="Arial" w:eastAsia="Arial" w:hAnsi="Arial"/>
@@ -2059,7 +2059,7 @@
         </w:rPr>
         <w:t xml:space="preserve"> (</w:t>
       </w:r>
-      <w:hyperlink w:history="1" r:id="rIdyy8u7nive-n0ybcewqv5p">
+      <w:hyperlink w:history="1" r:id="rIdg9gmza1ohrhokhyvhjulq">
         <w:r>
           <w:rPr>
             <w:rFonts w:ascii="Arial" w:cs="Arial" w:eastAsia="Arial" w:hAnsi="Arial"/>
@@ -2079,7 +2079,7 @@
         </w:rPr>
         <w:t xml:space="preserve">). To view a copy of this license, visit </w:t>
       </w:r>
-      <w:hyperlink w:history="1" r:id="rIdbdw7uzdb3dfk4yofh6wkb">
+      <w:hyperlink w:history="1" r:id="rIdwu64tu3bjmymzq2kf5x-c">
         <w:r>
           <w:rPr>
             <w:rFonts w:ascii="Arial" w:cs="Arial" w:eastAsia="Arial" w:hAnsi="Arial"/>

--- a/data/outputs/v2/Maths/SS4.1_Statistics_I/Mathematics_Statistics_I_FinalExplanation.docx
+++ b/data/outputs/v2/Maths/SS4.1_Statistics_I/Mathematics_Statistics_I_FinalExplanation.docx
@@ -2039,7 +2039,7 @@
         </w:rPr>
         <w:t xml:space="preserve">© 2026 SeaVuria and ARES. This work is licensed under a </w:t>
       </w:r>
-      <w:hyperlink w:history="1" r:id="rIdfv5z7lm3ybq-0qeshysov">
+      <w:hyperlink w:history="1" r:id="rIdabapbqdl0xzdxp8wih8h1">
         <w:r>
           <w:rPr>
             <w:rFonts w:ascii="Arial" w:cs="Arial" w:eastAsia="Arial" w:hAnsi="Arial"/>
@@ -2059,7 +2059,7 @@
         </w:rPr>
         <w:t xml:space="preserve"> (</w:t>
       </w:r>
-      <w:hyperlink w:history="1" r:id="rIdg9gmza1ohrhokhyvhjulq">
+      <w:hyperlink w:history="1" r:id="rIdsxgkons4hukohz4mk0khv">
         <w:r>
           <w:rPr>
             <w:rFonts w:ascii="Arial" w:cs="Arial" w:eastAsia="Arial" w:hAnsi="Arial"/>
@@ -2079,7 +2079,7 @@
         </w:rPr>
         <w:t xml:space="preserve">). To view a copy of this license, visit </w:t>
       </w:r>
-      <w:hyperlink w:history="1" r:id="rIdwu64tu3bjmymzq2kf5x-c">
+      <w:hyperlink w:history="1" r:id="rIdtv4y_jxnhrdtgtyhgxsyd">
         <w:r>
           <w:rPr>
             <w:rFonts w:ascii="Arial" w:cs="Arial" w:eastAsia="Arial" w:hAnsi="Arial"/>

--- a/data/outputs/v2/Maths/SS4.1_Statistics_I/Mathematics_Statistics_I_FinalExplanation.docx
+++ b/data/outputs/v2/Maths/SS4.1_Statistics_I/Mathematics_Statistics_I_FinalExplanation.docx
@@ -2039,7 +2039,7 @@
         </w:rPr>
         <w:t xml:space="preserve">© 2026 SeaVuria and ARES. This work is licensed under a </w:t>
       </w:r>
-      <w:hyperlink w:history="1" r:id="rIdabapbqdl0xzdxp8wih8h1">
+      <w:hyperlink w:history="1" r:id="rIdarluvub7_zmrlimmu2y-s">
         <w:r>
           <w:rPr>
             <w:rFonts w:ascii="Arial" w:cs="Arial" w:eastAsia="Arial" w:hAnsi="Arial"/>
@@ -2059,7 +2059,7 @@
         </w:rPr>
         <w:t xml:space="preserve"> (</w:t>
       </w:r>
-      <w:hyperlink w:history="1" r:id="rIdsxgkons4hukohz4mk0khv">
+      <w:hyperlink w:history="1" r:id="rIdgvyiyooi3t6jwqtvfzovt">
         <w:r>
           <w:rPr>
             <w:rFonts w:ascii="Arial" w:cs="Arial" w:eastAsia="Arial" w:hAnsi="Arial"/>
@@ -2079,7 +2079,7 @@
         </w:rPr>
         <w:t xml:space="preserve">). To view a copy of this license, visit </w:t>
       </w:r>
-      <w:hyperlink w:history="1" r:id="rIdtv4y_jxnhrdtgtyhgxsyd">
+      <w:hyperlink w:history="1" r:id="rIdfqwpf8jmigbrbpuolfulr">
         <w:r>
           <w:rPr>
             <w:rFonts w:ascii="Arial" w:cs="Arial" w:eastAsia="Arial" w:hAnsi="Arial"/>

--- a/data/outputs/v2/Maths/SS4.1_Statistics_I/Mathematics_Statistics_I_FinalExplanation.docx
+++ b/data/outputs/v2/Maths/SS4.1_Statistics_I/Mathematics_Statistics_I_FinalExplanation.docx
@@ -95,7 +95,7 @@
                 <w:sz w:val="22"/>
                 <w:szCs w:val="22"/>
               </w:rPr>
-              <w:t xml:space="preserve">FINAL EXPLANATION: MATHEMATICS GRADE 10 – STATISTICS I (SUB-STRAND 4.1): FINAL EXPLANATION</w:t>
+              <w:t xml:space="preserve">FINAL EXPLANATION: MATHEMATICS GRADE 10: 4.1 STATISTICS I</w:t>
             </w:r>
           </w:p>
         </w:tc>
@@ -422,7 +422,7 @@
                 <w:sz w:val="18"/>
                 <w:szCs w:val="18"/>
               </w:rPr>
-              <w:t xml:space="preserve">Welcome back to the Maize Harvest Mystery of Nakuru County! A KALRO officer collected the maize harvests (in 90-kg bags) of 20 smallholder farmers. The county government needs ONE number to represent a typical harvest so it can decide how much subsidised fertiliser to allocate next season. Here is the officer's raw list, in the order she collected it: 12, 7, 21, 12, 4, 10, 28, 12, 15, 9, 12, 31, 6, 10, 20, 12, 14, 8, 24, 11. Use everything you learned in this unit to answer the Driving Question: How can we collect, organize, and represent data about our community to help Kenyan decision-makers take effective action? Answer each prompt in the space under it. Use full sentences, show any working, and use the 20 Nakuru harvests above as your evidence. Use the correct statistical words (frequency, tally, mean, median, mode, outlier, axis, sector).</w:t>
+              <w:t xml:space="preserve">Madam Achieng, the Deputy Principal of a day secondary school in Kisumu, has given the Grade 10 class the test scores of the same 20 learners in Subject 1 (Mr. Otieno) and Subject 2 (Mrs. Wanjiku). The pass mark is 50 out of 100. Answer every question in the space under it, using the data from our lessons. Show your working for every calculation. Write grouped-data answers as estimates and give reasons in full sentences. When you talk about WHY the scores differ, say what we cannot yet know and use words such as 'may', 'could' and 'we need more data'. Your answers should help you answer the driving question: How can you use the two sets of data to predict the learners' and the teachers' next steps?</w:t>
             </w:r>
           </w:p>
         </w:tc>
@@ -481,7 +481,7 @@
                 <w:sz w:val="22"/>
                 <w:szCs w:val="22"/>
               </w:rPr>
-              <w:t xml:space="preserve">Part 1: From chaos to order</w:t>
+              <w:t xml:space="preserve">Part 1: Organising the scores into frequency tables</w:t>
             </w:r>
           </w:p>
         </w:tc>
@@ -515,7 +515,159 @@
                 <w:sz w:val="18"/>
                 <w:szCs w:val="18"/>
               </w:rPr>
-              <w:t xml:space="preserve">At the start of the unit, the KALRO officer's chalkboard list of 20 harvests looked chaotic. (a) Describe how you would build a frequency distribution table from the raw list, including how tally marks are used. (b) Use the list to build your table, then name one pattern that the table lets you see that the raw list hid. (c) Explain one thing the frequency table still cannot tell the county government.</w:t>
+              <w:t xml:space="preserve">Here are the scores in ascending order.</w:t>
+            </w:r>
+          </w:p>
+          <w:p>
+            <w:pPr>
+              <w:spacing w:after="40" w:before="0"/>
+              <w:jc w:val="left"/>
+            </w:pPr>
+            <w:r>
+              <w:rPr>
+                <w:rFonts w:ascii="Arial" w:cs="Arial" w:eastAsia="Arial" w:hAnsi="Arial"/>
+                <w:b/>
+                <w:bCs/>
+                <w:i w:val="false"/>
+                <w:iCs w:val="false"/>
+                <w:color w:val="000000"/>
+                <w:sz w:val="18"/>
+                <w:szCs w:val="18"/>
+              </w:rPr>
+              <w:t xml:space="preserve"/>
+            </w:r>
+          </w:p>
+          <w:p>
+            <w:pPr>
+              <w:spacing w:after="40" w:before="0"/>
+              <w:jc w:val="left"/>
+            </w:pPr>
+            <w:r>
+              <w:rPr>
+                <w:rFonts w:ascii="Arial" w:cs="Arial" w:eastAsia="Arial" w:hAnsi="Arial"/>
+                <w:b/>
+                <w:bCs/>
+                <w:i w:val="false"/>
+                <w:iCs w:val="false"/>
+                <w:color w:val="000000"/>
+                <w:sz w:val="18"/>
+                <w:szCs w:val="18"/>
+              </w:rPr>
+              <w:t xml:space="preserve">Subject 1: 67, 69, 70, 72, 73, 74, 76, 77, 78, 80, 81, 82, 84, 85, 86, 88, 89, 90, 91, 95.</w:t>
+            </w:r>
+          </w:p>
+          <w:p>
+            <w:pPr>
+              <w:spacing w:after="40" w:before="0"/>
+              <w:jc w:val="left"/>
+            </w:pPr>
+            <w:r>
+              <w:rPr>
+                <w:rFonts w:ascii="Arial" w:cs="Arial" w:eastAsia="Arial" w:hAnsi="Arial"/>
+                <w:b/>
+                <w:bCs/>
+                <w:i w:val="false"/>
+                <w:iCs w:val="false"/>
+                <w:color w:val="000000"/>
+                <w:sz w:val="18"/>
+                <w:szCs w:val="18"/>
+              </w:rPr>
+              <w:t xml:space="preserve"/>
+            </w:r>
+          </w:p>
+          <w:p>
+            <w:pPr>
+              <w:spacing w:after="40" w:before="0"/>
+              <w:jc w:val="left"/>
+            </w:pPr>
+            <w:r>
+              <w:rPr>
+                <w:rFonts w:ascii="Arial" w:cs="Arial" w:eastAsia="Arial" w:hAnsi="Arial"/>
+                <w:b/>
+                <w:bCs/>
+                <w:i w:val="false"/>
+                <w:iCs w:val="false"/>
+                <w:color w:val="000000"/>
+                <w:sz w:val="18"/>
+                <w:szCs w:val="18"/>
+              </w:rPr>
+              <w:t xml:space="preserve">Subject 2: 11, 13, 15, 18, 21, 23, 27, 29, 30, 31, 32, 32, 35, 42, 44, 45, 51, 58, 60, 60.</w:t>
+            </w:r>
+          </w:p>
+          <w:p>
+            <w:pPr>
+              <w:spacing w:after="40" w:before="0"/>
+              <w:jc w:val="left"/>
+            </w:pPr>
+            <w:r>
+              <w:rPr>
+                <w:rFonts w:ascii="Arial" w:cs="Arial" w:eastAsia="Arial" w:hAnsi="Arial"/>
+                <w:b/>
+                <w:bCs/>
+                <w:i w:val="false"/>
+                <w:iCs w:val="false"/>
+                <w:color w:val="000000"/>
+                <w:sz w:val="18"/>
+                <w:szCs w:val="18"/>
+              </w:rPr>
+              <w:t xml:space="preserve"/>
+            </w:r>
+          </w:p>
+          <w:p>
+            <w:pPr>
+              <w:spacing w:after="40" w:before="0"/>
+              <w:jc w:val="left"/>
+            </w:pPr>
+            <w:r>
+              <w:rPr>
+                <w:rFonts w:ascii="Arial" w:cs="Arial" w:eastAsia="Arial" w:hAnsi="Arial"/>
+                <w:b/>
+                <w:bCs/>
+                <w:i w:val="false"/>
+                <w:iCs w:val="false"/>
+                <w:color w:val="000000"/>
+                <w:sz w:val="18"/>
+                <w:szCs w:val="18"/>
+              </w:rPr>
+              <w:t xml:space="preserve">(a) Using a common class width of 10, with classes written 10-19, 20-29, ... up to 90-99, make one grouped frequency table for both subjects. Use tally marks grouped in fives and show the frequency for each subject. Check your totals.</w:t>
+            </w:r>
+          </w:p>
+          <w:p>
+            <w:pPr>
+              <w:spacing w:after="40" w:before="0"/>
+              <w:jc w:val="left"/>
+            </w:pPr>
+            <w:r>
+              <w:rPr>
+                <w:rFonts w:ascii="Arial" w:cs="Arial" w:eastAsia="Arial" w:hAnsi="Arial"/>
+                <w:b/>
+                <w:bCs/>
+                <w:i w:val="false"/>
+                <w:iCs w:val="false"/>
+                <w:color w:val="000000"/>
+                <w:sz w:val="18"/>
+                <w:szCs w:val="18"/>
+              </w:rPr>
+              <w:t xml:space="preserve">(b) Why did we use the same classes for both subjects?</w:t>
+            </w:r>
+          </w:p>
+          <w:p>
+            <w:pPr>
+              <w:spacing w:after="40" w:before="0"/>
+              <w:jc w:val="left"/>
+            </w:pPr>
+            <w:r>
+              <w:rPr>
+                <w:rFonts w:ascii="Arial" w:cs="Arial" w:eastAsia="Arial" w:hAnsi="Arial"/>
+                <w:b/>
+                <w:bCs/>
+                <w:i w:val="false"/>
+                <w:iCs w:val="false"/>
+                <w:color w:val="000000"/>
+                <w:sz w:val="18"/>
+                <w:szCs w:val="18"/>
+              </w:rPr>
+              <w:t xml:space="preserve">(c) If you made an ungrouped frequency table for Subject 1, what would you notice, and why does grouping help Madam Achieng more? (Key Inquiry 1: How do we organise data using frequency distribution tables?)</w:t>
             </w:r>
           </w:p>
         </w:tc>
@@ -611,7 +763,7 @@
                 <w:sz w:val="22"/>
                 <w:szCs w:val="22"/>
               </w:rPr>
-              <w:t xml:space="preserve">Part 2: Three measures, three stories</w:t>
+              <w:t xml:space="preserve">Part 2: Finding the typical score</w:t>
             </w:r>
           </w:p>
         </w:tc>
@@ -645,7 +797,64 @@
                 <w:sz w:val="18"/>
                 <w:szCs w:val="18"/>
               </w:rPr>
-              <w:t xml:space="preserve">Use the 20 Nakuru harvests. (a) Explain in your own words how each of the three measures (mean, mode, median) is found, and then find each one for the 20 harvests, showing your working. (b) Explain what your mean tells us using the idea of a 'balance point' or equal redistribution. (c) Compare your mean with your median. Using the idea of outliers, explain why the two values are different.</w:t>
+              <w:t xml:space="preserve">Use the ordered lists in Part 1 (the sum of the Subject 1 scores is 1607 and the sum of the Subject 2 scores is 677).</w:t>
+            </w:r>
+          </w:p>
+          <w:p>
+            <w:pPr>
+              <w:spacing w:after="40" w:before="0"/>
+              <w:jc w:val="left"/>
+            </w:pPr>
+            <w:r>
+              <w:rPr>
+                <w:rFonts w:ascii="Arial" w:cs="Arial" w:eastAsia="Arial" w:hAnsi="Arial"/>
+                <w:b/>
+                <w:bCs/>
+                <w:i w:val="false"/>
+                <w:iCs w:val="false"/>
+                <w:color w:val="000000"/>
+                <w:sz w:val="18"/>
+                <w:szCs w:val="18"/>
+              </w:rPr>
+              <w:t xml:space="preserve">(a) Calculate the mean and the median of each subject.</w:t>
+            </w:r>
+          </w:p>
+          <w:p>
+            <w:pPr>
+              <w:spacing w:after="40" w:before="0"/>
+              <w:jc w:val="left"/>
+            </w:pPr>
+            <w:r>
+              <w:rPr>
+                <w:rFonts w:ascii="Arial" w:cs="Arial" w:eastAsia="Arial" w:hAnsi="Arial"/>
+                <w:b/>
+                <w:bCs/>
+                <w:i w:val="false"/>
+                <w:iCs w:val="false"/>
+                <w:color w:val="000000"/>
+                <w:sz w:val="18"/>
+                <w:szCs w:val="18"/>
+              </w:rPr>
+              <w:t xml:space="preserve">(b) State the mode of each subject, and explain what it means when a set has no mode or two modes.</w:t>
+            </w:r>
+          </w:p>
+          <w:p>
+            <w:pPr>
+              <w:spacing w:after="40" w:before="0"/>
+              <w:jc w:val="left"/>
+            </w:pPr>
+            <w:r>
+              <w:rPr>
+                <w:rFonts w:ascii="Arial" w:cs="Arial" w:eastAsia="Arial" w:hAnsi="Arial"/>
+                <w:b/>
+                <w:bCs/>
+                <w:i w:val="false"/>
+                <w:iCs w:val="false"/>
+                <w:color w:val="000000"/>
+                <w:sz w:val="18"/>
+                <w:szCs w:val="18"/>
+              </w:rPr>
+              <w:t xml:space="preserve">(c) Compare the typical score in each subject with the pass mark of 50. What does this suggest about whether the learners are weak overall?</w:t>
             </w:r>
           </w:p>
         </w:tc>
@@ -741,7 +950,7 @@
                 <w:sz w:val="22"/>
                 <w:szCs w:val="22"/>
               </w:rPr>
-              <w:t xml:space="preserve">Part 3: Which number should the county use?</w:t>
+              <w:t xml:space="preserve">Part 3: Reading position and spread from cumulative frequency</w:t>
             </w:r>
           </w:p>
         </w:tc>
@@ -775,7 +984,1158 @@
                 <w:sz w:val="18"/>
                 <w:szCs w:val="18"/>
               </w:rPr>
-              <w:t xml:space="preserve">The county government must choose ONE number to decide how much subsidised fertiliser to allocate. Write a short Claim–Evidence–Reasoning advisory note to the Nakuru County Director of Agriculture. Choose mean, median or mode and: (a) state your claim, (b) give evidence from the Nakuru data, (c) explain your reasoning, including how outliers affect your choice, and (d) state one limitation or risk of your choice.</w:t>
+              <w:t xml:space="preserve">The grouped frequencies are:</w:t>
+            </w:r>
+          </w:p>
+          <w:p>
+            <w:pPr>
+              <w:spacing w:after="40" w:before="0"/>
+              <w:jc w:val="left"/>
+            </w:pPr>
+            <w:r>
+              <w:rPr>
+                <w:rFonts w:ascii="Arial" w:cs="Arial" w:eastAsia="Arial" w:hAnsi="Arial"/>
+                <w:b/>
+                <w:bCs/>
+                <w:i w:val="false"/>
+                <w:iCs w:val="false"/>
+                <w:color w:val="000000"/>
+                <w:sz w:val="18"/>
+                <w:szCs w:val="18"/>
+              </w:rPr>
+              <w:t xml:space="preserve"/>
+            </w:r>
+          </w:p>
+          <w:tbl>
+            <w:tblPr>
+              <w:tblW w:type="dxa" w:w="13320"/>
+              <w:tblBorders>
+                <w:top w:val="single" w:color="AAAAAA" w:sz="4"/>
+                <w:left w:val="single" w:color="AAAAAA" w:sz="4"/>
+                <w:bottom w:val="single" w:color="AAAAAA" w:sz="4"/>
+                <w:right w:val="single" w:color="AAAAAA" w:sz="4"/>
+                <w:insideH w:val="single" w:color="auto" w:sz="4"/>
+                <w:insideV w:val="single" w:color="auto" w:sz="4"/>
+              </w:tblBorders>
+              <w:tblLayout w:type="fixed"/>
+            </w:tblPr>
+            <w:tblGrid>
+              <w:gridCol w:w="4440"/>
+              <w:gridCol w:w="4440"/>
+              <w:gridCol w:w="4440"/>
+            </w:tblGrid>
+            <w:tr>
+              <w:tc>
+                <w:tcPr>
+                  <w:tcW w:type="dxa" w:w="4440"/>
+                  <w:shd w:fill="D5E8F0" w:color="auto" w:val="clear"/>
+                  <w:tcMar>
+                    <w:top w:type="dxa" w:w="60"/>
+                    <w:left w:type="dxa" w:w="120"/>
+                    <w:bottom w:type="dxa" w:w="60"/>
+                    <w:right w:type="dxa" w:w="120"/>
+                  </w:tcMar>
+                  <w:vAlign w:val="top"/>
+                </w:tcPr>
+                <w:p>
+                  <w:pPr>
+                    <w:spacing w:after="40" w:before="0"/>
+                    <w:jc w:val="left"/>
+                  </w:pPr>
+                  <w:r>
+                    <w:rPr>
+                      <w:rFonts w:ascii="Arial" w:cs="Arial" w:eastAsia="Arial" w:hAnsi="Arial"/>
+                      <w:b/>
+                      <w:bCs/>
+                      <w:i w:val="false"/>
+                      <w:iCs w:val="false"/>
+                      <w:color w:val="000000"/>
+                      <w:sz w:val="18"/>
+                      <w:szCs w:val="18"/>
+                    </w:rPr>
+                    <w:t xml:space="preserve">Class</w:t>
+                  </w:r>
+                </w:p>
+              </w:tc>
+              <w:tc>
+                <w:tcPr>
+                  <w:tcW w:type="dxa" w:w="4440"/>
+                  <w:shd w:fill="D5E8F0" w:color="auto" w:val="clear"/>
+                  <w:tcMar>
+                    <w:top w:type="dxa" w:w="60"/>
+                    <w:left w:type="dxa" w:w="120"/>
+                    <w:bottom w:type="dxa" w:w="60"/>
+                    <w:right w:type="dxa" w:w="120"/>
+                  </w:tcMar>
+                  <w:vAlign w:val="top"/>
+                </w:tcPr>
+                <w:p>
+                  <w:pPr>
+                    <w:spacing w:after="40" w:before="0"/>
+                    <w:jc w:val="left"/>
+                  </w:pPr>
+                  <w:r>
+                    <w:rPr>
+                      <w:rFonts w:ascii="Arial" w:cs="Arial" w:eastAsia="Arial" w:hAnsi="Arial"/>
+                      <w:b/>
+                      <w:bCs/>
+                      <w:i w:val="false"/>
+                      <w:iCs w:val="false"/>
+                      <w:color w:val="000000"/>
+                      <w:sz w:val="18"/>
+                      <w:szCs w:val="18"/>
+                    </w:rPr>
+                    <w:t xml:space="preserve">Subject 1 f</w:t>
+                  </w:r>
+                </w:p>
+              </w:tc>
+              <w:tc>
+                <w:tcPr>
+                  <w:tcW w:type="dxa" w:w="4440"/>
+                  <w:shd w:fill="D5E8F0" w:color="auto" w:val="clear"/>
+                  <w:tcMar>
+                    <w:top w:type="dxa" w:w="60"/>
+                    <w:left w:type="dxa" w:w="120"/>
+                    <w:bottom w:type="dxa" w:w="60"/>
+                    <w:right w:type="dxa" w:w="120"/>
+                  </w:tcMar>
+                  <w:vAlign w:val="top"/>
+                </w:tcPr>
+                <w:p>
+                  <w:pPr>
+                    <w:spacing w:after="40" w:before="0"/>
+                    <w:jc w:val="left"/>
+                  </w:pPr>
+                  <w:r>
+                    <w:rPr>
+                      <w:rFonts w:ascii="Arial" w:cs="Arial" w:eastAsia="Arial" w:hAnsi="Arial"/>
+                      <w:b/>
+                      <w:bCs/>
+                      <w:i w:val="false"/>
+                      <w:iCs w:val="false"/>
+                      <w:color w:val="000000"/>
+                      <w:sz w:val="18"/>
+                      <w:szCs w:val="18"/>
+                    </w:rPr>
+                    <w:t xml:space="preserve">Subject 2 f</w:t>
+                  </w:r>
+                </w:p>
+              </w:tc>
+            </w:tr>
+            <w:tr>
+              <w:tc>
+                <w:tcPr>
+                  <w:tcW w:type="dxa" w:w="4440"/>
+                  <w:shd w:fill="FFFFFF" w:color="auto" w:val="clear"/>
+                  <w:tcMar>
+                    <w:top w:type="dxa" w:w="60"/>
+                    <w:left w:type="dxa" w:w="120"/>
+                    <w:bottom w:type="dxa" w:w="60"/>
+                    <w:right w:type="dxa" w:w="120"/>
+                  </w:tcMar>
+                  <w:vAlign w:val="top"/>
+                </w:tcPr>
+                <w:p>
+                  <w:pPr>
+                    <w:spacing w:after="40" w:before="0"/>
+                    <w:jc w:val="left"/>
+                  </w:pPr>
+                  <w:r>
+                    <w:rPr>
+                      <w:rFonts w:ascii="Arial" w:cs="Arial" w:eastAsia="Arial" w:hAnsi="Arial"/>
+                      <w:b w:val="false"/>
+                      <w:bCs w:val="false"/>
+                      <w:i w:val="false"/>
+                      <w:iCs w:val="false"/>
+                      <w:color w:val="000000"/>
+                      <w:sz w:val="18"/>
+                      <w:szCs w:val="18"/>
+                    </w:rPr>
+                    <w:t xml:space="preserve">10-19</w:t>
+                  </w:r>
+                </w:p>
+              </w:tc>
+              <w:tc>
+                <w:tcPr>
+                  <w:tcW w:type="dxa" w:w="4440"/>
+                  <w:shd w:fill="FFFFFF" w:color="auto" w:val="clear"/>
+                  <w:tcMar>
+                    <w:top w:type="dxa" w:w="60"/>
+                    <w:left w:type="dxa" w:w="120"/>
+                    <w:bottom w:type="dxa" w:w="60"/>
+                    <w:right w:type="dxa" w:w="120"/>
+                  </w:tcMar>
+                  <w:vAlign w:val="top"/>
+                </w:tcPr>
+                <w:p>
+                  <w:pPr>
+                    <w:spacing w:after="40" w:before="0"/>
+                    <w:jc w:val="left"/>
+                  </w:pPr>
+                  <w:r>
+                    <w:rPr>
+                      <w:rFonts w:ascii="Arial" w:cs="Arial" w:eastAsia="Arial" w:hAnsi="Arial"/>
+                      <w:b w:val="false"/>
+                      <w:bCs w:val="false"/>
+                      <w:i w:val="false"/>
+                      <w:iCs w:val="false"/>
+                      <w:color w:val="000000"/>
+                      <w:sz w:val="18"/>
+                      <w:szCs w:val="18"/>
+                    </w:rPr>
+                    <w:t xml:space="preserve">0</w:t>
+                  </w:r>
+                </w:p>
+              </w:tc>
+              <w:tc>
+                <w:tcPr>
+                  <w:tcW w:type="dxa" w:w="4440"/>
+                  <w:shd w:fill="FFFFFF" w:color="auto" w:val="clear"/>
+                  <w:tcMar>
+                    <w:top w:type="dxa" w:w="60"/>
+                    <w:left w:type="dxa" w:w="120"/>
+                    <w:bottom w:type="dxa" w:w="60"/>
+                    <w:right w:type="dxa" w:w="120"/>
+                  </w:tcMar>
+                  <w:vAlign w:val="top"/>
+                </w:tcPr>
+                <w:p>
+                  <w:pPr>
+                    <w:spacing w:after="40" w:before="0"/>
+                    <w:jc w:val="left"/>
+                  </w:pPr>
+                  <w:r>
+                    <w:rPr>
+                      <w:rFonts w:ascii="Arial" w:cs="Arial" w:eastAsia="Arial" w:hAnsi="Arial"/>
+                      <w:b w:val="false"/>
+                      <w:bCs w:val="false"/>
+                      <w:i w:val="false"/>
+                      <w:iCs w:val="false"/>
+                      <w:color w:val="000000"/>
+                      <w:sz w:val="18"/>
+                      <w:szCs w:val="18"/>
+                    </w:rPr>
+                    <w:t xml:space="preserve">4</w:t>
+                  </w:r>
+                </w:p>
+              </w:tc>
+            </w:tr>
+            <w:tr>
+              <w:tc>
+                <w:tcPr>
+                  <w:tcW w:type="dxa" w:w="4440"/>
+                  <w:shd w:fill="FFFFFF" w:color="auto" w:val="clear"/>
+                  <w:tcMar>
+                    <w:top w:type="dxa" w:w="60"/>
+                    <w:left w:type="dxa" w:w="120"/>
+                    <w:bottom w:type="dxa" w:w="60"/>
+                    <w:right w:type="dxa" w:w="120"/>
+                  </w:tcMar>
+                  <w:vAlign w:val="top"/>
+                </w:tcPr>
+                <w:p>
+                  <w:pPr>
+                    <w:spacing w:after="40" w:before="0"/>
+                    <w:jc w:val="left"/>
+                  </w:pPr>
+                  <w:r>
+                    <w:rPr>
+                      <w:rFonts w:ascii="Arial" w:cs="Arial" w:eastAsia="Arial" w:hAnsi="Arial"/>
+                      <w:b w:val="false"/>
+                      <w:bCs w:val="false"/>
+                      <w:i w:val="false"/>
+                      <w:iCs w:val="false"/>
+                      <w:color w:val="000000"/>
+                      <w:sz w:val="18"/>
+                      <w:szCs w:val="18"/>
+                    </w:rPr>
+                    <w:t xml:space="preserve">20-29</w:t>
+                  </w:r>
+                </w:p>
+              </w:tc>
+              <w:tc>
+                <w:tcPr>
+                  <w:tcW w:type="dxa" w:w="4440"/>
+                  <w:shd w:fill="FFFFFF" w:color="auto" w:val="clear"/>
+                  <w:tcMar>
+                    <w:top w:type="dxa" w:w="60"/>
+                    <w:left w:type="dxa" w:w="120"/>
+                    <w:bottom w:type="dxa" w:w="60"/>
+                    <w:right w:type="dxa" w:w="120"/>
+                  </w:tcMar>
+                  <w:vAlign w:val="top"/>
+                </w:tcPr>
+                <w:p>
+                  <w:pPr>
+                    <w:spacing w:after="40" w:before="0"/>
+                    <w:jc w:val="left"/>
+                  </w:pPr>
+                  <w:r>
+                    <w:rPr>
+                      <w:rFonts w:ascii="Arial" w:cs="Arial" w:eastAsia="Arial" w:hAnsi="Arial"/>
+                      <w:b w:val="false"/>
+                      <w:bCs w:val="false"/>
+                      <w:i w:val="false"/>
+                      <w:iCs w:val="false"/>
+                      <w:color w:val="000000"/>
+                      <w:sz w:val="18"/>
+                      <w:szCs w:val="18"/>
+                    </w:rPr>
+                    <w:t xml:space="preserve">0</w:t>
+                  </w:r>
+                </w:p>
+              </w:tc>
+              <w:tc>
+                <w:tcPr>
+                  <w:tcW w:type="dxa" w:w="4440"/>
+                  <w:shd w:fill="FFFFFF" w:color="auto" w:val="clear"/>
+                  <w:tcMar>
+                    <w:top w:type="dxa" w:w="60"/>
+                    <w:left w:type="dxa" w:w="120"/>
+                    <w:bottom w:type="dxa" w:w="60"/>
+                    <w:right w:type="dxa" w:w="120"/>
+                  </w:tcMar>
+                  <w:vAlign w:val="top"/>
+                </w:tcPr>
+                <w:p>
+                  <w:pPr>
+                    <w:spacing w:after="40" w:before="0"/>
+                    <w:jc w:val="left"/>
+                  </w:pPr>
+                  <w:r>
+                    <w:rPr>
+                      <w:rFonts w:ascii="Arial" w:cs="Arial" w:eastAsia="Arial" w:hAnsi="Arial"/>
+                      <w:b w:val="false"/>
+                      <w:bCs w:val="false"/>
+                      <w:i w:val="false"/>
+                      <w:iCs w:val="false"/>
+                      <w:color w:val="000000"/>
+                      <w:sz w:val="18"/>
+                      <w:szCs w:val="18"/>
+                    </w:rPr>
+                    <w:t xml:space="preserve">4</w:t>
+                  </w:r>
+                </w:p>
+              </w:tc>
+            </w:tr>
+            <w:tr>
+              <w:tc>
+                <w:tcPr>
+                  <w:tcW w:type="dxa" w:w="4440"/>
+                  <w:shd w:fill="FFFFFF" w:color="auto" w:val="clear"/>
+                  <w:tcMar>
+                    <w:top w:type="dxa" w:w="60"/>
+                    <w:left w:type="dxa" w:w="120"/>
+                    <w:bottom w:type="dxa" w:w="60"/>
+                    <w:right w:type="dxa" w:w="120"/>
+                  </w:tcMar>
+                  <w:vAlign w:val="top"/>
+                </w:tcPr>
+                <w:p>
+                  <w:pPr>
+                    <w:spacing w:after="40" w:before="0"/>
+                    <w:jc w:val="left"/>
+                  </w:pPr>
+                  <w:r>
+                    <w:rPr>
+                      <w:rFonts w:ascii="Arial" w:cs="Arial" w:eastAsia="Arial" w:hAnsi="Arial"/>
+                      <w:b w:val="false"/>
+                      <w:bCs w:val="false"/>
+                      <w:i w:val="false"/>
+                      <w:iCs w:val="false"/>
+                      <w:color w:val="000000"/>
+                      <w:sz w:val="18"/>
+                      <w:szCs w:val="18"/>
+                    </w:rPr>
+                    <w:t xml:space="preserve">30-39</w:t>
+                  </w:r>
+                </w:p>
+              </w:tc>
+              <w:tc>
+                <w:tcPr>
+                  <w:tcW w:type="dxa" w:w="4440"/>
+                  <w:shd w:fill="FFFFFF" w:color="auto" w:val="clear"/>
+                  <w:tcMar>
+                    <w:top w:type="dxa" w:w="60"/>
+                    <w:left w:type="dxa" w:w="120"/>
+                    <w:bottom w:type="dxa" w:w="60"/>
+                    <w:right w:type="dxa" w:w="120"/>
+                  </w:tcMar>
+                  <w:vAlign w:val="top"/>
+                </w:tcPr>
+                <w:p>
+                  <w:pPr>
+                    <w:spacing w:after="40" w:before="0"/>
+                    <w:jc w:val="left"/>
+                  </w:pPr>
+                  <w:r>
+                    <w:rPr>
+                      <w:rFonts w:ascii="Arial" w:cs="Arial" w:eastAsia="Arial" w:hAnsi="Arial"/>
+                      <w:b w:val="false"/>
+                      <w:bCs w:val="false"/>
+                      <w:i w:val="false"/>
+                      <w:iCs w:val="false"/>
+                      <w:color w:val="000000"/>
+                      <w:sz w:val="18"/>
+                      <w:szCs w:val="18"/>
+                    </w:rPr>
+                    <w:t xml:space="preserve">0</w:t>
+                  </w:r>
+                </w:p>
+              </w:tc>
+              <w:tc>
+                <w:tcPr>
+                  <w:tcW w:type="dxa" w:w="4440"/>
+                  <w:shd w:fill="FFFFFF" w:color="auto" w:val="clear"/>
+                  <w:tcMar>
+                    <w:top w:type="dxa" w:w="60"/>
+                    <w:left w:type="dxa" w:w="120"/>
+                    <w:bottom w:type="dxa" w:w="60"/>
+                    <w:right w:type="dxa" w:w="120"/>
+                  </w:tcMar>
+                  <w:vAlign w:val="top"/>
+                </w:tcPr>
+                <w:p>
+                  <w:pPr>
+                    <w:spacing w:after="40" w:before="0"/>
+                    <w:jc w:val="left"/>
+                  </w:pPr>
+                  <w:r>
+                    <w:rPr>
+                      <w:rFonts w:ascii="Arial" w:cs="Arial" w:eastAsia="Arial" w:hAnsi="Arial"/>
+                      <w:b w:val="false"/>
+                      <w:bCs w:val="false"/>
+                      <w:i w:val="false"/>
+                      <w:iCs w:val="false"/>
+                      <w:color w:val="000000"/>
+                      <w:sz w:val="18"/>
+                      <w:szCs w:val="18"/>
+                    </w:rPr>
+                    <w:t xml:space="preserve">5</w:t>
+                  </w:r>
+                </w:p>
+              </w:tc>
+            </w:tr>
+            <w:tr>
+              <w:tc>
+                <w:tcPr>
+                  <w:tcW w:type="dxa" w:w="4440"/>
+                  <w:shd w:fill="FFFFFF" w:color="auto" w:val="clear"/>
+                  <w:tcMar>
+                    <w:top w:type="dxa" w:w="60"/>
+                    <w:left w:type="dxa" w:w="120"/>
+                    <w:bottom w:type="dxa" w:w="60"/>
+                    <w:right w:type="dxa" w:w="120"/>
+                  </w:tcMar>
+                  <w:vAlign w:val="top"/>
+                </w:tcPr>
+                <w:p>
+                  <w:pPr>
+                    <w:spacing w:after="40" w:before="0"/>
+                    <w:jc w:val="left"/>
+                  </w:pPr>
+                  <w:r>
+                    <w:rPr>
+                      <w:rFonts w:ascii="Arial" w:cs="Arial" w:eastAsia="Arial" w:hAnsi="Arial"/>
+                      <w:b w:val="false"/>
+                      <w:bCs w:val="false"/>
+                      <w:i w:val="false"/>
+                      <w:iCs w:val="false"/>
+                      <w:color w:val="000000"/>
+                      <w:sz w:val="18"/>
+                      <w:szCs w:val="18"/>
+                    </w:rPr>
+                    <w:t xml:space="preserve">40-49</w:t>
+                  </w:r>
+                </w:p>
+              </w:tc>
+              <w:tc>
+                <w:tcPr>
+                  <w:tcW w:type="dxa" w:w="4440"/>
+                  <w:shd w:fill="FFFFFF" w:color="auto" w:val="clear"/>
+                  <w:tcMar>
+                    <w:top w:type="dxa" w:w="60"/>
+                    <w:left w:type="dxa" w:w="120"/>
+                    <w:bottom w:type="dxa" w:w="60"/>
+                    <w:right w:type="dxa" w:w="120"/>
+                  </w:tcMar>
+                  <w:vAlign w:val="top"/>
+                </w:tcPr>
+                <w:p>
+                  <w:pPr>
+                    <w:spacing w:after="40" w:before="0"/>
+                    <w:jc w:val="left"/>
+                  </w:pPr>
+                  <w:r>
+                    <w:rPr>
+                      <w:rFonts w:ascii="Arial" w:cs="Arial" w:eastAsia="Arial" w:hAnsi="Arial"/>
+                      <w:b w:val="false"/>
+                      <w:bCs w:val="false"/>
+                      <w:i w:val="false"/>
+                      <w:iCs w:val="false"/>
+                      <w:color w:val="000000"/>
+                      <w:sz w:val="18"/>
+                      <w:szCs w:val="18"/>
+                    </w:rPr>
+                    <w:t xml:space="preserve">0</w:t>
+                  </w:r>
+                </w:p>
+              </w:tc>
+              <w:tc>
+                <w:tcPr>
+                  <w:tcW w:type="dxa" w:w="4440"/>
+                  <w:shd w:fill="FFFFFF" w:color="auto" w:val="clear"/>
+                  <w:tcMar>
+                    <w:top w:type="dxa" w:w="60"/>
+                    <w:left w:type="dxa" w:w="120"/>
+                    <w:bottom w:type="dxa" w:w="60"/>
+                    <w:right w:type="dxa" w:w="120"/>
+                  </w:tcMar>
+                  <w:vAlign w:val="top"/>
+                </w:tcPr>
+                <w:p>
+                  <w:pPr>
+                    <w:spacing w:after="40" w:before="0"/>
+                    <w:jc w:val="left"/>
+                  </w:pPr>
+                  <w:r>
+                    <w:rPr>
+                      <w:rFonts w:ascii="Arial" w:cs="Arial" w:eastAsia="Arial" w:hAnsi="Arial"/>
+                      <w:b w:val="false"/>
+                      <w:bCs w:val="false"/>
+                      <w:i w:val="false"/>
+                      <w:iCs w:val="false"/>
+                      <w:color w:val="000000"/>
+                      <w:sz w:val="18"/>
+                      <w:szCs w:val="18"/>
+                    </w:rPr>
+                    <w:t xml:space="preserve">3</w:t>
+                  </w:r>
+                </w:p>
+              </w:tc>
+            </w:tr>
+            <w:tr>
+              <w:tc>
+                <w:tcPr>
+                  <w:tcW w:type="dxa" w:w="4440"/>
+                  <w:shd w:fill="FFFFFF" w:color="auto" w:val="clear"/>
+                  <w:tcMar>
+                    <w:top w:type="dxa" w:w="60"/>
+                    <w:left w:type="dxa" w:w="120"/>
+                    <w:bottom w:type="dxa" w:w="60"/>
+                    <w:right w:type="dxa" w:w="120"/>
+                  </w:tcMar>
+                  <w:vAlign w:val="top"/>
+                </w:tcPr>
+                <w:p>
+                  <w:pPr>
+                    <w:spacing w:after="40" w:before="0"/>
+                    <w:jc w:val="left"/>
+                  </w:pPr>
+                  <w:r>
+                    <w:rPr>
+                      <w:rFonts w:ascii="Arial" w:cs="Arial" w:eastAsia="Arial" w:hAnsi="Arial"/>
+                      <w:b w:val="false"/>
+                      <w:bCs w:val="false"/>
+                      <w:i w:val="false"/>
+                      <w:iCs w:val="false"/>
+                      <w:color w:val="000000"/>
+                      <w:sz w:val="18"/>
+                      <w:szCs w:val="18"/>
+                    </w:rPr>
+                    <w:t xml:space="preserve">50-59</w:t>
+                  </w:r>
+                </w:p>
+              </w:tc>
+              <w:tc>
+                <w:tcPr>
+                  <w:tcW w:type="dxa" w:w="4440"/>
+                  <w:shd w:fill="FFFFFF" w:color="auto" w:val="clear"/>
+                  <w:tcMar>
+                    <w:top w:type="dxa" w:w="60"/>
+                    <w:left w:type="dxa" w:w="120"/>
+                    <w:bottom w:type="dxa" w:w="60"/>
+                    <w:right w:type="dxa" w:w="120"/>
+                  </w:tcMar>
+                  <w:vAlign w:val="top"/>
+                </w:tcPr>
+                <w:p>
+                  <w:pPr>
+                    <w:spacing w:after="40" w:before="0"/>
+                    <w:jc w:val="left"/>
+                  </w:pPr>
+                  <w:r>
+                    <w:rPr>
+                      <w:rFonts w:ascii="Arial" w:cs="Arial" w:eastAsia="Arial" w:hAnsi="Arial"/>
+                      <w:b w:val="false"/>
+                      <w:bCs w:val="false"/>
+                      <w:i w:val="false"/>
+                      <w:iCs w:val="false"/>
+                      <w:color w:val="000000"/>
+                      <w:sz w:val="18"/>
+                      <w:szCs w:val="18"/>
+                    </w:rPr>
+                    <w:t xml:space="preserve">0</w:t>
+                  </w:r>
+                </w:p>
+              </w:tc>
+              <w:tc>
+                <w:tcPr>
+                  <w:tcW w:type="dxa" w:w="4440"/>
+                  <w:shd w:fill="FFFFFF" w:color="auto" w:val="clear"/>
+                  <w:tcMar>
+                    <w:top w:type="dxa" w:w="60"/>
+                    <w:left w:type="dxa" w:w="120"/>
+                    <w:bottom w:type="dxa" w:w="60"/>
+                    <w:right w:type="dxa" w:w="120"/>
+                  </w:tcMar>
+                  <w:vAlign w:val="top"/>
+                </w:tcPr>
+                <w:p>
+                  <w:pPr>
+                    <w:spacing w:after="40" w:before="0"/>
+                    <w:jc w:val="left"/>
+                  </w:pPr>
+                  <w:r>
+                    <w:rPr>
+                      <w:rFonts w:ascii="Arial" w:cs="Arial" w:eastAsia="Arial" w:hAnsi="Arial"/>
+                      <w:b w:val="false"/>
+                      <w:bCs w:val="false"/>
+                      <w:i w:val="false"/>
+                      <w:iCs w:val="false"/>
+                      <w:color w:val="000000"/>
+                      <w:sz w:val="18"/>
+                      <w:szCs w:val="18"/>
+                    </w:rPr>
+                    <w:t xml:space="preserve">2</w:t>
+                  </w:r>
+                </w:p>
+              </w:tc>
+            </w:tr>
+            <w:tr>
+              <w:tc>
+                <w:tcPr>
+                  <w:tcW w:type="dxa" w:w="4440"/>
+                  <w:shd w:fill="FFFFFF" w:color="auto" w:val="clear"/>
+                  <w:tcMar>
+                    <w:top w:type="dxa" w:w="60"/>
+                    <w:left w:type="dxa" w:w="120"/>
+                    <w:bottom w:type="dxa" w:w="60"/>
+                    <w:right w:type="dxa" w:w="120"/>
+                  </w:tcMar>
+                  <w:vAlign w:val="top"/>
+                </w:tcPr>
+                <w:p>
+                  <w:pPr>
+                    <w:spacing w:after="40" w:before="0"/>
+                    <w:jc w:val="left"/>
+                  </w:pPr>
+                  <w:r>
+                    <w:rPr>
+                      <w:rFonts w:ascii="Arial" w:cs="Arial" w:eastAsia="Arial" w:hAnsi="Arial"/>
+                      <w:b w:val="false"/>
+                      <w:bCs w:val="false"/>
+                      <w:i w:val="false"/>
+                      <w:iCs w:val="false"/>
+                      <w:color w:val="000000"/>
+                      <w:sz w:val="18"/>
+                      <w:szCs w:val="18"/>
+                    </w:rPr>
+                    <w:t xml:space="preserve">60-69</w:t>
+                  </w:r>
+                </w:p>
+              </w:tc>
+              <w:tc>
+                <w:tcPr>
+                  <w:tcW w:type="dxa" w:w="4440"/>
+                  <w:shd w:fill="FFFFFF" w:color="auto" w:val="clear"/>
+                  <w:tcMar>
+                    <w:top w:type="dxa" w:w="60"/>
+                    <w:left w:type="dxa" w:w="120"/>
+                    <w:bottom w:type="dxa" w:w="60"/>
+                    <w:right w:type="dxa" w:w="120"/>
+                  </w:tcMar>
+                  <w:vAlign w:val="top"/>
+                </w:tcPr>
+                <w:p>
+                  <w:pPr>
+                    <w:spacing w:after="40" w:before="0"/>
+                    <w:jc w:val="left"/>
+                  </w:pPr>
+                  <w:r>
+                    <w:rPr>
+                      <w:rFonts w:ascii="Arial" w:cs="Arial" w:eastAsia="Arial" w:hAnsi="Arial"/>
+                      <w:b w:val="false"/>
+                      <w:bCs w:val="false"/>
+                      <w:i w:val="false"/>
+                      <w:iCs w:val="false"/>
+                      <w:color w:val="000000"/>
+                      <w:sz w:val="18"/>
+                      <w:szCs w:val="18"/>
+                    </w:rPr>
+                    <w:t xml:space="preserve">2</w:t>
+                  </w:r>
+                </w:p>
+              </w:tc>
+              <w:tc>
+                <w:tcPr>
+                  <w:tcW w:type="dxa" w:w="4440"/>
+                  <w:shd w:fill="FFFFFF" w:color="auto" w:val="clear"/>
+                  <w:tcMar>
+                    <w:top w:type="dxa" w:w="60"/>
+                    <w:left w:type="dxa" w:w="120"/>
+                    <w:bottom w:type="dxa" w:w="60"/>
+                    <w:right w:type="dxa" w:w="120"/>
+                  </w:tcMar>
+                  <w:vAlign w:val="top"/>
+                </w:tcPr>
+                <w:p>
+                  <w:pPr>
+                    <w:spacing w:after="40" w:before="0"/>
+                    <w:jc w:val="left"/>
+                  </w:pPr>
+                  <w:r>
+                    <w:rPr>
+                      <w:rFonts w:ascii="Arial" w:cs="Arial" w:eastAsia="Arial" w:hAnsi="Arial"/>
+                      <w:b w:val="false"/>
+                      <w:bCs w:val="false"/>
+                      <w:i w:val="false"/>
+                      <w:iCs w:val="false"/>
+                      <w:color w:val="000000"/>
+                      <w:sz w:val="18"/>
+                      <w:szCs w:val="18"/>
+                    </w:rPr>
+                    <w:t xml:space="preserve">2</w:t>
+                  </w:r>
+                </w:p>
+              </w:tc>
+            </w:tr>
+            <w:tr>
+              <w:tc>
+                <w:tcPr>
+                  <w:tcW w:type="dxa" w:w="4440"/>
+                  <w:shd w:fill="FFFFFF" w:color="auto" w:val="clear"/>
+                  <w:tcMar>
+                    <w:top w:type="dxa" w:w="60"/>
+                    <w:left w:type="dxa" w:w="120"/>
+                    <w:bottom w:type="dxa" w:w="60"/>
+                    <w:right w:type="dxa" w:w="120"/>
+                  </w:tcMar>
+                  <w:vAlign w:val="top"/>
+                </w:tcPr>
+                <w:p>
+                  <w:pPr>
+                    <w:spacing w:after="40" w:before="0"/>
+                    <w:jc w:val="left"/>
+                  </w:pPr>
+                  <w:r>
+                    <w:rPr>
+                      <w:rFonts w:ascii="Arial" w:cs="Arial" w:eastAsia="Arial" w:hAnsi="Arial"/>
+                      <w:b w:val="false"/>
+                      <w:bCs w:val="false"/>
+                      <w:i w:val="false"/>
+                      <w:iCs w:val="false"/>
+                      <w:color w:val="000000"/>
+                      <w:sz w:val="18"/>
+                      <w:szCs w:val="18"/>
+                    </w:rPr>
+                    <w:t xml:space="preserve">70-79</w:t>
+                  </w:r>
+                </w:p>
+              </w:tc>
+              <w:tc>
+                <w:tcPr>
+                  <w:tcW w:type="dxa" w:w="4440"/>
+                  <w:shd w:fill="FFFFFF" w:color="auto" w:val="clear"/>
+                  <w:tcMar>
+                    <w:top w:type="dxa" w:w="60"/>
+                    <w:left w:type="dxa" w:w="120"/>
+                    <w:bottom w:type="dxa" w:w="60"/>
+                    <w:right w:type="dxa" w:w="120"/>
+                  </w:tcMar>
+                  <w:vAlign w:val="top"/>
+                </w:tcPr>
+                <w:p>
+                  <w:pPr>
+                    <w:spacing w:after="40" w:before="0"/>
+                    <w:jc w:val="left"/>
+                  </w:pPr>
+                  <w:r>
+                    <w:rPr>
+                      <w:rFonts w:ascii="Arial" w:cs="Arial" w:eastAsia="Arial" w:hAnsi="Arial"/>
+                      <w:b w:val="false"/>
+                      <w:bCs w:val="false"/>
+                      <w:i w:val="false"/>
+                      <w:iCs w:val="false"/>
+                      <w:color w:val="000000"/>
+                      <w:sz w:val="18"/>
+                      <w:szCs w:val="18"/>
+                    </w:rPr>
+                    <w:t xml:space="preserve">7</w:t>
+                  </w:r>
+                </w:p>
+              </w:tc>
+              <w:tc>
+                <w:tcPr>
+                  <w:tcW w:type="dxa" w:w="4440"/>
+                  <w:shd w:fill="FFFFFF" w:color="auto" w:val="clear"/>
+                  <w:tcMar>
+                    <w:top w:type="dxa" w:w="60"/>
+                    <w:left w:type="dxa" w:w="120"/>
+                    <w:bottom w:type="dxa" w:w="60"/>
+                    <w:right w:type="dxa" w:w="120"/>
+                  </w:tcMar>
+                  <w:vAlign w:val="top"/>
+                </w:tcPr>
+                <w:p>
+                  <w:pPr>
+                    <w:spacing w:after="40" w:before="0"/>
+                    <w:jc w:val="left"/>
+                  </w:pPr>
+                  <w:r>
+                    <w:rPr>
+                      <w:rFonts w:ascii="Arial" w:cs="Arial" w:eastAsia="Arial" w:hAnsi="Arial"/>
+                      <w:b w:val="false"/>
+                      <w:bCs w:val="false"/>
+                      <w:i w:val="false"/>
+                      <w:iCs w:val="false"/>
+                      <w:color w:val="000000"/>
+                      <w:sz w:val="18"/>
+                      <w:szCs w:val="18"/>
+                    </w:rPr>
+                    <w:t xml:space="preserve">0</w:t>
+                  </w:r>
+                </w:p>
+              </w:tc>
+            </w:tr>
+            <w:tr>
+              <w:tc>
+                <w:tcPr>
+                  <w:tcW w:type="dxa" w:w="4440"/>
+                  <w:shd w:fill="FFFFFF" w:color="auto" w:val="clear"/>
+                  <w:tcMar>
+                    <w:top w:type="dxa" w:w="60"/>
+                    <w:left w:type="dxa" w:w="120"/>
+                    <w:bottom w:type="dxa" w:w="60"/>
+                    <w:right w:type="dxa" w:w="120"/>
+                  </w:tcMar>
+                  <w:vAlign w:val="top"/>
+                </w:tcPr>
+                <w:p>
+                  <w:pPr>
+                    <w:spacing w:after="40" w:before="0"/>
+                    <w:jc w:val="left"/>
+                  </w:pPr>
+                  <w:r>
+                    <w:rPr>
+                      <w:rFonts w:ascii="Arial" w:cs="Arial" w:eastAsia="Arial" w:hAnsi="Arial"/>
+                      <w:b w:val="false"/>
+                      <w:bCs w:val="false"/>
+                      <w:i w:val="false"/>
+                      <w:iCs w:val="false"/>
+                      <w:color w:val="000000"/>
+                      <w:sz w:val="18"/>
+                      <w:szCs w:val="18"/>
+                    </w:rPr>
+                    <w:t xml:space="preserve">80-89</w:t>
+                  </w:r>
+                </w:p>
+              </w:tc>
+              <w:tc>
+                <w:tcPr>
+                  <w:tcW w:type="dxa" w:w="4440"/>
+                  <w:shd w:fill="FFFFFF" w:color="auto" w:val="clear"/>
+                  <w:tcMar>
+                    <w:top w:type="dxa" w:w="60"/>
+                    <w:left w:type="dxa" w:w="120"/>
+                    <w:bottom w:type="dxa" w:w="60"/>
+                    <w:right w:type="dxa" w:w="120"/>
+                  </w:tcMar>
+                  <w:vAlign w:val="top"/>
+                </w:tcPr>
+                <w:p>
+                  <w:pPr>
+                    <w:spacing w:after="40" w:before="0"/>
+                    <w:jc w:val="left"/>
+                  </w:pPr>
+                  <w:r>
+                    <w:rPr>
+                      <w:rFonts w:ascii="Arial" w:cs="Arial" w:eastAsia="Arial" w:hAnsi="Arial"/>
+                      <w:b w:val="false"/>
+                      <w:bCs w:val="false"/>
+                      <w:i w:val="false"/>
+                      <w:iCs w:val="false"/>
+                      <w:color w:val="000000"/>
+                      <w:sz w:val="18"/>
+                      <w:szCs w:val="18"/>
+                    </w:rPr>
+                    <w:t xml:space="preserve">8</w:t>
+                  </w:r>
+                </w:p>
+              </w:tc>
+              <w:tc>
+                <w:tcPr>
+                  <w:tcW w:type="dxa" w:w="4440"/>
+                  <w:shd w:fill="FFFFFF" w:color="auto" w:val="clear"/>
+                  <w:tcMar>
+                    <w:top w:type="dxa" w:w="60"/>
+                    <w:left w:type="dxa" w:w="120"/>
+                    <w:bottom w:type="dxa" w:w="60"/>
+                    <w:right w:type="dxa" w:w="120"/>
+                  </w:tcMar>
+                  <w:vAlign w:val="top"/>
+                </w:tcPr>
+                <w:p>
+                  <w:pPr>
+                    <w:spacing w:after="40" w:before="0"/>
+                    <w:jc w:val="left"/>
+                  </w:pPr>
+                  <w:r>
+                    <w:rPr>
+                      <w:rFonts w:ascii="Arial" w:cs="Arial" w:eastAsia="Arial" w:hAnsi="Arial"/>
+                      <w:b w:val="false"/>
+                      <w:bCs w:val="false"/>
+                      <w:i w:val="false"/>
+                      <w:iCs w:val="false"/>
+                      <w:color w:val="000000"/>
+                      <w:sz w:val="18"/>
+                      <w:szCs w:val="18"/>
+                    </w:rPr>
+                    <w:t xml:space="preserve">0</w:t>
+                  </w:r>
+                </w:p>
+              </w:tc>
+            </w:tr>
+            <w:tr>
+              <w:tc>
+                <w:tcPr>
+                  <w:tcW w:type="dxa" w:w="4440"/>
+                  <w:shd w:fill="FFFFFF" w:color="auto" w:val="clear"/>
+                  <w:tcMar>
+                    <w:top w:type="dxa" w:w="60"/>
+                    <w:left w:type="dxa" w:w="120"/>
+                    <w:bottom w:type="dxa" w:w="60"/>
+                    <w:right w:type="dxa" w:w="120"/>
+                  </w:tcMar>
+                  <w:vAlign w:val="top"/>
+                </w:tcPr>
+                <w:p>
+                  <w:pPr>
+                    <w:spacing w:after="40" w:before="0"/>
+                    <w:jc w:val="left"/>
+                  </w:pPr>
+                  <w:r>
+                    <w:rPr>
+                      <w:rFonts w:ascii="Arial" w:cs="Arial" w:eastAsia="Arial" w:hAnsi="Arial"/>
+                      <w:b w:val="false"/>
+                      <w:bCs w:val="false"/>
+                      <w:i w:val="false"/>
+                      <w:iCs w:val="false"/>
+                      <w:color w:val="000000"/>
+                      <w:sz w:val="18"/>
+                      <w:szCs w:val="18"/>
+                    </w:rPr>
+                    <w:t xml:space="preserve">90-99</w:t>
+                  </w:r>
+                </w:p>
+              </w:tc>
+              <w:tc>
+                <w:tcPr>
+                  <w:tcW w:type="dxa" w:w="4440"/>
+                  <w:shd w:fill="FFFFFF" w:color="auto" w:val="clear"/>
+                  <w:tcMar>
+                    <w:top w:type="dxa" w:w="60"/>
+                    <w:left w:type="dxa" w:w="120"/>
+                    <w:bottom w:type="dxa" w:w="60"/>
+                    <w:right w:type="dxa" w:w="120"/>
+                  </w:tcMar>
+                  <w:vAlign w:val="top"/>
+                </w:tcPr>
+                <w:p>
+                  <w:pPr>
+                    <w:spacing w:after="40" w:before="0"/>
+                    <w:jc w:val="left"/>
+                  </w:pPr>
+                  <w:r>
+                    <w:rPr>
+                      <w:rFonts w:ascii="Arial" w:cs="Arial" w:eastAsia="Arial" w:hAnsi="Arial"/>
+                      <w:b w:val="false"/>
+                      <w:bCs w:val="false"/>
+                      <w:i w:val="false"/>
+                      <w:iCs w:val="false"/>
+                      <w:color w:val="000000"/>
+                      <w:sz w:val="18"/>
+                      <w:szCs w:val="18"/>
+                    </w:rPr>
+                    <w:t xml:space="preserve">3</w:t>
+                  </w:r>
+                </w:p>
+              </w:tc>
+              <w:tc>
+                <w:tcPr>
+                  <w:tcW w:type="dxa" w:w="4440"/>
+                  <w:shd w:fill="FFFFFF" w:color="auto" w:val="clear"/>
+                  <w:tcMar>
+                    <w:top w:type="dxa" w:w="60"/>
+                    <w:left w:type="dxa" w:w="120"/>
+                    <w:bottom w:type="dxa" w:w="60"/>
+                    <w:right w:type="dxa" w:w="120"/>
+                  </w:tcMar>
+                  <w:vAlign w:val="top"/>
+                </w:tcPr>
+                <w:p>
+                  <w:pPr>
+                    <w:spacing w:after="40" w:before="0"/>
+                    <w:jc w:val="left"/>
+                  </w:pPr>
+                  <w:r>
+                    <w:rPr>
+                      <w:rFonts w:ascii="Arial" w:cs="Arial" w:eastAsia="Arial" w:hAnsi="Arial"/>
+                      <w:b w:val="false"/>
+                      <w:bCs w:val="false"/>
+                      <w:i w:val="false"/>
+                      <w:iCs w:val="false"/>
+                      <w:color w:val="000000"/>
+                      <w:sz w:val="18"/>
+                      <w:szCs w:val="18"/>
+                    </w:rPr>
+                    <w:t xml:space="preserve">0</w:t>
+                  </w:r>
+                </w:p>
+              </w:tc>
+            </w:tr>
+          </w:tbl>
+          <w:p>
+            <w:pPr>
+              <w:spacing w:after="60" w:before="0"/>
+              <w:jc w:val="left"/>
+            </w:pPr>
+            <w:r>
+              <w:rPr>
+                <w:rFonts w:ascii="Arial" w:cs="Arial" w:eastAsia="Arial" w:hAnsi="Arial"/>
+                <w:b w:val="false"/>
+                <w:bCs w:val="false"/>
+                <w:i w:val="false"/>
+                <w:iCs w:val="false"/>
+                <w:color w:val="000000"/>
+                <w:sz w:val="18"/>
+                <w:szCs w:val="18"/>
+              </w:rPr>
+              <w:t xml:space="preserve"/>
+            </w:r>
+          </w:p>
+          <w:p>
+            <w:pPr>
+              <w:spacing w:after="40" w:before="0"/>
+              <w:jc w:val="left"/>
+            </w:pPr>
+            <w:r>
+              <w:rPr>
+                <w:rFonts w:ascii="Arial" w:cs="Arial" w:eastAsia="Arial" w:hAnsi="Arial"/>
+                <w:b/>
+                <w:bCs/>
+                <w:i w:val="false"/>
+                <w:iCs w:val="false"/>
+                <w:color w:val="000000"/>
+                <w:sz w:val="18"/>
+                <w:szCs w:val="18"/>
+              </w:rPr>
+              <w:t xml:space="preserve"/>
+            </w:r>
+          </w:p>
+          <w:p>
+            <w:pPr>
+              <w:spacing w:after="40" w:before="0"/>
+              <w:jc w:val="left"/>
+            </w:pPr>
+            <w:r>
+              <w:rPr>
+                <w:rFonts w:ascii="Arial" w:cs="Arial" w:eastAsia="Arial" w:hAnsi="Arial"/>
+                <w:b/>
+                <w:bCs/>
+                <w:i w:val="false"/>
+                <w:iCs w:val="false"/>
+                <w:color w:val="000000"/>
+                <w:sz w:val="18"/>
+                <w:szCs w:val="18"/>
+              </w:rPr>
+              <w:t xml:space="preserve">(a) Make a cumulative frequency table for Subject 2 using the upper class boundaries (less-than values).</w:t>
+            </w:r>
+          </w:p>
+          <w:p>
+            <w:pPr>
+              <w:spacing w:after="40" w:before="0"/>
+              <w:jc w:val="left"/>
+            </w:pPr>
+            <w:r>
+              <w:rPr>
+                <w:rFonts w:ascii="Arial" w:cs="Arial" w:eastAsia="Arial" w:hAnsi="Arial"/>
+                <w:b/>
+                <w:bCs/>
+                <w:i w:val="false"/>
+                <w:iCs w:val="false"/>
+                <w:color w:val="000000"/>
+                <w:sz w:val="18"/>
+                <w:szCs w:val="18"/>
+              </w:rPr>
+              <w:t xml:space="preserve">(b) Using the 5th, 10th and 15th learners, estimate Q1, the median and Q3 for Subject 2, and its interquartile range (IQR). Show your working.</w:t>
+            </w:r>
+          </w:p>
+          <w:p>
+            <w:pPr>
+              <w:spacing w:after="40" w:before="0"/>
+              <w:jc w:val="left"/>
+            </w:pPr>
+            <w:r>
+              <w:rPr>
+                <w:rFonts w:ascii="Arial" w:cs="Arial" w:eastAsia="Arial" w:hAnsi="Arial"/>
+                <w:b/>
+                <w:bCs/>
+                <w:i w:val="false"/>
+                <w:iCs w:val="false"/>
+                <w:color w:val="000000"/>
+                <w:sz w:val="18"/>
+                <w:szCs w:val="18"/>
+              </w:rPr>
+              <w:t xml:space="preserve">(c) For Subject 1 the estimates are Q1 = 73.8 and Q3 = 87.0. Find its estimated IQR and compare it with that of Subject 2. What does this tell you about the spread of the middle half of the learners in each subject?</w:t>
+            </w:r>
+          </w:p>
+          <w:p>
+            <w:pPr>
+              <w:spacing w:after="40" w:before="0"/>
+              <w:jc w:val="left"/>
+            </w:pPr>
+            <w:r>
+              <w:rPr>
+                <w:rFonts w:ascii="Arial" w:cs="Arial" w:eastAsia="Arial" w:hAnsi="Arial"/>
+                <w:b/>
+                <w:bCs/>
+                <w:i w:val="false"/>
+                <w:iCs w:val="false"/>
+                <w:color w:val="000000"/>
+                <w:sz w:val="18"/>
+                <w:szCs w:val="18"/>
+              </w:rPr>
+              <w:t xml:space="preserve">(d) Why are these values called estimates?</w:t>
+            </w:r>
+          </w:p>
+          <w:p>
+            <w:pPr>
+              <w:spacing w:after="60" w:before="0"/>
+              <w:jc w:val="left"/>
+            </w:pPr>
+            <w:r>
+              <w:rPr>
+                <w:rFonts w:ascii="Arial" w:cs="Arial" w:eastAsia="Arial" w:hAnsi="Arial"/>
+                <w:b w:val="false"/>
+                <w:bCs w:val="false"/>
+                <w:i w:val="false"/>
+                <w:iCs w:val="false"/>
+                <w:color w:val="000000"/>
+                <w:sz w:val="18"/>
+                <w:szCs w:val="18"/>
+              </w:rPr>
+              <w:t xml:space="preserve"/>
             </w:r>
           </w:p>
         </w:tc>
@@ -871,7 +2231,7 @@
                 <w:sz w:val="22"/>
                 <w:szCs w:val="22"/>
               </w:rPr>
-              <w:t xml:space="preserve">Part 4: Choosing the right picture</w:t>
+              <w:t xml:space="preserve">Part 4: Claim, evidence and reasoning</w:t>
             </w:r>
           </w:p>
         </w:tc>
@@ -905,7 +2265,45 @@
                 <w:sz w:val="18"/>
                 <w:szCs w:val="18"/>
               </w:rPr>
-              <w:t xml:space="preserve">The KALRO officer must present the data to decision-makers. (a) Choose one of the following: a bar graph, a line graph or a pie chart. Describe a question about Kenyan farming or maize that your chosen graph can answer well, and describe how it is constructed (axes, scale, angles or points, as relevant). (b) Name one of the other two graphs and explain why it would be less suitable for the same question. (c) Imagine a bar graph of your frequency table for the 20 harvests, with each harvest value as a category. Which bar would be tallest, and how is it connected to one of the measures of central tendency?</w:t>
+              <w:t xml:space="preserve">A classmate says: 'These 20 learners are all weak, so Madam Achieng should tell the whole class to repeat the term.'</w:t>
+            </w:r>
+          </w:p>
+          <w:p>
+            <w:pPr>
+              <w:spacing w:after="40" w:before="0"/>
+              <w:jc w:val="left"/>
+            </w:pPr>
+            <w:r>
+              <w:rPr>
+                <w:rFonts w:ascii="Arial" w:cs="Arial" w:eastAsia="Arial" w:hAnsi="Arial"/>
+                <w:b/>
+                <w:bCs/>
+                <w:i w:val="false"/>
+                <w:iCs w:val="false"/>
+                <w:color w:val="000000"/>
+                <w:sz w:val="18"/>
+                <w:szCs w:val="18"/>
+              </w:rPr>
+              <w:t xml:space="preserve">(a) Write a claim-evidence-reasoning response. Use at least three pieces of evidence from the tables, measures or graphs (for example pass counts, a measure of centre and a measure of spread).</w:t>
+            </w:r>
+          </w:p>
+          <w:p>
+            <w:pPr>
+              <w:spacing w:after="40" w:before="0"/>
+              <w:jc w:val="left"/>
+            </w:pPr>
+            <w:r>
+              <w:rPr>
+                <w:rFonts w:ascii="Arial" w:cs="Arial" w:eastAsia="Arial" w:hAnsi="Arial"/>
+                <w:b/>
+                <w:bCs/>
+                <w:i w:val="false"/>
+                <w:iCs w:val="false"/>
+                <w:color w:val="000000"/>
+                <w:sz w:val="18"/>
+                <w:szCs w:val="18"/>
+              </w:rPr>
+              <w:t xml:space="preserve">(b) We saw that Subject 1 histograms and polygons are narrow and to the right, and Subject 2 histograms and polygons are wide and to the left. Explain what this shape tells you that the raw lists did not.</w:t>
             </w:r>
           </w:p>
         </w:tc>
@@ -1001,7 +2399,7 @@
                 <w:sz w:val="22"/>
                 <w:szCs w:val="22"/>
               </w:rPr>
-              <w:t xml:space="preserve">Part 5: Answering the Driving Question</w:t>
+              <w:t xml:space="preserve">Part 5: Recommendations and why data helps decisions</w:t>
             </w:r>
           </w:p>
         </w:tc>
@@ -1035,7 +2433,64 @@
                 <w:sz w:val="18"/>
                 <w:szCs w:val="18"/>
               </w:rPr>
-              <w:t xml:space="preserve">Use the whole unit to answer: How can we collect, organize, and represent data about our community to help Kenyan decision-makers take effective action? Write a short paragraph (5–7 sentences) that follows the journey of the Nakuru maize data from the raw list to a decision. Include at least one organising tool, one measure of central tendency and one graph, and say why the choice of each matters.</w:t>
+              <w:t xml:space="preserve">Madam Achieng wants a final report that answers the driving question: How can you use the two sets of data to predict the learners' and the teachers' next steps?</w:t>
+            </w:r>
+          </w:p>
+          <w:p>
+            <w:pPr>
+              <w:spacing w:after="40" w:before="0"/>
+              <w:jc w:val="left"/>
+            </w:pPr>
+            <w:r>
+              <w:rPr>
+                <w:rFonts w:ascii="Arial" w:cs="Arial" w:eastAsia="Arial" w:hAnsi="Arial"/>
+                <w:b/>
+                <w:bCs/>
+                <w:i w:val="false"/>
+                <w:iCs w:val="false"/>
+                <w:color w:val="000000"/>
+                <w:sz w:val="18"/>
+                <w:szCs w:val="18"/>
+              </w:rPr>
+              <w:t xml:space="preserve">(a) Write one evidence-based recommendation each for Mr. Otieno, for Mrs. Wanjiku and the learners, and for the 16 learners who scored below 50 in Subject 2. Link each to the data.</w:t>
+            </w:r>
+          </w:p>
+          <w:p>
+            <w:pPr>
+              <w:spacing w:after="40" w:before="0"/>
+              <w:jc w:val="left"/>
+            </w:pPr>
+            <w:r>
+              <w:rPr>
+                <w:rFonts w:ascii="Arial" w:cs="Arial" w:eastAsia="Arial" w:hAnsi="Arial"/>
+                <w:b/>
+                <w:bCs/>
+                <w:i w:val="false"/>
+                <w:iCs w:val="false"/>
+                <w:color w:val="000000"/>
+                <w:sz w:val="18"/>
+                <w:szCs w:val="18"/>
+              </w:rPr>
+              <w:t xml:space="preserve">(b) Name two reasons that could explain the difference in scores. Explain why you cannot yet claim that either is the cause, and what further data you would collect.</w:t>
+            </w:r>
+          </w:p>
+          <w:p>
+            <w:pPr>
+              <w:spacing w:after="40" w:before="0"/>
+              <w:jc w:val="left"/>
+            </w:pPr>
+            <w:r>
+              <w:rPr>
+                <w:rFonts w:ascii="Arial" w:cs="Arial" w:eastAsia="Arial" w:hAnsi="Arial"/>
+                <w:b/>
+                <w:bCs/>
+                <w:i w:val="false"/>
+                <w:iCs w:val="false"/>
+                <w:color w:val="000000"/>
+                <w:sz w:val="18"/>
+                <w:szCs w:val="18"/>
+              </w:rPr>
+              <w:t xml:space="preserve">(c) Answer Key Inquiry 2: Why is it important to collect, organise and interpret data in making decisions? Use what changed between the raw lists and your tables, measures and graphs.</w:t>
             </w:r>
           </w:p>
         </w:tc>
@@ -1299,7 +2754,7 @@
                 <w:sz w:val="18"/>
                 <w:szCs w:val="18"/>
               </w:rPr>
-              <w:t xml:space="preserve">Organising data with frequency tables</w:t>
+              <w:t xml:space="preserve">Organising data (frequency tables, Key Inquiry 1)</w:t>
             </w:r>
           </w:p>
         </w:tc>
@@ -1331,7 +2786,7 @@
                 <w:sz w:val="18"/>
                 <w:szCs w:val="18"/>
               </w:rPr>
-              <w:t xml:space="preserve">Describes tally marks (grouped in fives), frequency counts and the building of the table accurately; names a pattern revealed and clearly explains what the table cannot answer.</w:t>
+              <w:t xml:space="preserve">Builds a complete, correct grouped table with a common class width of 10, correct tallies and frequencies totalling 20 for each subject, and clearly explains why grouping is more useful than an ungrouped table.</w:t>
             </w:r>
           </w:p>
         </w:tc>
@@ -1363,7 +2818,7 @@
                 <w:sz w:val="18"/>
                 <w:szCs w:val="18"/>
               </w:rPr>
-              <w:t xml:space="preserve">Describes the table and tally marks correctly and names a pattern; the limitation is stated but not fully explained.</w:t>
+              <w:t xml:space="preserve">Builds a mostly correct table with one small error, and gives a basic reason for using the same classes or for grouping.</w:t>
             </w:r>
           </w:p>
         </w:tc>
@@ -1395,7 +2850,7 @@
                 <w:sz w:val="18"/>
                 <w:szCs w:val="18"/>
               </w:rPr>
-              <w:t xml:space="preserve">Description of the table or tallying is incomplete or confused; patterns or limitations are missing.</w:t>
+              <w:t xml:space="preserve">Table has several errors or totals that do not equal 20, or gives no reason for the choice of classes.</w:t>
             </w:r>
           </w:p>
         </w:tc>
@@ -1429,7 +2884,7 @@
                 <w:sz w:val="18"/>
                 <w:szCs w:val="18"/>
               </w:rPr>
-              <w:t xml:space="preserve">Mean, median and mode: methods and meaning</w:t>
+              <w:t xml:space="preserve">Calculating measures (mean, median, mode, quartiles, IQR)</w:t>
             </w:r>
           </w:p>
         </w:tc>
@@ -1461,7 +2916,7 @@
                 <w:sz w:val="18"/>
                 <w:szCs w:val="18"/>
               </w:rPr>
-              <w:t xml:space="preserve">Explains and correctly calculates all three measures, interprets the mean as a balance point, and explains why the mean is above the median using outliers.</w:t>
+              <w:t xml:space="preserve">All measures are correct (80.35, 80.5, 33.85, 31.5, modes 32 and 60, IQR estimates 13.2 and 24.2) with clear working, and grouped values are called estimates with a reason given.</w:t>
             </w:r>
           </w:p>
         </w:tc>
@@ -1493,7 +2948,7 @@
                 <w:sz w:val="18"/>
                 <w:szCs w:val="18"/>
               </w:rPr>
-              <w:t xml:space="preserve">Explains the methods correctly with minor gaps in calculation, in interpreting the mean or in the effect of outliers.</w:t>
+              <w:t xml:space="preserve">Most measures are correct with working shown, with a small slip, or the reason for 'estimate' is incomplete.</w:t>
             </w:r>
           </w:p>
         </w:tc>
@@ -1525,7 +2980,7 @@
                 <w:sz w:val="18"/>
                 <w:szCs w:val="18"/>
               </w:rPr>
-              <w:t xml:space="preserve">Confuses methods or cannot link the values (13.9, 12, 12) to the data.</w:t>
+              <w:t xml:space="preserve">Several measures are incorrect or working is missing, and does not recognise grouped values as estimates.</w:t>
             </w:r>
           </w:p>
         </w:tc>
@@ -1559,7 +3014,7 @@
                 <w:sz w:val="18"/>
                 <w:szCs w:val="18"/>
               </w:rPr>
-              <w:t xml:space="preserve">Evidence-based recommendation (Claim–Evidence–Reasoning)</w:t>
+              <w:t xml:space="preserve">Interpreting tables, measures and graphs</w:t>
             </w:r>
           </w:p>
         </w:tc>
@@ -1591,7 +3046,7 @@
                 <w:sz w:val="18"/>
                 <w:szCs w:val="18"/>
               </w:rPr>
-              <w:t xml:space="preserve">Makes a clear claim, supports it with exact Nakuru values, reasons about outliers and names a sensible limitation.</w:t>
+              <w:t xml:space="preserve">Uses centre, spread, shape and pass rate together to compare the subjects, and explains what the graphs show that the raw lists hid.</w:t>
             </w:r>
           </w:p>
         </w:tc>
@@ -1623,7 +3078,7 @@
                 <w:sz w:val="18"/>
                 <w:szCs w:val="18"/>
               </w:rPr>
-              <w:t xml:space="preserve">Makes a clear claim with some correct evidence and reasoning; limitation is vague.</w:t>
+              <w:t xml:space="preserve">Uses at least two features (such as the mean and the pass count) to compare the subjects, with limited reference to spread or shape.</w:t>
             </w:r>
           </w:p>
         </w:tc>
@@ -1655,7 +3110,7 @@
                 <w:sz w:val="18"/>
                 <w:szCs w:val="18"/>
               </w:rPr>
-              <w:t xml:space="preserve">Claim is unsupported, evidence is missing or inaccurate, or reasoning is absent.</w:t>
+              <w:t xml:space="preserve">Only lists numbers or describes one subject, with no comparison.</w:t>
             </w:r>
           </w:p>
         </w:tc>
@@ -1689,7 +3144,7 @@
                 <w:sz w:val="18"/>
                 <w:szCs w:val="18"/>
               </w:rPr>
-              <w:t xml:space="preserve">Choosing and constructing graphs</w:t>
+              <w:t xml:space="preserve">Claim-evidence-reasoning and recommendations</w:t>
             </w:r>
           </w:p>
         </w:tc>
@@ -1721,7 +3176,7 @@
                 <w:sz w:val="18"/>
                 <w:szCs w:val="18"/>
               </w:rPr>
-              <w:t xml:space="preserve">Matches the graph to a suitable question, describes construction correctly (axes, scale, angles or points), justifies why another graph is less suitable and links the tallest bar to the mode.</w:t>
+              <w:t xml:space="preserve">Gives a clear claim supported by several correct pieces of evidence, and recommendations for Mr. Otieno, Mrs. Wanjiku, the learners and the 16 learners below 50, each linked to the data.</w:t>
             </w:r>
           </w:p>
         </w:tc>
@@ -1753,7 +3208,7 @@
                 <w:sz w:val="18"/>
                 <w:szCs w:val="18"/>
               </w:rPr>
-              <w:t xml:space="preserve">Chooses a suitable graph and describes most construction features; the comparison or the mode link is only partly explained.</w:t>
+              <w:t xml:space="preserve">Gives a claim with some evidence and recommendations for most groups, but the link between the data and the recommendation is sometimes weak.</w:t>
             </w:r>
           </w:p>
         </w:tc>
@@ -1785,7 +3240,7 @@
                 <w:sz w:val="18"/>
                 <w:szCs w:val="18"/>
               </w:rPr>
-              <w:t xml:space="preserve">Graph choice does not fit the question or construction details are missing or wrong.</w:t>
+              <w:t xml:space="preserve">Claim is unsupported or recommendations are missing or not linked to the data.</w:t>
             </w:r>
           </w:p>
         </w:tc>
@@ -1819,7 +3274,7 @@
                 <w:sz w:val="18"/>
                 <w:szCs w:val="18"/>
               </w:rPr>
-              <w:t xml:space="preserve">Answering the Driving Question</w:t>
+              <w:t xml:space="preserve">Separating what the data shows from what it cannot explain</w:t>
             </w:r>
           </w:p>
         </w:tc>
@@ -1851,7 +3306,7 @@
                 <w:sz w:val="18"/>
                 <w:szCs w:val="18"/>
               </w:rPr>
-              <w:t xml:space="preserve">Coherent paragraph tracing data from collection to decision, using correct statistical vocabulary and connecting tools to Kenyan decision-making.</w:t>
+              <w:t xml:space="preserve">Treats reasons for the score difference as hypotheses using words such as 'may' and 'could', and names suitable extra data (topic-by-topic marks, a second test).</w:t>
             </w:r>
           </w:p>
         </w:tc>
@@ -1883,7 +3338,7 @@
                 <w:sz w:val="18"/>
                 <w:szCs w:val="18"/>
               </w:rPr>
-              <w:t xml:space="preserve">Covers most steps with generally correct vocabulary; links to decision-making are brief.</w:t>
+              <w:t xml:space="preserve">Recognises that causes are not known but gives an unclear or incomplete plan for finding out.</w:t>
             </w:r>
           </w:p>
         </w:tc>
@@ -1915,7 +3370,7 @@
                 <w:sz w:val="18"/>
                 <w:szCs w:val="18"/>
               </w:rPr>
-              <w:t xml:space="preserve">Lists tools without connecting them to the data journey or to the decision.</w:t>
+              <w:t xml:space="preserve">States a cause for the score difference as a fact.</w:t>
             </w:r>
           </w:p>
         </w:tc>
@@ -2039,7 +3494,7 @@
         </w:rPr>
         <w:t xml:space="preserve">© 2026 SeaVuria and ARES. This work is licensed under a </w:t>
       </w:r>
-      <w:hyperlink w:history="1" r:id="rIdarluvub7_zmrlimmu2y-s">
+      <w:hyperlink w:history="1" r:id="rIdpocd9iaajzrc6lwdetnzb">
         <w:r>
           <w:rPr>
             <w:rFonts w:ascii="Arial" w:cs="Arial" w:eastAsia="Arial" w:hAnsi="Arial"/>
@@ -2059,7 +3514,7 @@
         </w:rPr>
         <w:t xml:space="preserve"> (</w:t>
       </w:r>
-      <w:hyperlink w:history="1" r:id="rIdgvyiyooi3t6jwqtvfzovt">
+      <w:hyperlink w:history="1" r:id="rIdw_wquwmzulfkuqiqzwpng">
         <w:r>
           <w:rPr>
             <w:rFonts w:ascii="Arial" w:cs="Arial" w:eastAsia="Arial" w:hAnsi="Arial"/>
@@ -2079,7 +3534,7 @@
         </w:rPr>
         <w:t xml:space="preserve">). To view a copy of this license, visit </w:t>
       </w:r>
-      <w:hyperlink w:history="1" r:id="rIdfqwpf8jmigbrbpuolfulr">
+      <w:hyperlink w:history="1" r:id="rIdhlgv21mplb0z035asqg4r">
         <w:r>
           <w:rPr>
             <w:rFonts w:ascii="Arial" w:cs="Arial" w:eastAsia="Arial" w:hAnsi="Arial"/>

--- a/data/outputs/v2/Maths/SS4.1_Statistics_I/Mathematics_Statistics_I_FinalExplanation.docx
+++ b/data/outputs/v2/Maths/SS4.1_Statistics_I/Mathematics_Statistics_I_FinalExplanation.docx
@@ -4,6 +4,7 @@
   <w:body>
     <w:p>
       <w:pPr>
+        <w:keepNext w:val="false"/>
         <w:spacing w:after="30" w:before="0"/>
         <w:jc w:val="center"/>
       </w:pPr>
@@ -23,6 +24,7 @@
     </w:p>
     <w:p>
       <w:pPr>
+        <w:keepNext w:val="false"/>
         <w:spacing w:after="60" w:before="0"/>
         <w:jc w:val="center"/>
       </w:pPr>
@@ -81,6 +83,7 @@
           </w:tcPr>
           <w:p>
             <w:pPr>
+              <w:keepNext w:val="false"/>
               <w:spacing w:after="40" w:before="0"/>
               <w:jc w:val="center"/>
             </w:pPr>
@@ -116,6 +119,7 @@
           </w:tcPr>
           <w:p>
             <w:pPr>
+              <w:keepNext w:val="false"/>
               <w:spacing w:after="40" w:before="0"/>
               <w:jc w:val="center"/>
             </w:pPr>
@@ -150,6 +154,7 @@
           </w:tcPr>
           <w:p>
             <w:pPr>
+              <w:keepNext w:val="false"/>
               <w:spacing w:after="40" w:before="0"/>
               <w:jc w:val="left"/>
             </w:pPr>
@@ -182,6 +187,7 @@
           </w:tcPr>
           <w:p>
             <w:pPr>
+              <w:keepNext w:val="false"/>
               <w:spacing w:after="40" w:before="0"/>
               <w:jc w:val="left"/>
             </w:pPr>
@@ -216,6 +222,7 @@
           </w:tcPr>
           <w:p>
             <w:pPr>
+              <w:keepNext w:val="false"/>
               <w:spacing w:after="40" w:before="0"/>
               <w:jc w:val="left"/>
             </w:pPr>
@@ -248,6 +255,7 @@
           </w:tcPr>
           <w:p>
             <w:pPr>
+              <w:keepNext w:val="false"/>
               <w:spacing w:after="40" w:before="0"/>
               <w:jc w:val="left"/>
             </w:pPr>
@@ -282,6 +290,7 @@
           </w:tcPr>
           <w:p>
             <w:pPr>
+              <w:keepNext w:val="false"/>
               <w:spacing w:after="40" w:before="0"/>
               <w:jc w:val="left"/>
             </w:pPr>
@@ -314,6 +323,7 @@
           </w:tcPr>
           <w:p>
             <w:pPr>
+              <w:keepNext w:val="false"/>
               <w:spacing w:after="40" w:before="0"/>
               <w:jc w:val="left"/>
             </w:pPr>
@@ -374,6 +384,7 @@
           </w:tcPr>
           <w:p>
             <w:pPr>
+              <w:keepNext w:val="false"/>
               <w:spacing w:after="40" w:before="0"/>
               <w:jc w:val="center"/>
             </w:pPr>
@@ -408,6 +419,7 @@
           </w:tcPr>
           <w:p>
             <w:pPr>
+              <w:keepNext w:val="false"/>
               <w:spacing w:after="40" w:before="0"/>
               <w:jc w:val="left"/>
             </w:pPr>
@@ -467,6 +479,7 @@
           </w:tcPr>
           <w:p>
             <w:pPr>
+              <w:keepNext/>
               <w:spacing w:after="40" w:before="0"/>
               <w:jc w:val="center"/>
             </w:pPr>
@@ -501,6 +514,7 @@
           </w:tcPr>
           <w:p>
             <w:pPr>
+              <w:keepNext/>
               <w:spacing w:after="40" w:before="0"/>
               <w:jc w:val="left"/>
             </w:pPr>
@@ -520,6 +534,7 @@
           </w:p>
           <w:p>
             <w:pPr>
+              <w:keepNext/>
               <w:spacing w:after="40" w:before="0"/>
               <w:jc w:val="left"/>
             </w:pPr>
@@ -539,6 +554,7 @@
           </w:p>
           <w:p>
             <w:pPr>
+              <w:keepNext/>
               <w:spacing w:after="40" w:before="0"/>
               <w:jc w:val="left"/>
             </w:pPr>
@@ -558,6 +574,7 @@
           </w:p>
           <w:p>
             <w:pPr>
+              <w:keepNext/>
               <w:spacing w:after="40" w:before="0"/>
               <w:jc w:val="left"/>
             </w:pPr>
@@ -577,6 +594,7 @@
           </w:p>
           <w:p>
             <w:pPr>
+              <w:keepNext/>
               <w:spacing w:after="40" w:before="0"/>
               <w:jc w:val="left"/>
             </w:pPr>
@@ -596,6 +614,7 @@
           </w:p>
           <w:p>
             <w:pPr>
+              <w:keepNext/>
               <w:spacing w:after="40" w:before="0"/>
               <w:jc w:val="left"/>
             </w:pPr>
@@ -615,6 +634,7 @@
           </w:p>
           <w:p>
             <w:pPr>
+              <w:keepNext/>
               <w:spacing w:after="40" w:before="0"/>
               <w:jc w:val="left"/>
             </w:pPr>
@@ -634,6 +654,7 @@
           </w:p>
           <w:p>
             <w:pPr>
+              <w:keepNext/>
               <w:spacing w:after="40" w:before="0"/>
               <w:jc w:val="left"/>
             </w:pPr>
@@ -653,6 +674,7 @@
           </w:p>
           <w:p>
             <w:pPr>
+              <w:keepNext/>
               <w:spacing w:after="40" w:before="0"/>
               <w:jc w:val="left"/>
             </w:pPr>
@@ -690,6 +712,7 @@
           </w:tcPr>
           <w:p>
             <w:pPr>
+              <w:keepNext w:val="false"/>
               <w:spacing w:after="40" w:before="0"/>
               <w:jc w:val="left"/>
             </w:pPr>
@@ -749,6 +772,7 @@
           </w:tcPr>
           <w:p>
             <w:pPr>
+              <w:keepNext/>
               <w:spacing w:after="40" w:before="0"/>
               <w:jc w:val="center"/>
             </w:pPr>
@@ -783,6 +807,7 @@
           </w:tcPr>
           <w:p>
             <w:pPr>
+              <w:keepNext/>
               <w:spacing w:after="40" w:before="0"/>
               <w:jc w:val="left"/>
             </w:pPr>
@@ -802,6 +827,7 @@
           </w:p>
           <w:p>
             <w:pPr>
+              <w:keepNext/>
               <w:spacing w:after="40" w:before="0"/>
               <w:jc w:val="left"/>
             </w:pPr>
@@ -821,6 +847,7 @@
           </w:p>
           <w:p>
             <w:pPr>
+              <w:keepNext/>
               <w:spacing w:after="40" w:before="0"/>
               <w:jc w:val="left"/>
             </w:pPr>
@@ -840,6 +867,7 @@
           </w:p>
           <w:p>
             <w:pPr>
+              <w:keepNext/>
               <w:spacing w:after="40" w:before="0"/>
               <w:jc w:val="left"/>
             </w:pPr>
@@ -877,6 +905,7 @@
           </w:tcPr>
           <w:p>
             <w:pPr>
+              <w:keepNext w:val="false"/>
               <w:spacing w:after="40" w:before="0"/>
               <w:jc w:val="left"/>
             </w:pPr>
@@ -936,6 +965,7 @@
           </w:tcPr>
           <w:p>
             <w:pPr>
+              <w:keepNext/>
               <w:spacing w:after="40" w:before="0"/>
               <w:jc w:val="center"/>
             </w:pPr>
@@ -970,6 +1000,7 @@
           </w:tcPr>
           <w:p>
             <w:pPr>
+              <w:keepNext/>
               <w:spacing w:after="40" w:before="0"/>
               <w:jc w:val="left"/>
             </w:pPr>
@@ -989,6 +1020,7 @@
           </w:p>
           <w:p>
             <w:pPr>
+              <w:keepNext/>
               <w:spacing w:after="40" w:before="0"/>
               <w:jc w:val="left"/>
             </w:pPr>
@@ -1039,6 +1071,7 @@
                 </w:tcPr>
                 <w:p>
                   <w:pPr>
+                    <w:keepNext w:val="false"/>
                     <w:spacing w:after="40" w:before="0"/>
                     <w:jc w:val="left"/>
                   </w:pPr>
@@ -1071,6 +1104,7 @@
                 </w:tcPr>
                 <w:p>
                   <w:pPr>
+                    <w:keepNext w:val="false"/>
                     <w:spacing w:after="40" w:before="0"/>
                     <w:jc w:val="left"/>
                   </w:pPr>
@@ -1103,6 +1137,7 @@
                 </w:tcPr>
                 <w:p>
                   <w:pPr>
+                    <w:keepNext w:val="false"/>
                     <w:spacing w:after="40" w:before="0"/>
                     <w:jc w:val="left"/>
                   </w:pPr>
@@ -1137,6 +1172,7 @@
                 </w:tcPr>
                 <w:p>
                   <w:pPr>
+                    <w:keepNext w:val="false"/>
                     <w:spacing w:after="40" w:before="0"/>
                     <w:jc w:val="left"/>
                   </w:pPr>
@@ -1169,6 +1205,7 @@
                 </w:tcPr>
                 <w:p>
                   <w:pPr>
+                    <w:keepNext w:val="false"/>
                     <w:spacing w:after="40" w:before="0"/>
                     <w:jc w:val="left"/>
                   </w:pPr>
@@ -1201,6 +1238,7 @@
                 </w:tcPr>
                 <w:p>
                   <w:pPr>
+                    <w:keepNext w:val="false"/>
                     <w:spacing w:after="40" w:before="0"/>
                     <w:jc w:val="left"/>
                   </w:pPr>
@@ -1235,6 +1273,7 @@
                 </w:tcPr>
                 <w:p>
                   <w:pPr>
+                    <w:keepNext w:val="false"/>
                     <w:spacing w:after="40" w:before="0"/>
                     <w:jc w:val="left"/>
                   </w:pPr>
@@ -1267,6 +1306,7 @@
                 </w:tcPr>
                 <w:p>
                   <w:pPr>
+                    <w:keepNext w:val="false"/>
                     <w:spacing w:after="40" w:before="0"/>
                     <w:jc w:val="left"/>
                   </w:pPr>
@@ -1299,6 +1339,7 @@
                 </w:tcPr>
                 <w:p>
                   <w:pPr>
+                    <w:keepNext w:val="false"/>
                     <w:spacing w:after="40" w:before="0"/>
                     <w:jc w:val="left"/>
                   </w:pPr>
@@ -1333,6 +1374,7 @@
                 </w:tcPr>
                 <w:p>
                   <w:pPr>
+                    <w:keepNext w:val="false"/>
                     <w:spacing w:after="40" w:before="0"/>
                     <w:jc w:val="left"/>
                   </w:pPr>
@@ -1365,6 +1407,7 @@
                 </w:tcPr>
                 <w:p>
                   <w:pPr>
+                    <w:keepNext w:val="false"/>
                     <w:spacing w:after="40" w:before="0"/>
                     <w:jc w:val="left"/>
                   </w:pPr>
@@ -1397,6 +1440,7 @@
                 </w:tcPr>
                 <w:p>
                   <w:pPr>
+                    <w:keepNext w:val="false"/>
                     <w:spacing w:after="40" w:before="0"/>
                     <w:jc w:val="left"/>
                   </w:pPr>
@@ -1431,6 +1475,7 @@
                 </w:tcPr>
                 <w:p>
                   <w:pPr>
+                    <w:keepNext w:val="false"/>
                     <w:spacing w:after="40" w:before="0"/>
                     <w:jc w:val="left"/>
                   </w:pPr>
@@ -1463,6 +1508,7 @@
                 </w:tcPr>
                 <w:p>
                   <w:pPr>
+                    <w:keepNext w:val="false"/>
                     <w:spacing w:after="40" w:before="0"/>
                     <w:jc w:val="left"/>
                   </w:pPr>
@@ -1495,6 +1541,7 @@
                 </w:tcPr>
                 <w:p>
                   <w:pPr>
+                    <w:keepNext w:val="false"/>
                     <w:spacing w:after="40" w:before="0"/>
                     <w:jc w:val="left"/>
                   </w:pPr>
@@ -1529,6 +1576,7 @@
                 </w:tcPr>
                 <w:p>
                   <w:pPr>
+                    <w:keepNext w:val="false"/>
                     <w:spacing w:after="40" w:before="0"/>
                     <w:jc w:val="left"/>
                   </w:pPr>
@@ -1561,6 +1609,7 @@
                 </w:tcPr>
                 <w:p>
                   <w:pPr>
+                    <w:keepNext w:val="false"/>
                     <w:spacing w:after="40" w:before="0"/>
                     <w:jc w:val="left"/>
                   </w:pPr>
@@ -1593,6 +1642,7 @@
                 </w:tcPr>
                 <w:p>
                   <w:pPr>
+                    <w:keepNext w:val="false"/>
                     <w:spacing w:after="40" w:before="0"/>
                     <w:jc w:val="left"/>
                   </w:pPr>
@@ -1627,6 +1677,7 @@
                 </w:tcPr>
                 <w:p>
                   <w:pPr>
+                    <w:keepNext w:val="false"/>
                     <w:spacing w:after="40" w:before="0"/>
                     <w:jc w:val="left"/>
                   </w:pPr>
@@ -1659,6 +1710,7 @@
                 </w:tcPr>
                 <w:p>
                   <w:pPr>
+                    <w:keepNext w:val="false"/>
                     <w:spacing w:after="40" w:before="0"/>
                     <w:jc w:val="left"/>
                   </w:pPr>
@@ -1691,6 +1743,7 @@
                 </w:tcPr>
                 <w:p>
                   <w:pPr>
+                    <w:keepNext w:val="false"/>
                     <w:spacing w:after="40" w:before="0"/>
                     <w:jc w:val="left"/>
                   </w:pPr>
@@ -1725,6 +1778,7 @@
                 </w:tcPr>
                 <w:p>
                   <w:pPr>
+                    <w:keepNext w:val="false"/>
                     <w:spacing w:after="40" w:before="0"/>
                     <w:jc w:val="left"/>
                   </w:pPr>
@@ -1757,6 +1811,7 @@
                 </w:tcPr>
                 <w:p>
                   <w:pPr>
+                    <w:keepNext w:val="false"/>
                     <w:spacing w:after="40" w:before="0"/>
                     <w:jc w:val="left"/>
                   </w:pPr>
@@ -1789,6 +1844,7 @@
                 </w:tcPr>
                 <w:p>
                   <w:pPr>
+                    <w:keepNext w:val="false"/>
                     <w:spacing w:after="40" w:before="0"/>
                     <w:jc w:val="left"/>
                   </w:pPr>
@@ -1823,6 +1879,7 @@
                 </w:tcPr>
                 <w:p>
                   <w:pPr>
+                    <w:keepNext w:val="false"/>
                     <w:spacing w:after="40" w:before="0"/>
                     <w:jc w:val="left"/>
                   </w:pPr>
@@ -1855,6 +1912,7 @@
                 </w:tcPr>
                 <w:p>
                   <w:pPr>
+                    <w:keepNext w:val="false"/>
                     <w:spacing w:after="40" w:before="0"/>
                     <w:jc w:val="left"/>
                   </w:pPr>
@@ -1887,6 +1945,7 @@
                 </w:tcPr>
                 <w:p>
                   <w:pPr>
+                    <w:keepNext w:val="false"/>
                     <w:spacing w:after="40" w:before="0"/>
                     <w:jc w:val="left"/>
                   </w:pPr>
@@ -1921,6 +1980,7 @@
                 </w:tcPr>
                 <w:p>
                   <w:pPr>
+                    <w:keepNext w:val="false"/>
                     <w:spacing w:after="40" w:before="0"/>
                     <w:jc w:val="left"/>
                   </w:pPr>
@@ -1953,6 +2013,7 @@
                 </w:tcPr>
                 <w:p>
                   <w:pPr>
+                    <w:keepNext w:val="false"/>
                     <w:spacing w:after="40" w:before="0"/>
                     <w:jc w:val="left"/>
                   </w:pPr>
@@ -1985,6 +2046,7 @@
                 </w:tcPr>
                 <w:p>
                   <w:pPr>
+                    <w:keepNext w:val="false"/>
                     <w:spacing w:after="40" w:before="0"/>
                     <w:jc w:val="left"/>
                   </w:pPr>
@@ -2007,6 +2069,7 @@
           </w:tbl>
           <w:p>
             <w:pPr>
+              <w:keepNext w:val="false"/>
               <w:spacing w:after="60" w:before="0"/>
               <w:jc w:val="left"/>
             </w:pPr>
@@ -2026,6 +2089,7 @@
           </w:p>
           <w:p>
             <w:pPr>
+              <w:keepNext/>
               <w:spacing w:after="40" w:before="0"/>
               <w:jc w:val="left"/>
             </w:pPr>
@@ -2045,6 +2109,7 @@
           </w:p>
           <w:p>
             <w:pPr>
+              <w:keepNext/>
               <w:spacing w:after="40" w:before="0"/>
               <w:jc w:val="left"/>
             </w:pPr>
@@ -2064,6 +2129,7 @@
           </w:p>
           <w:p>
             <w:pPr>
+              <w:keepNext/>
               <w:spacing w:after="40" w:before="0"/>
               <w:jc w:val="left"/>
             </w:pPr>
@@ -2083,6 +2149,7 @@
           </w:p>
           <w:p>
             <w:pPr>
+              <w:keepNext/>
               <w:spacing w:after="40" w:before="0"/>
               <w:jc w:val="left"/>
             </w:pPr>
@@ -2102,6 +2169,7 @@
           </w:p>
           <w:p>
             <w:pPr>
+              <w:keepNext/>
               <w:spacing w:after="40" w:before="0"/>
               <w:jc w:val="left"/>
             </w:pPr>
@@ -2121,6 +2189,7 @@
           </w:p>
           <w:p>
             <w:pPr>
+              <w:keepNext w:val="false"/>
               <w:spacing w:after="60" w:before="0"/>
               <w:jc w:val="left"/>
             </w:pPr>
@@ -2158,6 +2227,7 @@
           </w:tcPr>
           <w:p>
             <w:pPr>
+              <w:keepNext w:val="false"/>
               <w:spacing w:after="40" w:before="0"/>
               <w:jc w:val="left"/>
             </w:pPr>
@@ -2217,6 +2287,7 @@
           </w:tcPr>
           <w:p>
             <w:pPr>
+              <w:keepNext/>
               <w:spacing w:after="40" w:before="0"/>
               <w:jc w:val="center"/>
             </w:pPr>
@@ -2251,6 +2322,7 @@
           </w:tcPr>
           <w:p>
             <w:pPr>
+              <w:keepNext/>
               <w:spacing w:after="40" w:before="0"/>
               <w:jc w:val="left"/>
             </w:pPr>
@@ -2270,6 +2342,7 @@
           </w:p>
           <w:p>
             <w:pPr>
+              <w:keepNext/>
               <w:spacing w:after="40" w:before="0"/>
               <w:jc w:val="left"/>
             </w:pPr>
@@ -2289,6 +2362,7 @@
           </w:p>
           <w:p>
             <w:pPr>
+              <w:keepNext/>
               <w:spacing w:after="40" w:before="0"/>
               <w:jc w:val="left"/>
             </w:pPr>
@@ -2326,6 +2400,7 @@
           </w:tcPr>
           <w:p>
             <w:pPr>
+              <w:keepNext w:val="false"/>
               <w:spacing w:after="40" w:before="0"/>
               <w:jc w:val="left"/>
             </w:pPr>
@@ -2385,6 +2460,7 @@
           </w:tcPr>
           <w:p>
             <w:pPr>
+              <w:keepNext/>
               <w:spacing w:after="40" w:before="0"/>
               <w:jc w:val="center"/>
             </w:pPr>
@@ -2419,6 +2495,7 @@
           </w:tcPr>
           <w:p>
             <w:pPr>
+              <w:keepNext/>
               <w:spacing w:after="40" w:before="0"/>
               <w:jc w:val="left"/>
             </w:pPr>
@@ -2438,6 +2515,7 @@
           </w:p>
           <w:p>
             <w:pPr>
+              <w:keepNext/>
               <w:spacing w:after="40" w:before="0"/>
               <w:jc w:val="left"/>
             </w:pPr>
@@ -2457,6 +2535,7 @@
           </w:p>
           <w:p>
             <w:pPr>
+              <w:keepNext/>
               <w:spacing w:after="40" w:before="0"/>
               <w:jc w:val="left"/>
             </w:pPr>
@@ -2476,6 +2555,7 @@
           </w:p>
           <w:p>
             <w:pPr>
+              <w:keepNext/>
               <w:spacing w:after="40" w:before="0"/>
               <w:jc w:val="left"/>
             </w:pPr>
@@ -2513,6 +2593,7 @@
           </w:tcPr>
           <w:p>
             <w:pPr>
+              <w:keepNext w:val="false"/>
               <w:spacing w:after="40" w:before="0"/>
               <w:jc w:val="left"/>
             </w:pPr>
@@ -2576,6 +2657,7 @@
           </w:tcPr>
           <w:p>
             <w:pPr>
+              <w:keepNext w:val="false"/>
               <w:spacing w:after="40" w:before="0"/>
               <w:jc w:val="center"/>
             </w:pPr>
@@ -2610,6 +2692,7 @@
           </w:tcPr>
           <w:p>
             <w:pPr>
+              <w:keepNext w:val="false"/>
               <w:spacing w:after="40" w:before="0"/>
               <w:jc w:val="left"/>
             </w:pPr>
@@ -2642,6 +2725,7 @@
           </w:tcPr>
           <w:p>
             <w:pPr>
+              <w:keepNext w:val="false"/>
               <w:spacing w:after="40" w:before="0"/>
               <w:jc w:val="left"/>
             </w:pPr>
@@ -2674,6 +2758,7 @@
           </w:tcPr>
           <w:p>
             <w:pPr>
+              <w:keepNext w:val="false"/>
               <w:spacing w:after="40" w:before="0"/>
               <w:jc w:val="left"/>
             </w:pPr>
@@ -2706,6 +2791,7 @@
           </w:tcPr>
           <w:p>
             <w:pPr>
+              <w:keepNext w:val="false"/>
               <w:spacing w:after="40" w:before="0"/>
               <w:jc w:val="left"/>
             </w:pPr>
@@ -2740,6 +2826,7 @@
           </w:tcPr>
           <w:p>
             <w:pPr>
+              <w:keepNext w:val="false"/>
               <w:spacing w:after="40" w:before="0"/>
               <w:jc w:val="left"/>
             </w:pPr>
@@ -2772,6 +2859,7 @@
           </w:tcPr>
           <w:p>
             <w:pPr>
+              <w:keepNext w:val="false"/>
               <w:spacing w:after="40" w:before="0"/>
               <w:jc w:val="left"/>
             </w:pPr>
@@ -2804,6 +2892,7 @@
           </w:tcPr>
           <w:p>
             <w:pPr>
+              <w:keepNext w:val="false"/>
               <w:spacing w:after="40" w:before="0"/>
               <w:jc w:val="left"/>
             </w:pPr>
@@ -2836,6 +2925,7 @@
           </w:tcPr>
           <w:p>
             <w:pPr>
+              <w:keepNext w:val="false"/>
               <w:spacing w:after="40" w:before="0"/>
               <w:jc w:val="left"/>
             </w:pPr>
@@ -2870,6 +2960,7 @@
           </w:tcPr>
           <w:p>
             <w:pPr>
+              <w:keepNext w:val="false"/>
               <w:spacing w:after="40" w:before="0"/>
               <w:jc w:val="left"/>
             </w:pPr>
@@ -2902,6 +2993,7 @@
           </w:tcPr>
           <w:p>
             <w:pPr>
+              <w:keepNext w:val="false"/>
               <w:spacing w:after="40" w:before="0"/>
               <w:jc w:val="left"/>
             </w:pPr>
@@ -2934,6 +3026,7 @@
           </w:tcPr>
           <w:p>
             <w:pPr>
+              <w:keepNext w:val="false"/>
               <w:spacing w:after="40" w:before="0"/>
               <w:jc w:val="left"/>
             </w:pPr>
@@ -2966,6 +3059,7 @@
           </w:tcPr>
           <w:p>
             <w:pPr>
+              <w:keepNext w:val="false"/>
               <w:spacing w:after="40" w:before="0"/>
               <w:jc w:val="left"/>
             </w:pPr>
@@ -3000,6 +3094,7 @@
           </w:tcPr>
           <w:p>
             <w:pPr>
+              <w:keepNext w:val="false"/>
               <w:spacing w:after="40" w:before="0"/>
               <w:jc w:val="left"/>
             </w:pPr>
@@ -3032,6 +3127,7 @@
           </w:tcPr>
           <w:p>
             <w:pPr>
+              <w:keepNext w:val="false"/>
               <w:spacing w:after="40" w:before="0"/>
               <w:jc w:val="left"/>
             </w:pPr>
@@ -3064,6 +3160,7 @@
           </w:tcPr>
           <w:p>
             <w:pPr>
+              <w:keepNext w:val="false"/>
               <w:spacing w:after="40" w:before="0"/>
               <w:jc w:val="left"/>
             </w:pPr>
@@ -3096,6 +3193,7 @@
           </w:tcPr>
           <w:p>
             <w:pPr>
+              <w:keepNext w:val="false"/>
               <w:spacing w:after="40" w:before="0"/>
               <w:jc w:val="left"/>
             </w:pPr>
@@ -3130,6 +3228,7 @@
           </w:tcPr>
           <w:p>
             <w:pPr>
+              <w:keepNext w:val="false"/>
               <w:spacing w:after="40" w:before="0"/>
               <w:jc w:val="left"/>
             </w:pPr>
@@ -3162,6 +3261,7 @@
           </w:tcPr>
           <w:p>
             <w:pPr>
+              <w:keepNext w:val="false"/>
               <w:spacing w:after="40" w:before="0"/>
               <w:jc w:val="left"/>
             </w:pPr>
@@ -3194,6 +3294,7 @@
           </w:tcPr>
           <w:p>
             <w:pPr>
+              <w:keepNext w:val="false"/>
               <w:spacing w:after="40" w:before="0"/>
               <w:jc w:val="left"/>
             </w:pPr>
@@ -3226,6 +3327,7 @@
           </w:tcPr>
           <w:p>
             <w:pPr>
+              <w:keepNext w:val="false"/>
               <w:spacing w:after="40" w:before="0"/>
               <w:jc w:val="left"/>
             </w:pPr>
@@ -3260,6 +3362,7 @@
           </w:tcPr>
           <w:p>
             <w:pPr>
+              <w:keepNext w:val="false"/>
               <w:spacing w:after="40" w:before="0"/>
               <w:jc w:val="left"/>
             </w:pPr>
@@ -3292,6 +3395,7 @@
           </w:tcPr>
           <w:p>
             <w:pPr>
+              <w:keepNext w:val="false"/>
               <w:spacing w:after="40" w:before="0"/>
               <w:jc w:val="left"/>
             </w:pPr>
@@ -3324,6 +3428,7 @@
           </w:tcPr>
           <w:p>
             <w:pPr>
+              <w:keepNext w:val="false"/>
               <w:spacing w:after="40" w:before="0"/>
               <w:jc w:val="left"/>
             </w:pPr>
@@ -3356,6 +3461,7 @@
           </w:tcPr>
           <w:p>
             <w:pPr>
+              <w:keepNext w:val="false"/>
               <w:spacing w:after="40" w:before="0"/>
               <w:jc w:val="left"/>
             </w:pPr>
@@ -3494,7 +3600,7 @@
         </w:rPr>
         <w:t xml:space="preserve">© 2026 SeaVuria and ARES. This work is licensed under a </w:t>
       </w:r>
-      <w:hyperlink w:history="1" r:id="rIdpocd9iaajzrc6lwdetnzb">
+      <w:hyperlink w:history="1" r:id="rIdpoqr6bm2hxnhkoqtrfiuh">
         <w:r>
           <w:rPr>
             <w:rFonts w:ascii="Arial" w:cs="Arial" w:eastAsia="Arial" w:hAnsi="Arial"/>
@@ -3514,7 +3620,7 @@
         </w:rPr>
         <w:t xml:space="preserve"> (</w:t>
       </w:r>
-      <w:hyperlink w:history="1" r:id="rIdw_wquwmzulfkuqiqzwpng">
+      <w:hyperlink w:history="1" r:id="rIdc8qdgjmoi9ehim8xuui19">
         <w:r>
           <w:rPr>
             <w:rFonts w:ascii="Arial" w:cs="Arial" w:eastAsia="Arial" w:hAnsi="Arial"/>
@@ -3534,7 +3640,7 @@
         </w:rPr>
         <w:t xml:space="preserve">). To view a copy of this license, visit </w:t>
       </w:r>
-      <w:hyperlink w:history="1" r:id="rIdhlgv21mplb0z035asqg4r">
+      <w:hyperlink w:history="1" r:id="rIdhld8d0ivij-5fxcacjkbo">
         <w:r>
           <w:rPr>
             <w:rFonts w:ascii="Arial" w:cs="Arial" w:eastAsia="Arial" w:hAnsi="Arial"/>

--- a/data/outputs/v2/Maths/SS4.1_Statistics_I/Mathematics_Statistics_I_FinalExplanation.docx
+++ b/data/outputs/v2/Maths/SS4.1_Statistics_I/Mathematics_Statistics_I_FinalExplanation.docx
@@ -3600,7 +3600,7 @@
         </w:rPr>
         <w:t xml:space="preserve">© 2026 SeaVuria and ARES. This work is licensed under a </w:t>
       </w:r>
-      <w:hyperlink w:history="1" r:id="rIdpoqr6bm2hxnhkoqtrfiuh">
+      <w:hyperlink w:history="1" r:id="rId2zbeefarphmx2_arcy9d0">
         <w:r>
           <w:rPr>
             <w:rFonts w:ascii="Arial" w:cs="Arial" w:eastAsia="Arial" w:hAnsi="Arial"/>
@@ -3620,7 +3620,7 @@
         </w:rPr>
         <w:t xml:space="preserve"> (</w:t>
       </w:r>
-      <w:hyperlink w:history="1" r:id="rIdc8qdgjmoi9ehim8xuui19">
+      <w:hyperlink w:history="1" r:id="rId5gdvrfy1m4ehwa_phed0j">
         <w:r>
           <w:rPr>
             <w:rFonts w:ascii="Arial" w:cs="Arial" w:eastAsia="Arial" w:hAnsi="Arial"/>
@@ -3640,7 +3640,7 @@
         </w:rPr>
         <w:t xml:space="preserve">). To view a copy of this license, visit </w:t>
       </w:r>
-      <w:hyperlink w:history="1" r:id="rIdhld8d0ivij-5fxcacjkbo">
+      <w:hyperlink w:history="1" r:id="rIdlnnuurpfre77mvink7jx2">
         <w:r>
           <w:rPr>
             <w:rFonts w:ascii="Arial" w:cs="Arial" w:eastAsia="Arial" w:hAnsi="Arial"/>
